--- a/downloads/workbook/ai-1-week-31.docx
+++ b/downloads/workbook/ai-1-week-31.docx
@@ -1292,6 +1292,178 @@
         <w:t>Project connection: Draw the sorter’s decision branches, loop-back arrows, final outputs and invalid-input path so every valid case can terminate.</w:t>
       </w:r>
     </w:p>
+    <w:p>
+      <w:pPr>
+        <w:pStyle w:val="Heading1"/>
+      </w:pPr>
+      <w:r>
+        <w:t>19. Project portfolio milestone</w:t>
+      </w:r>
+    </w:p>
+    <w:p>
+      <w:r>
+        <w:t>Project: Helpful Classroom Sorter</w:t>
+      </w:r>
+    </w:p>
+    <w:p>
+      <w:r>
+        <w:t>Current milestone: Present and defend. Demonstrate the system, explain one failure and justify the next improvement with evidence.</w:t>
+      </w:r>
+    </w:p>
+    <w:p>
+      <w:r>
+        <w:t>Draw the sorter’s decision branches, loop-back arrows, final outputs and invalid-input path so every valid case can terminate.</w:t>
+      </w:r>
+    </w:p>
+    <w:tbl>
+      <w:tblPr>
+        <w:tblStyle w:val="LightShading-Accent1"/>
+        <w:tblW w:type="auto" w:w="0"/>
+        <w:tblLook w:firstColumn="1" w:firstRow="1" w:lastColumn="0" w:lastRow="0" w:noHBand="0" w:noVBand="1" w:val="04A0"/>
+      </w:tblPr>
+      <w:tblGrid>
+        <w:gridCol w:w="5112"/>
+        <w:gridCol w:w="5112"/>
+      </w:tblGrid>
+      <w:tr>
+        <w:trPr>
+          <w:tblHeader/>
+        </w:trPr>
+        <w:tc>
+          <w:tcPr>
+            <w:tcW w:type="dxa" w:w="5112"/>
+          </w:tcPr>
+          <w:p>
+            <w:r>
+              <w:t>Evidence to keep</w:t>
+            </w:r>
+          </w:p>
+        </w:tc>
+        <w:tc>
+          <w:tcPr>
+            <w:tcW w:type="dxa" w:w="5112"/>
+          </w:tcPr>
+          <w:p>
+            <w:r>
+              <w:t>My record</w:t>
+            </w:r>
+          </w:p>
+        </w:tc>
+      </w:tr>
+      <w:tr>
+        <w:tc>
+          <w:tcPr>
+            <w:tcW w:type="dxa" w:w="5112"/>
+          </w:tcPr>
+          <w:p>
+            <w:r>
+              <w:t>This week’s input and deciding step</w:t>
+            </w:r>
+          </w:p>
+        </w:tc>
+        <w:tc>
+          <w:tcPr>
+            <w:tcW w:type="dxa" w:w="5112"/>
+          </w:tcPr>
+          <w:p>
+            <w:r/>
+          </w:p>
+        </w:tc>
+      </w:tr>
+      <w:tr>
+        <w:tc>
+          <w:tcPr>
+            <w:tcW w:type="dxa" w:w="5112"/>
+          </w:tcPr>
+          <w:p>
+            <w:r>
+              <w:t>Prediction and actual result (or labelled paper trace)</w:t>
+            </w:r>
+          </w:p>
+        </w:tc>
+        <w:tc>
+          <w:tcPr>
+            <w:tcW w:type="dxa" w:w="5112"/>
+          </w:tcPr>
+          <w:p>
+            <w:r/>
+          </w:p>
+        </w:tc>
+      </w:tr>
+      <w:tr>
+        <w:tc>
+          <w:tcPr>
+            <w:tcW w:type="dxa" w:w="5112"/>
+          </w:tcPr>
+          <w:p>
+            <w:r>
+              <w:t>One change since the previous checkpoint and why</w:t>
+            </w:r>
+          </w:p>
+        </w:tc>
+        <w:tc>
+          <w:tcPr>
+            <w:tcW w:type="dxa" w:w="5112"/>
+          </w:tcPr>
+          <w:p>
+            <w:r/>
+          </w:p>
+        </w:tc>
+      </w:tr>
+      <w:tr>
+        <w:tc>
+          <w:tcPr>
+            <w:tcW w:type="dxa" w:w="5112"/>
+          </w:tcPr>
+          <w:p>
+            <w:r>
+              <w:t>One error or limit and the next test</w:t>
+            </w:r>
+          </w:p>
+        </w:tc>
+        <w:tc>
+          <w:tcPr>
+            <w:tcW w:type="dxa" w:w="5112"/>
+          </w:tcPr>
+          <w:p>
+            <w:r/>
+          </w:p>
+        </w:tc>
+      </w:tr>
+    </w:tbl>
+    <w:p>
+      <w:pPr>
+        <w:pStyle w:val="Heading3"/>
+      </w:pPr>
+      <w:r>
+        <w:t>Explain what this week adds to your project. Reuse last week’s record rather than starting again.</w:t>
+      </w:r>
+    </w:p>
+    <w:p>
+      <w:r>
+        <w:t>________________________________________________________________</w:t>
+      </w:r>
+    </w:p>
+    <w:p>
+      <w:r>
+        <w:t>________________________________________________________________</w:t>
+      </w:r>
+    </w:p>
+    <w:p>
+      <w:r>
+        <w:t>________________________________________________________________</w:t>
+      </w:r>
+    </w:p>
+    <w:p>
+      <w:r>
+        <w:t>________________________________________________________________</w:t>
+      </w:r>
+    </w:p>
+    <w:p>
+      <w:r>
+        <w:t>________________________________________________________________</w:t>
+      </w:r>
+    </w:p>
     <w:sectPr>
       <w:pgSz w:w="12240" w:h="15840"/>
       <w:pgMar w:top="936" w:right="1008" w:bottom="936" w:left="1008" w:header="720" w:footer="720" w:gutter="0"/>

--- a/downloads/workbook/ai-1-week-31.docx
+++ b/downloads/workbook/ai-1-week-31.docx
@@ -1464,6 +1464,240 @@
         <w:t>________________________________________________________________</w:t>
       </w:r>
     </w:p>
+    <w:p>
+      <w:pPr>
+        <w:pStyle w:val="Heading1"/>
+      </w:pPr>
+      <w:r>
+        <w:t>20. Supported practice and learning evidence</w:t>
+      </w:r>
+    </w:p>
+    <w:p>
+      <w:r>
+        <w:t>Use this supported practice once, in the browser or on paper. Keep the reserved independent assessment for a separate first attempt before teacher feedback.</w:t>
+      </w:r>
+    </w:p>
+    <w:p>
+      <w:r>
+        <w:t>A fictional worksheet routes craft kits by required glue and number of scissors.</w:t>
+      </w:r>
+    </w:p>
+    <w:p>
+      <w:pPr>
+        <w:pStyle w:val="Heading3"/>
+      </w:pPr>
+      <w:r>
+        <w:t>Practice 1: explain the deciding evidence</w:t>
+      </w:r>
+    </w:p>
+    <w:p>
+      <w:r>
+        <w:t>Which labelled step matches this detail? Return K2 without replacing it with later K3.</w:t>
+      </w:r>
+    </w:p>
+    <w:p>
+      <w:r>
+        <w:t>1. Stop</w:t>
+      </w:r>
+    </w:p>
+    <w:p>
+      <w:r>
+        <w:t>2. Evaluate K1</w:t>
+      </w:r>
+    </w:p>
+    <w:p>
+      <w:r>
+        <w:t>3. Evaluate K2</w:t>
+      </w:r>
+    </w:p>
+    <w:p>
+      <w:r>
+        <w:t>4. Validate fields</w:t>
+      </w:r>
+    </w:p>
+    <w:p>
+      <w:pPr>
+        <w:pStyle w:val="Heading3"/>
+      </w:pPr>
+      <w:r>
+        <w:t>My selected conclusion, deciding fact and explanation</w:t>
+      </w:r>
+    </w:p>
+    <w:p>
+      <w:r>
+        <w:t>________________________________________________________________</w:t>
+      </w:r>
+    </w:p>
+    <w:p>
+      <w:r>
+        <w:t>________________________________________________________________</w:t>
+      </w:r>
+    </w:p>
+    <w:p>
+      <w:r>
+        <w:t>________________________________________________________________</w:t>
+      </w:r>
+    </w:p>
+    <w:p>
+      <w:r>
+        <w:t>________________________________________________________________</w:t>
+      </w:r>
+    </w:p>
+    <w:p>
+      <w:r>
+        <w:t>________________________________________________________________</w:t>
+      </w:r>
+    </w:p>
+    <w:p>
+      <w:r>
+        <w:t>Hint if needed: Read the steps in the pictorial case. Match the supplied detail to the stage that performs or records it.</w:t>
+      </w:r>
+    </w:p>
+    <w:p>
+      <w:r>
+        <w:t>After your attempt, compare with the supported explanation: Stop Return K2 without replacing it with later K3. A complete decision process specifies what to do after each result. One passing requirement is insufficient. After a kit passes both, stopping preserves the first-match contract; automatically choosing the largest later kit would implement a different rule. A full scan with no accepted kit returns no match.</w:t>
+      </w:r>
+    </w:p>
+    <w:p>
+      <w:pPr>
+        <w:pStyle w:val="Heading3"/>
+      </w:pPr>
+      <w:r>
+        <w:t>Practice 2: explain the deciding evidence</w:t>
+      </w:r>
+    </w:p>
+    <w:p>
+      <w:r>
+        <w:t>Changed-case practice: Increase scissors needed to 3. Which conclusion is supported by the supplied facts?</w:t>
+      </w:r>
+    </w:p>
+    <w:p>
+      <w:r>
+        <w:t>1. K3 is selected.</w:t>
+      </w:r>
+    </w:p>
+    <w:p>
+      <w:r>
+        <w:t>2. We can decide the result without examining the changed input or the procedure.</w:t>
+      </w:r>
+    </w:p>
+    <w:p>
+      <w:r>
+        <w:t>3. This one example guarantees correct results for every future input.</w:t>
+      </w:r>
+    </w:p>
+    <w:p>
+      <w:pPr>
+        <w:pStyle w:val="Heading3"/>
+      </w:pPr>
+      <w:r>
+        <w:t>My selected conclusion, deciding fact and explanation</w:t>
+      </w:r>
+    </w:p>
+    <w:p>
+      <w:r>
+        <w:t>________________________________________________________________</w:t>
+      </w:r>
+    </w:p>
+    <w:p>
+      <w:r>
+        <w:t>________________________________________________________________</w:t>
+      </w:r>
+    </w:p>
+    <w:p>
+      <w:r>
+        <w:t>________________________________________________________________</w:t>
+      </w:r>
+    </w:p>
+    <w:p>
+      <w:r>
+        <w:t>________________________________________________________________</w:t>
+      </w:r>
+    </w:p>
+    <w:p>
+      <w:r>
+        <w:t>________________________________________________________________</w:t>
+      </w:r>
+    </w:p>
+    <w:p>
+      <w:r>
+        <w:t>Hint if needed: Use the changed condition and the deciding step in the pictorial trace. The answer must say what follows from those facts.</w:t>
+      </w:r>
+    </w:p>
+    <w:p>
+      <w:r>
+        <w:t>After your attempt, compare with the supported explanation: K3 is selected. K1 lacks glue; K2 has only 2 scissors; K3 has glue and 4.</w:t>
+      </w:r>
+    </w:p>
+    <w:p>
+      <w:pPr>
+        <w:pStyle w:val="Heading3"/>
+      </w:pPr>
+      <w:r>
+        <w:t>Repair a missing building block</w:t>
+      </w:r>
+    </w:p>
+    <w:p>
+      <w:r>
+        <w:t>Review Choose Inputs and Outputs (ai-1/30). Goal: Turn the project outcome into precise input and output requirements. Short practice: Trace requests 10 and blank. Why should they not receive the same explanation?. Return to this week and explain what you changed.</w:t>
+      </w:r>
+    </w:p>
+    <w:p>
+      <w:r>
+        <w:t>Review Humans Set Boundaries (ai-1/28). Goal: Distinguish a system’s capability, the correctness of its output and permission to take an action. Short practice: Which original proposal is authorised? Why do the other two need separate approval?. Return to this week and explain what you changed.</w:t>
+      </w:r>
+    </w:p>
+    <w:p>
+      <w:r>
+        <w:t>Review Generate, Retrieve, or Calculate? (ai-1/25). Goal: Distinguish retrieving a record, calculating from inputs and generating wording. Short practice: Label each arrow with its operation. Can the system add snacks because invitations often mention them?. Return to this week and explain what you changed.</w:t>
+      </w:r>
+    </w:p>
+    <w:p>
+      <w:pPr>
+        <w:pStyle w:val="Heading3"/>
+      </w:pPr>
+      <w:r>
+        <w:t>Keep your completed work</w:t>
+      </w:r>
+    </w:p>
+    <w:p>
+      <w:r>
+        <w:t>Use Download completed work in the hosted lesson to export your answers, reflections, practice feedback and code-run evidence. Open the HTML copy to read or print it. Drafts stay in this browser when storage is available; clear drafts on a shared device.</w:t>
+      </w:r>
+    </w:p>
+    <w:p>
+      <w:pPr>
+        <w:pStyle w:val="Heading3"/>
+      </w:pPr>
+      <w:r>
+        <w:t>What I repaired, the evidence I kept and the next test</w:t>
+      </w:r>
+    </w:p>
+    <w:p>
+      <w:r>
+        <w:t>________________________________________________________________</w:t>
+      </w:r>
+    </w:p>
+    <w:p>
+      <w:r>
+        <w:t>________________________________________________________________</w:t>
+      </w:r>
+    </w:p>
+    <w:p>
+      <w:r>
+        <w:t>________________________________________________________________</w:t>
+      </w:r>
+    </w:p>
+    <w:p>
+      <w:r>
+        <w:t>________________________________________________________________</w:t>
+      </w:r>
+    </w:p>
+    <w:p>
+      <w:r>
+        <w:t>________________________________________________________________</w:t>
+      </w:r>
+    </w:p>
     <w:sectPr>
       <w:pgSz w:w="12240" w:h="15840"/>
       <w:pgMar w:top="936" w:right="1008" w:bottom="936" w:left="1008" w:header="720" w:footer="720" w:gutter="0"/>

--- a/downloads/workbook/ai-1-week-31.docx
+++ b/downloads/workbook/ai-1-week-31.docx
@@ -30,7 +30,30 @@
     </w:p>
     <w:p>
       <w:r>
-        <w:t>Try the recall before opening notes. Then use a different colour or a labelled second line to correct your explanation.</w:t>
+        <w:t>Record your starting explanation for Design the Decision Process before opening notes. Show any later correction separately.</w:t>
+      </w:r>
+    </w:p>
+    <w:p>
+      <w:pPr>
+        <w:spacing w:line="336" w:lineRule="auto" w:after="180"/>
+      </w:pPr>
+      <w:r>
+        <w:rPr>
+          <w:b w:val="0"/>
+        </w:rPr>
+        <w:t xml:space="preserve">Try the recall before opening notes. Then use a different colour or a labelled second line to correct your </w:t>
+      </w:r>
+      <w:r>
+        <w:rPr>
+          <w:b/>
+        </w:rPr>
+        <w:t>explanation</w:t>
+      </w:r>
+      <w:r>
+        <w:rPr>
+          <w:b w:val="0"/>
+        </w:rPr>
+        <w:t>.</w:t>
       </w:r>
     </w:p>
     <w:p>
@@ -42,8 +65,38 @@
       </w:r>
     </w:p>
     <w:p>
-      <w:r>
-        <w:t>Without opening the old lesson, explain one key idea from Choose Inputs and Outputs. Give an example and a mistake that the idea helps you avoid.</w:t>
+      <w:pPr>
+        <w:spacing w:line="336" w:lineRule="auto" w:after="180"/>
+      </w:pPr>
+      <w:r>
+        <w:rPr>
+          <w:b w:val="0"/>
+        </w:rPr>
+        <w:t xml:space="preserve">Without opening the old lesson, explain one key idea from Choose </w:t>
+      </w:r>
+      <w:r>
+        <w:rPr>
+          <w:b/>
+        </w:rPr>
+        <w:t>Input</w:t>
+      </w:r>
+      <w:r>
+        <w:rPr>
+          <w:b w:val="0"/>
+        </w:rPr>
+        <w:t xml:space="preserve">s and </w:t>
+      </w:r>
+      <w:r>
+        <w:rPr>
+          <w:b/>
+        </w:rPr>
+        <w:t>Output</w:t>
+      </w:r>
+      <w:r>
+        <w:rPr>
+          <w:b w:val="0"/>
+        </w:rPr>
+        <w:t>s. Give an example and a mistake that the idea helps you avoid.</w:t>
       </w:r>
     </w:p>
     <w:p>
@@ -78,7 +131,13 @@
       </w:r>
     </w:p>
     <w:p>
-      <w:r>
+      <w:pPr>
+        <w:spacing w:line="336" w:lineRule="auto" w:after="180"/>
+      </w:pPr>
+      <w:r>
+        <w:rPr>
+          <w:b w:val="0"/>
+        </w:rPr>
         <w:t>Without opening the old lesson, explain one key idea from Humans Set Boundaries. Give an example and a mistake that the idea helps you avoid.</w:t>
       </w:r>
     </w:p>
@@ -114,7 +173,13 @@
       </w:r>
     </w:p>
     <w:p>
-      <w:r>
+      <w:pPr>
+        <w:spacing w:line="336" w:lineRule="auto" w:after="180"/>
+      </w:pPr>
+      <w:r>
+        <w:rPr>
+          <w:b w:val="0"/>
+        </w:rPr>
         <w:t>Without opening the old lesson, explain one key idea from Generate, Retrieve, or Calculate?. Give an example and a mistake that the idea helps you avoid.</w:t>
       </w:r>
     </w:p>
@@ -151,7 +216,42 @@
     </w:p>
     <w:p>
       <w:r>
-        <w:t>Use W2: Track the current candidate for Designing a complete decision process. Record the answer once; the lesson and workbook refer to the same attempt.</w:t>
+        <w:t>Complete the supported Design the Decision Process trace and record the first step you can explain without help.</w:t>
+      </w:r>
+    </w:p>
+    <w:p>
+      <w:pPr>
+        <w:spacing w:line="336" w:lineRule="auto" w:after="180"/>
+      </w:pPr>
+      <w:r>
+        <w:rPr>
+          <w:b w:val="0"/>
+        </w:rPr>
+        <w:t xml:space="preserve">Use W2: Track the current </w:t>
+      </w:r>
+      <w:r>
+        <w:rPr>
+          <w:b/>
+        </w:rPr>
+        <w:t>candidate</w:t>
+      </w:r>
+      <w:r>
+        <w:rPr>
+          <w:b w:val="0"/>
+        </w:rPr>
+        <w:t xml:space="preserve"> for Designing a complete decision </w:t>
+      </w:r>
+      <w:r>
+        <w:rPr>
+          <w:b/>
+        </w:rPr>
+        <w:t>process</w:t>
+      </w:r>
+      <w:r>
+        <w:rPr>
+          <w:b w:val="0"/>
+        </w:rPr>
+        <w:t>. Record the answer once; the lesson and workbook refer to the same attempt.</w:t>
       </w:r>
     </w:p>
     <w:tbl>
@@ -279,7 +379,65 @@
     </w:p>
     <w:p>
       <w:r>
-        <w:t>Use the worked case for Designing a complete decision process. Proposed explanation: “One failed row proves no match”. Decide whether this explanation is supported. Point to the step or supplied fact that decides; explain your repair if needed.</w:t>
+        <w:t>Check the proposed Design the Decision Process explanation against the supplied facts before discussing it.</w:t>
+      </w:r>
+    </w:p>
+    <w:p>
+      <w:pPr>
+        <w:spacing w:line="336" w:lineRule="auto" w:after="180"/>
+      </w:pPr>
+      <w:r>
+        <w:rPr>
+          <w:b w:val="0"/>
+        </w:rPr>
+        <w:t xml:space="preserve">Use the worked case for Designing a complete decision </w:t>
+      </w:r>
+      <w:r>
+        <w:rPr>
+          <w:b/>
+        </w:rPr>
+        <w:t>process</w:t>
+      </w:r>
+      <w:r>
+        <w:rPr>
+          <w:b w:val="0"/>
+        </w:rPr>
+        <w:t xml:space="preserve">. Proposed </w:t>
+      </w:r>
+      <w:r>
+        <w:rPr>
+          <w:b/>
+        </w:rPr>
+        <w:t>explanation</w:t>
+      </w:r>
+      <w:r>
+        <w:rPr>
+          <w:b w:val="0"/>
+        </w:rPr>
+        <w:t xml:space="preserve">: “One failed row proves no match”. Decide whether this </w:t>
+      </w:r>
+      <w:r>
+        <w:rPr>
+          <w:b/>
+        </w:rPr>
+        <w:t>explanation</w:t>
+      </w:r>
+      <w:r>
+        <w:rPr>
+          <w:b w:val="0"/>
+        </w:rPr>
+        <w:t xml:space="preserve"> is supported.</w:t>
+      </w:r>
+    </w:p>
+    <w:p>
+      <w:pPr>
+        <w:spacing w:line="336" w:lineRule="auto" w:after="180"/>
+      </w:pPr>
+      <w:r>
+        <w:rPr>
+          <w:b w:val="0"/>
+        </w:rPr>
+        <w:t>Point to the step or supplied fact that decides; explain your repair if needed.</w:t>
       </w:r>
     </w:p>
     <w:p>
@@ -319,6 +477,11 @@
       </w:r>
     </w:p>
     <w:p>
+      <w:r>
+        <w:t>Write one first attempt at the reserved independent case before feedback. Repeated copies of that case refer to the same recorded attempt.</w:t>
+      </w:r>
+    </w:p>
+    <w:p>
       <w:pPr>
         <w:pStyle w:val="Heading3"/>
       </w:pPr>
@@ -327,8 +490,72 @@
       </w:r>
     </w:p>
     <w:p>
-      <w:r>
-        <w:t>A new paper catalogue lists C1 first, capacity 4, quiet Yes; C2 second, capacity 8, quiet No. Valid requests give a whole group size from 1 to 10 and Quiet required Yes or No. A room fits if capacity is at least group size and the quiet condition is met; choose the first fit. Write a complete process with validation, search, state change and stopping rules. Trace 6 people No and explain the outcome for a blank quiet field. No booking takes place.</w:t>
+      <w:pPr>
+        <w:spacing w:line="336" w:lineRule="auto" w:after="180"/>
+      </w:pPr>
+      <w:r>
+        <w:rPr>
+          <w:b w:val="0"/>
+        </w:rPr>
+        <w:t>A new paper catalogue lists C1 first, capacity 4, quiet Yes; C2 second, capacity 8, quiet No. Valid requests give a whole group size from 1 to 10 and Quiet required Yes or No.</w:t>
+      </w:r>
+    </w:p>
+    <w:p>
+      <w:pPr>
+        <w:spacing w:line="336" w:lineRule="auto" w:after="180"/>
+      </w:pPr>
+      <w:r>
+        <w:rPr>
+          <w:b w:val="0"/>
+        </w:rPr>
+        <w:t xml:space="preserve">A room fits if capacity is at least group size and the quiet condition is met; choose the first fit. Write a complete </w:t>
+      </w:r>
+      <w:r>
+        <w:rPr>
+          <w:b/>
+        </w:rPr>
+        <w:t>process</w:t>
+      </w:r>
+      <w:r>
+        <w:rPr>
+          <w:b w:val="0"/>
+        </w:rPr>
+        <w:t xml:space="preserve"> with </w:t>
+      </w:r>
+      <w:r>
+        <w:rPr>
+          <w:b/>
+        </w:rPr>
+        <w:t>validation</w:t>
+      </w:r>
+      <w:r>
+        <w:rPr>
+          <w:b w:val="0"/>
+        </w:rPr>
+        <w:t xml:space="preserve">, search, </w:t>
+      </w:r>
+      <w:r>
+        <w:rPr>
+          <w:b/>
+        </w:rPr>
+        <w:t>state</w:t>
+      </w:r>
+      <w:r>
+        <w:rPr>
+          <w:b w:val="0"/>
+        </w:rPr>
+        <w:t xml:space="preserve"> change and stopping rules.</w:t>
+      </w:r>
+    </w:p>
+    <w:p>
+      <w:pPr>
+        <w:spacing w:line="336" w:lineRule="auto" w:after="180"/>
+      </w:pPr>
+      <w:r>
+        <w:rPr>
+          <w:b w:val="0"/>
+        </w:rPr>
+        <w:t>Trace 6 people No and explain the outcome for a blank quiet field. No booking takes place.</w:t>
       </w:r>
     </w:p>
     <w:p>
@@ -375,7 +602,13 @@
       </w:r>
     </w:p>
     <w:p>
-      <w:r>
+      <w:pPr>
+        <w:spacing w:line="336" w:lineRule="auto" w:after="180"/>
+      </w:pPr>
+      <w:r>
+        <w:rPr>
+          <w:b w:val="0"/>
+        </w:rPr>
         <w:t>Attempt this case before feedback. Record any help. Earlier examples below are further practice; a case already practised with feedback cannot establish fresh transfer.</w:t>
       </w:r>
     </w:p>
@@ -389,7 +622,42 @@
     </w:p>
     <w:p>
       <w:r>
-        <w:t>Rule: if paper then P, otherwise M. Inputs are paper, metal, glass and unknown. Repair the rule for paper and metal trays without inventing a glass tray. Trace all four inputs.</w:t>
+        <w:t>Connect the Design the Decision Process target to a trace and a justified conclusion.</w:t>
+      </w:r>
+    </w:p>
+    <w:p>
+      <w:pPr>
+        <w:spacing w:line="336" w:lineRule="auto" w:after="180"/>
+      </w:pPr>
+      <w:r>
+        <w:rPr>
+          <w:b w:val="0"/>
+        </w:rPr>
+        <w:t xml:space="preserve">Rule: if paper then P, otherwise M. </w:t>
+      </w:r>
+      <w:r>
+        <w:rPr>
+          <w:b/>
+        </w:rPr>
+        <w:t>Input</w:t>
+      </w:r>
+      <w:r>
+        <w:rPr>
+          <w:b w:val="0"/>
+        </w:rPr>
+        <w:t xml:space="preserve">s are paper, metal, glass and unknown. Repair the rule for paper and metal trays without inventing a glass tray. Trace all four </w:t>
+      </w:r>
+      <w:r>
+        <w:rPr>
+          <w:b/>
+        </w:rPr>
+        <w:t>input</w:t>
+      </w:r>
+      <w:r>
+        <w:rPr>
+          <w:b w:val="0"/>
+        </w:rPr>
+        <w:t>s.</w:t>
       </w:r>
     </w:p>
     <w:p>
@@ -402,17 +670,58 @@
     </w:p>
     <w:p>
       <w:r>
-        <w:t>A rule sends paper to P and everything else to M. Inputs include paper, metal and glass.</w:t>
-      </w:r>
-    </w:p>
-    <w:p>
-      <w:r>
+        <w:t>Solve the supplied Design the Decision Process case and show the deciding evidence.</w:t>
+      </w:r>
+    </w:p>
+    <w:p>
+      <w:pPr>
+        <w:spacing w:line="336" w:lineRule="auto" w:after="180"/>
+      </w:pPr>
+      <w:r>
+        <w:rPr>
+          <w:b w:val="0"/>
+        </w:rPr>
+        <w:t xml:space="preserve">A rule sends paper to P and everything else to M. </w:t>
+      </w:r>
+      <w:r>
+        <w:rPr>
+          <w:b/>
+        </w:rPr>
+        <w:t>Input</w:t>
+      </w:r>
+      <w:r>
+        <w:rPr>
+          <w:b w:val="0"/>
+        </w:rPr>
+        <w:t>s include paper, metal and glass.</w:t>
+      </w:r>
+    </w:p>
+    <w:p>
+      <w:pPr>
+        <w:spacing w:line="336" w:lineRule="auto" w:after="180"/>
+      </w:pPr>
+      <w:r>
+        <w:rPr>
+          <w:b w:val="0"/>
+        </w:rPr>
         <w:t>Trace glass and repair the rule.</w:t>
       </w:r>
     </w:p>
     <w:p>
-      <w:r>
-        <w:t>Show your trace, calculation or evidence</w:t>
+      <w:pPr>
+        <w:spacing w:line="336" w:lineRule="auto" w:after="180"/>
+      </w:pPr>
+      <w:r>
+        <w:rPr>
+          <w:b w:val="0"/>
+        </w:rPr>
+        <w:t xml:space="preserve">Show your trace, calculation or </w:t>
+      </w:r>
+      <w:r>
+        <w:rPr>
+          <w:b/>
+        </w:rPr>
+        <w:t>evidence</w:t>
       </w:r>
     </w:p>
     <w:p>
@@ -458,11 +767,40 @@
     </w:p>
     <w:p>
       <w:r>
-        <w:t>Write a decision process: a clear pencil goes to the pencil tray, a clear book to the shelf, and an unknown object to review. Trace a lunch box.</w:t>
-      </w:r>
-    </w:p>
-    <w:p>
-      <w:r>
+        <w:t>Apply the procedure to the changed case and record why the conclusion follows.</w:t>
+      </w:r>
+    </w:p>
+    <w:p>
+      <w:pPr>
+        <w:spacing w:line="336" w:lineRule="auto" w:after="180"/>
+      </w:pPr>
+      <w:r>
+        <w:rPr>
+          <w:b w:val="0"/>
+        </w:rPr>
+        <w:t xml:space="preserve">Write a decision </w:t>
+      </w:r>
+      <w:r>
+        <w:rPr>
+          <w:b/>
+        </w:rPr>
+        <w:t>process</w:t>
+      </w:r>
+      <w:r>
+        <w:rPr>
+          <w:b w:val="0"/>
+        </w:rPr>
+        <w:t>: a clear pencil goes to the pencil tray, a clear book to the shelf, and an unknown object to review. Trace a lunch box.</w:t>
+      </w:r>
+    </w:p>
+    <w:p>
+      <w:pPr>
+        <w:spacing w:line="336" w:lineRule="auto" w:after="180"/>
+      </w:pPr>
+      <w:r>
+        <w:rPr>
+          <w:b w:val="0"/>
+        </w:rPr>
         <w:t>My independent answer and reason</w:t>
       </w:r>
     </w:p>
@@ -517,7 +855,30 @@
     </w:p>
     <w:p>
       <w:r>
-        <w:t>Create a changed input, boundary case or missing-information case. Write the expected answer or safe response before testing.</w:t>
+        <w:t>Specify a changed input, expected result and observation separately.</w:t>
+      </w:r>
+    </w:p>
+    <w:p>
+      <w:pPr>
+        <w:spacing w:line="336" w:lineRule="auto" w:after="180"/>
+      </w:pPr>
+      <w:r>
+        <w:rPr>
+          <w:b w:val="0"/>
+        </w:rPr>
+        <w:t xml:space="preserve">Create a changed </w:t>
+      </w:r>
+      <w:r>
+        <w:rPr>
+          <w:b/>
+        </w:rPr>
+        <w:t>input</w:t>
+      </w:r>
+      <w:r>
+        <w:rPr>
+          <w:b w:val="0"/>
+        </w:rPr>
+        <w:t>, boundary case or missing-information case. Write the expected answer or safe response before testing.</w:t>
       </w:r>
     </w:p>
     <w:tbl>
@@ -646,12 +1007,77 @@
     </w:p>
     <w:p>
       <w:r>
-        <w:t>Complete the sorter v1 decision flow and annotate every branch with the evidence it uses.</w:t>
-      </w:r>
-    </w:p>
-    <w:p>
-      <w:r>
-        <w:t>The project change and evidence I will keep</w:t>
+        <w:t>Justify what Design the Decision Process adds to Helpful Classroom Sorter and keep the evidence.</w:t>
+      </w:r>
+    </w:p>
+    <w:p>
+      <w:pPr>
+        <w:spacing w:line="336" w:lineRule="auto" w:after="180"/>
+      </w:pPr>
+      <w:r>
+        <w:rPr>
+          <w:b w:val="0"/>
+        </w:rPr>
+        <w:t xml:space="preserve">Complete the sorter v1 </w:t>
+      </w:r>
+      <w:r>
+        <w:rPr>
+          <w:b/>
+        </w:rPr>
+        <w:t>decision flow</w:t>
+      </w:r>
+      <w:r>
+        <w:rPr>
+          <w:b w:val="0"/>
+        </w:rPr>
+        <w:t xml:space="preserve"> and annotate every </w:t>
+      </w:r>
+      <w:r>
+        <w:rPr>
+          <w:b/>
+        </w:rPr>
+        <w:t>branch</w:t>
+      </w:r>
+      <w:r>
+        <w:rPr>
+          <w:b w:val="0"/>
+        </w:rPr>
+        <w:t xml:space="preserve"> with the </w:t>
+      </w:r>
+      <w:r>
+        <w:rPr>
+          <w:b/>
+        </w:rPr>
+        <w:t>evidence</w:t>
+      </w:r>
+      <w:r>
+        <w:rPr>
+          <w:b w:val="0"/>
+        </w:rPr>
+        <w:t xml:space="preserve"> it uses.</w:t>
+      </w:r>
+    </w:p>
+    <w:p>
+      <w:pPr>
+        <w:spacing w:line="336" w:lineRule="auto" w:after="180"/>
+      </w:pPr>
+      <w:r>
+        <w:rPr>
+          <w:b w:val="0"/>
+        </w:rPr>
+        <w:t xml:space="preserve">The project change and </w:t>
+      </w:r>
+      <w:r>
+        <w:rPr>
+          <w:b/>
+        </w:rPr>
+        <w:t>evidence</w:t>
+      </w:r>
+      <w:r>
+        <w:rPr>
+          <w:b w:val="0"/>
+        </w:rPr>
+        <w:t xml:space="preserve"> I will keep</w:t>
       </w:r>
     </w:p>
     <w:p>
@@ -697,11 +1123,54 @@
     </w:p>
     <w:p>
       <w:r>
-        <w:t>I can explain the mechanism. I can show evidence. I can handle a changed case. I can name a limit. Mark each as not yet, with help or independently, and attach supporting work.</w:t>
-      </w:r>
-    </w:p>
-    <w:p>
-      <w:r>
+        <w:t>Judge explanation, evidence, transfer and limits separately; attach the work behind your judgement.</w:t>
+      </w:r>
+    </w:p>
+    <w:p>
+      <w:pPr>
+        <w:pStyle w:val="ListBullet"/>
+      </w:pPr>
+      <w:r>
+        <w:t>I can explain the mechanism.</w:t>
+      </w:r>
+    </w:p>
+    <w:p>
+      <w:pPr>
+        <w:pStyle w:val="ListBullet"/>
+      </w:pPr>
+      <w:r>
+        <w:t>I can show evidence.</w:t>
+      </w:r>
+    </w:p>
+    <w:p>
+      <w:pPr>
+        <w:pStyle w:val="ListBullet"/>
+      </w:pPr>
+      <w:r>
+        <w:t>I can handle a changed case.</w:t>
+      </w:r>
+    </w:p>
+    <w:p>
+      <w:pPr>
+        <w:pStyle w:val="ListBullet"/>
+      </w:pPr>
+      <w:r>
+        <w:t>I can name a limit.</w:t>
+      </w:r>
+    </w:p>
+    <w:p>
+      <w:r>
+        <w:t>Mark each as not yet, with help or independently, and attach supporting work.</w:t>
+      </w:r>
+    </w:p>
+    <w:p>
+      <w:pPr>
+        <w:spacing w:line="336" w:lineRule="auto" w:after="180"/>
+      </w:pPr>
+      <w:r>
+        <w:rPr>
+          <w:b w:val="0"/>
+        </w:rPr>
         <w:t>Teacher review ____________________  Next step ____________________</w:t>
       </w:r>
     </w:p>
@@ -715,7 +1184,42 @@
     </w:p>
     <w:p>
       <w:r>
-        <w:t>Rule: if paper then P, otherwise M. Inputs are paper, metal, glass and unknown. Repair the rule for paper and metal trays without inventing a glass tray. Trace all four inputs.</w:t>
+        <w:t>Use this earlier case as transfer practice. A case already discussed with feedback is not fresh assessment evidence.</w:t>
+      </w:r>
+    </w:p>
+    <w:p>
+      <w:pPr>
+        <w:spacing w:line="336" w:lineRule="auto" w:after="180"/>
+      </w:pPr>
+      <w:r>
+        <w:rPr>
+          <w:b w:val="0"/>
+        </w:rPr>
+        <w:t xml:space="preserve">Rule: if paper then P, otherwise M. </w:t>
+      </w:r>
+      <w:r>
+        <w:rPr>
+          <w:b/>
+        </w:rPr>
+        <w:t>Input</w:t>
+      </w:r>
+      <w:r>
+        <w:rPr>
+          <w:b w:val="0"/>
+        </w:rPr>
+        <w:t xml:space="preserve">s are paper, metal, glass and unknown. Repair the rule for paper and metal trays without inventing a glass tray. Trace all four </w:t>
+      </w:r>
+      <w:r>
+        <w:rPr>
+          <w:b/>
+        </w:rPr>
+        <w:t>input</w:t>
+      </w:r>
+      <w:r>
+        <w:rPr>
+          <w:b w:val="0"/>
+        </w:rPr>
+        <w:t>s.</w:t>
       </w:r>
     </w:p>
     <w:p>
@@ -762,8 +1266,26 @@
       </w:r>
     </w:p>
     <w:p>
-      <w:r>
-        <w:t>Record support used: none, hint or teacher explanation.</w:t>
+      <w:pPr>
+        <w:spacing w:line="336" w:lineRule="auto" w:after="180"/>
+      </w:pPr>
+      <w:r>
+        <w:rPr>
+          <w:b w:val="0"/>
+        </w:rPr>
+        <w:t xml:space="preserve">Record support used: none, hint or teacher </w:t>
+      </w:r>
+      <w:r>
+        <w:rPr>
+          <w:b/>
+        </w:rPr>
+        <w:t>explanation</w:t>
+      </w:r>
+      <w:r>
+        <w:rPr>
+          <w:b w:val="0"/>
+        </w:rPr>
+        <w:t>.</w:t>
       </w:r>
     </w:p>
     <w:p>
@@ -776,7 +1298,54 @@
     </w:p>
     <w:p>
       <w:r>
-        <w:t>Name the three kinds of final output in the activity process and the condition that leads to each. Explain why a candidate failing its time check is not automatically a final no-match result.</w:t>
+        <w:t>Describe all possible kinds of ending. Apply the supplied Design the Decision Process facts and keep your reasoning.</w:t>
+      </w:r>
+    </w:p>
+    <w:p>
+      <w:pPr>
+        <w:spacing w:line="336" w:lineRule="auto" w:after="180"/>
+      </w:pPr>
+      <w:r>
+        <w:rPr>
+          <w:b w:val="0"/>
+        </w:rPr>
+        <w:t xml:space="preserve">Name the three kinds of final </w:t>
+      </w:r>
+      <w:r>
+        <w:rPr>
+          <w:b/>
+        </w:rPr>
+        <w:t>output</w:t>
+      </w:r>
+      <w:r>
+        <w:rPr>
+          <w:b w:val="0"/>
+        </w:rPr>
+        <w:t xml:space="preserve"> in the activity </w:t>
+      </w:r>
+      <w:r>
+        <w:rPr>
+          <w:b/>
+        </w:rPr>
+        <w:t>process</w:t>
+      </w:r>
+      <w:r>
+        <w:rPr>
+          <w:b w:val="0"/>
+        </w:rPr>
+        <w:t xml:space="preserve"> and the condition that leads to each. Explain why a </w:t>
+      </w:r>
+      <w:r>
+        <w:rPr>
+          <w:b/>
+        </w:rPr>
+        <w:t>candidate</w:t>
+      </w:r>
+      <w:r>
+        <w:rPr>
+          <w:b w:val="0"/>
+        </w:rPr>
+        <w:t xml:space="preserve"> failing its time check is not automatically a final no-match result.</w:t>
       </w:r>
     </w:p>
     <w:p>
@@ -827,7 +1396,54 @@
     </w:p>
     <w:p>
       <w:r>
-        <w:t>Trace 9 minutes with Quiet required No. Record the current candidate, time result, quiet condition and next step until the process stops. Explain why the request values should not change as the candidate advances.</w:t>
+        <w:t>Track the current candidate. Apply the supplied Design the Decision Process facts and keep your reasoning.</w:t>
+      </w:r>
+    </w:p>
+    <w:p>
+      <w:pPr>
+        <w:spacing w:line="336" w:lineRule="auto" w:after="180"/>
+      </w:pPr>
+      <w:r>
+        <w:rPr>
+          <w:b w:val="0"/>
+        </w:rPr>
+        <w:t xml:space="preserve">Trace 9 minutes with Quiet required No. Record the current </w:t>
+      </w:r>
+      <w:r>
+        <w:rPr>
+          <w:b/>
+        </w:rPr>
+        <w:t>candidate</w:t>
+      </w:r>
+      <w:r>
+        <w:rPr>
+          <w:b w:val="0"/>
+        </w:rPr>
+        <w:t xml:space="preserve">, time result, quiet condition and next step until the </w:t>
+      </w:r>
+      <w:r>
+        <w:rPr>
+          <w:b/>
+        </w:rPr>
+        <w:t>process</w:t>
+      </w:r>
+      <w:r>
+        <w:rPr>
+          <w:b w:val="0"/>
+        </w:rPr>
+        <w:t xml:space="preserve"> stops. Explain why the request values should not change as the </w:t>
+      </w:r>
+      <w:r>
+        <w:rPr>
+          <w:b/>
+        </w:rPr>
+        <w:t>candidate</w:t>
+      </w:r>
+      <w:r>
+        <w:rPr>
+          <w:b w:val="0"/>
+        </w:rPr>
+        <w:t xml:space="preserve"> advances.</w:t>
       </w:r>
     </w:p>
     <w:p>
@@ -878,7 +1494,29 @@
     </w:p>
     <w:p>
       <w:r>
-        <w:t>A design says “If the activity is quiet OR its time fits, suggest it.” For 5 minutes with Quiet required Yes it selects B1. Identify the failed requirement and replace the condition with a correct one. Give the correct result for this request.</w:t>
+        <w:t>Repair an incorrect branch. Apply the supplied Design the Decision Process facts and keep your reasoning.</w:t>
+      </w:r>
+    </w:p>
+    <w:p>
+      <w:pPr>
+        <w:spacing w:line="336" w:lineRule="auto" w:after="180"/>
+      </w:pPr>
+      <w:r>
+        <w:rPr>
+          <w:b w:val="0"/>
+        </w:rPr>
+        <w:t>A design says “If the activity is quiet OR its time fits, suggest it.” For 5 minutes with Quiet required Yes it selects B1. Identify the failed requirement and replace the condition with a correct one.</w:t>
+      </w:r>
+    </w:p>
+    <w:p>
+      <w:pPr>
+        <w:spacing w:line="336" w:lineRule="auto" w:after="180"/>
+      </w:pPr>
+      <w:r>
+        <w:rPr>
+          <w:b w:val="0"/>
+        </w:rPr>
+        <w:t>Give the correct result for this request.</w:t>
       </w:r>
     </w:p>
     <w:p>
@@ -929,7 +1567,76 @@
     </w:p>
     <w:p>
       <w:r>
-        <w:t>A new paper catalogue lists C1 first, capacity 4, quiet Yes; C2 second, capacity 8, quiet No. Valid requests give a whole group size from 1 to 10 and Quiet required Yes or No. A room fits if capacity is at least group size and the quiet condition is met; choose the first fit. Write a complete process with validation, search, state change and stopping rules. Trace 6 people No and explain the outcome for a blank quiet field. No booking takes place.</w:t>
+        <w:t>Attempt before feedback. If this repeats the selected independent case, reuse that first attempt; otherwise keep a separate record. Design a complete room decision process. Apply the supplied Design the Decision Process facts and keep your reasoning.</w:t>
+      </w:r>
+    </w:p>
+    <w:p>
+      <w:pPr>
+        <w:spacing w:line="336" w:lineRule="auto" w:after="180"/>
+      </w:pPr>
+      <w:r>
+        <w:rPr>
+          <w:b w:val="0"/>
+        </w:rPr>
+        <w:t>A new paper catalogue lists C1 first, capacity 4, quiet Yes; C2 second, capacity 8, quiet No. Valid requests give a whole group size from 1 to 10 and Quiet required Yes or No.</w:t>
+      </w:r>
+    </w:p>
+    <w:p>
+      <w:pPr>
+        <w:spacing w:line="336" w:lineRule="auto" w:after="180"/>
+      </w:pPr>
+      <w:r>
+        <w:rPr>
+          <w:b w:val="0"/>
+        </w:rPr>
+        <w:t xml:space="preserve">A room fits if capacity is at least group size and the quiet condition is met; choose the first fit. Write a complete </w:t>
+      </w:r>
+      <w:r>
+        <w:rPr>
+          <w:b/>
+        </w:rPr>
+        <w:t>process</w:t>
+      </w:r>
+      <w:r>
+        <w:rPr>
+          <w:b w:val="0"/>
+        </w:rPr>
+        <w:t xml:space="preserve"> with </w:t>
+      </w:r>
+      <w:r>
+        <w:rPr>
+          <w:b/>
+        </w:rPr>
+        <w:t>validation</w:t>
+      </w:r>
+      <w:r>
+        <w:rPr>
+          <w:b w:val="0"/>
+        </w:rPr>
+        <w:t xml:space="preserve">, search, </w:t>
+      </w:r>
+      <w:r>
+        <w:rPr>
+          <w:b/>
+        </w:rPr>
+        <w:t>state</w:t>
+      </w:r>
+      <w:r>
+        <w:rPr>
+          <w:b w:val="0"/>
+        </w:rPr>
+        <w:t xml:space="preserve"> change and stopping rules.</w:t>
+      </w:r>
+    </w:p>
+    <w:p>
+      <w:pPr>
+        <w:spacing w:line="336" w:lineRule="auto" w:after="180"/>
+      </w:pPr>
+      <w:r>
+        <w:rPr>
+          <w:b w:val="0"/>
+        </w:rPr>
+        <w:t>Trace 6 people No and explain the outcome for a blank quiet field. No booking takes place.</w:t>
       </w:r>
     </w:p>
     <w:p>
@@ -990,7 +1697,29 @@
     </w:p>
     <w:p>
       <w:r>
-        <w:t>For the activity catalogue, 15 minutes with Quiet required No allows several activities. Explain why returning the last compatible row breaks the agreed rule even though it fits. Describe a stopping rule that preserves the first match, and one way to check that a loop cannot repeat forever.</w:t>
+        <w:t>Preserve the first compatible option. Apply the supplied Design the Decision Process facts and keep your reasoning.</w:t>
+      </w:r>
+    </w:p>
+    <w:p>
+      <w:pPr>
+        <w:spacing w:line="336" w:lineRule="auto" w:after="180"/>
+      </w:pPr>
+      <w:r>
+        <w:rPr>
+          <w:b w:val="0"/>
+        </w:rPr>
+        <w:t>For the activity catalogue, 15 minutes with Quiet required No allows several activities. Explain why returning the last compatible row breaks the agreed rule even though it fits.</w:t>
+      </w:r>
+    </w:p>
+    <w:p>
+      <w:pPr>
+        <w:spacing w:line="336" w:lineRule="auto" w:after="180"/>
+      </w:pPr>
+      <w:r>
+        <w:rPr>
+          <w:b w:val="0"/>
+        </w:rPr>
+        <w:t>Describe a stopping rule that preserves the first match, and one way to check that a loop cannot repeat forever.</w:t>
       </w:r>
     </w:p>
     <w:p>
@@ -1037,6 +1766,11 @@
       </w:pPr>
       <w:r>
         <w:t>17. Feedback, return check and learning record</w:t>
+      </w:r>
+    </w:p>
+    <w:p>
+      <w:r>
+        <w:t>Record the first repaired step and a different case to revisit after a delay.</w:t>
       </w:r>
     </w:p>
     <w:tbl>
@@ -1176,7 +1910,13 @@
       </w:tr>
     </w:tbl>
     <w:p>
-      <w:r>
+      <w:pPr>
+        <w:spacing w:line="336" w:lineRule="auto" w:after="180"/>
+      </w:pPr>
+      <w:r>
+        <w:rPr>
+          <w:b w:val="0"/>
+        </w:rPr>
         <w:t>Revisit this idea with your teacher after a delay. Familiarity is different from explaining and using it on a changed case.</w:t>
       </w:r>
     </w:p>
@@ -1190,16 +1930,39 @@
     </w:p>
     <w:p>
       <w:r>
+        <w:t>A fictional worksheet routes craft kits by required glue and number of scissors. Explain the labelled step before checking the changed condition.</w:t>
+      </w:r>
+    </w:p>
+    <w:p>
+      <w:pPr>
+        <w:spacing w:line="336" w:lineRule="auto" w:after="180"/>
+      </w:pPr>
+      <w:r>
+        <w:rPr>
+          <w:b w:val="0"/>
+        </w:rPr>
         <w:t>A fictional worksheet routes craft kits by required glue and number of scissors.</w:t>
       </w:r>
     </w:p>
     <w:p>
-      <w:r>
+      <w:pPr>
+        <w:spacing w:line="336" w:lineRule="auto" w:after="180"/>
+      </w:pPr>
+      <w:r>
+        <w:rPr>
+          <w:b w:val="0"/>
+        </w:rPr>
         <w:t>K1: glue No, scissors 2. K2: glue Yes, scissors 2. K3: glue Yes, scissors 4.</w:t>
       </w:r>
     </w:p>
     <w:p>
-      <w:r>
+      <w:pPr>
+        <w:spacing w:line="336" w:lineRule="auto" w:after="180"/>
+      </w:pPr>
+      <w:r>
+        <w:rPr>
+          <w:b w:val="0"/>
+        </w:rPr>
         <w:t>Request: glue required Yes, scissors needed 2. Return first kit meeting both requirements.</w:t>
       </w:r>
     </w:p>
@@ -1240,7 +2003,14 @@
       </w:r>
     </w:p>
     <w:p>
-      <w:r>
+      <w:pPr>
+        <w:spacing w:line="336" w:lineRule="auto" w:after="180"/>
+        <w:shd w:fill="F5F1FB"/>
+      </w:pPr>
+      <w:r>
+        <w:rPr>
+          <w:b w:val="0"/>
+        </w:rPr>
         <w:t>Where does the first original rejection occur, and why is K3 not originally selected?</w:t>
       </w:r>
     </w:p>
@@ -1283,13 +2053,82 @@
       </w:r>
     </w:p>
     <w:p>
-      <w:r>
-        <w:t>Support used: alone / hint / worked example. This record is practice evidence.</w:t>
-      </w:r>
-    </w:p>
-    <w:p>
-      <w:r>
-        <w:t>Project connection: Draw the sorter’s decision branches, loop-back arrows, final outputs and invalid-input path so every valid case can terminate.</w:t>
+      <w:pPr>
+        <w:pStyle w:val="Heading3"/>
+      </w:pPr>
+      <w:r>
+        <w:t>Record the help used</w:t>
+      </w:r>
+    </w:p>
+    <w:p>
+      <w:pPr>
+        <w:spacing w:line="336" w:lineRule="auto" w:after="180"/>
+        <w:shd w:fill="F1F6F8"/>
+      </w:pPr>
+      <w:r>
+        <w:rPr>
+          <w:b w:val="0"/>
+        </w:rPr>
+        <w:t xml:space="preserve">Support used: alone / hint / worked example. This record is practice </w:t>
+      </w:r>
+      <w:r>
+        <w:rPr>
+          <w:b/>
+        </w:rPr>
+        <w:t>evidence</w:t>
+      </w:r>
+      <w:r>
+        <w:rPr>
+          <w:b w:val="0"/>
+        </w:rPr>
+        <w:t>.</w:t>
+      </w:r>
+    </w:p>
+    <w:p>
+      <w:pPr>
+        <w:spacing w:line="336" w:lineRule="auto" w:after="180"/>
+      </w:pPr>
+      <w:r>
+        <w:rPr>
+          <w:b w:val="0"/>
+        </w:rPr>
+        <w:t xml:space="preserve">Project connection: Draw the sorter’s decision </w:t>
+      </w:r>
+      <w:r>
+        <w:rPr>
+          <w:b/>
+        </w:rPr>
+        <w:t>branch</w:t>
+      </w:r>
+      <w:r>
+        <w:rPr>
+          <w:b w:val="0"/>
+        </w:rPr>
+        <w:t xml:space="preserve">es, loop-back arrows, final </w:t>
+      </w:r>
+      <w:r>
+        <w:rPr>
+          <w:b/>
+        </w:rPr>
+        <w:t>output</w:t>
+      </w:r>
+      <w:r>
+        <w:rPr>
+          <w:b w:val="0"/>
+        </w:rPr>
+        <w:t>s and invalid-</w:t>
+      </w:r>
+      <w:r>
+        <w:rPr>
+          <w:b/>
+        </w:rPr>
+        <w:t>input</w:t>
+      </w:r>
+      <w:r>
+        <w:rPr>
+          <w:b w:val="0"/>
+        </w:rPr>
+        <w:t xml:space="preserve"> path so every valid case can terminate.</w:t>
       </w:r>
     </w:p>
     <w:p>
@@ -1302,17 +2141,88 @@
     </w:p>
     <w:p>
       <w:r>
+        <w:t>Keep this week’s input, deciding step, result and limit together in the Helpful Classroom Sorter record.</w:t>
+      </w:r>
+    </w:p>
+    <w:p>
+      <w:pPr>
+        <w:spacing w:line="336" w:lineRule="auto" w:after="180"/>
+      </w:pPr>
+      <w:r>
+        <w:rPr>
+          <w:b w:val="0"/>
+        </w:rPr>
         <w:t>Project: Helpful Classroom Sorter</w:t>
       </w:r>
     </w:p>
     <w:p>
-      <w:r>
-        <w:t>Current milestone: Present and defend. Demonstrate the system, explain one failure and justify the next improvement with evidence.</w:t>
-      </w:r>
-    </w:p>
-    <w:p>
-      <w:r>
-        <w:t>Draw the sorter’s decision branches, loop-back arrows, final outputs and invalid-input path so every valid case can terminate.</w:t>
+      <w:pPr>
+        <w:spacing w:line="336" w:lineRule="auto" w:after="180"/>
+      </w:pPr>
+      <w:r>
+        <w:rPr>
+          <w:b w:val="0"/>
+        </w:rPr>
+        <w:t xml:space="preserve">Current milestone: Present and defend. Demonstrate the system, explain one failure and justify the next improvement with </w:t>
+      </w:r>
+      <w:r>
+        <w:rPr>
+          <w:b/>
+        </w:rPr>
+        <w:t>evidence</w:t>
+      </w:r>
+      <w:r>
+        <w:rPr>
+          <w:b w:val="0"/>
+        </w:rPr>
+        <w:t>.</w:t>
+      </w:r>
+    </w:p>
+    <w:p>
+      <w:pPr>
+        <w:spacing w:line="336" w:lineRule="auto" w:after="180"/>
+      </w:pPr>
+      <w:r>
+        <w:rPr>
+          <w:b w:val="0"/>
+        </w:rPr>
+        <w:t xml:space="preserve">Draw the sorter’s decision </w:t>
+      </w:r>
+      <w:r>
+        <w:rPr>
+          <w:b/>
+        </w:rPr>
+        <w:t>branch</w:t>
+      </w:r>
+      <w:r>
+        <w:rPr>
+          <w:b w:val="0"/>
+        </w:rPr>
+        <w:t xml:space="preserve">es, loop-back arrows, final </w:t>
+      </w:r>
+      <w:r>
+        <w:rPr>
+          <w:b/>
+        </w:rPr>
+        <w:t>output</w:t>
+      </w:r>
+      <w:r>
+        <w:rPr>
+          <w:b w:val="0"/>
+        </w:rPr>
+        <w:t>s and invalid-</w:t>
+      </w:r>
+      <w:r>
+        <w:rPr>
+          <w:b/>
+        </w:rPr>
+        <w:t>input</w:t>
+      </w:r>
+      <w:r>
+        <w:rPr>
+          <w:b w:val="0"/>
+        </w:rPr>
+        <w:t xml:space="preserve"> path so every valid case can terminate.</w:t>
       </w:r>
     </w:p>
     <w:tbl>
@@ -1474,11 +2384,28 @@
     </w:p>
     <w:p>
       <w:r>
+        <w:t>Try the supported questions before comparing with hints and feedback. Record what you repaired and the evidence you retained.</w:t>
+      </w:r>
+    </w:p>
+    <w:p>
+      <w:pPr>
+        <w:spacing w:line="336" w:lineRule="auto" w:after="180"/>
+      </w:pPr>
+      <w:r>
+        <w:rPr>
+          <w:b w:val="0"/>
+        </w:rPr>
         <w:t>Use this supported practice once, in the browser or on paper. Keep the reserved independent assessment for a separate first attempt before teacher feedback.</w:t>
       </w:r>
     </w:p>
     <w:p>
-      <w:r>
+      <w:pPr>
+        <w:spacing w:line="336" w:lineRule="auto" w:after="180"/>
+      </w:pPr>
+      <w:r>
+        <w:rPr>
+          <w:b w:val="0"/>
+        </w:rPr>
         <w:t>A fictional worksheet routes craft kits by required glue and number of scissors.</w:t>
       </w:r>
     </w:p>
@@ -1491,27 +2418,61 @@
       </w:r>
     </w:p>
     <w:p>
-      <w:r>
+      <w:pPr>
+        <w:spacing w:line="336" w:lineRule="auto" w:after="180"/>
+      </w:pPr>
+      <w:r>
+        <w:rPr>
+          <w:b w:val="0"/>
+        </w:rPr>
         <w:t>Which labelled step matches this detail? Return K2 without replacing it with later K3.</w:t>
       </w:r>
     </w:p>
     <w:p>
-      <w:r>
+      <w:pPr>
+        <w:spacing w:line="336" w:lineRule="auto" w:after="180"/>
+        <w:shd w:fill="F4F9FC"/>
+      </w:pPr>
+      <w:r>
+        <w:rPr>
+          <w:b w:val="0"/>
+        </w:rPr>
         <w:t>1. Stop</w:t>
       </w:r>
     </w:p>
     <w:p>
-      <w:r>
+      <w:pPr>
+        <w:spacing w:line="336" w:lineRule="auto" w:after="180"/>
+        <w:shd w:fill="F4F9FC"/>
+      </w:pPr>
+      <w:r>
+        <w:rPr>
+          <w:b w:val="0"/>
+        </w:rPr>
         <w:t>2. Evaluate K1</w:t>
       </w:r>
     </w:p>
     <w:p>
-      <w:r>
+      <w:pPr>
+        <w:spacing w:line="336" w:lineRule="auto" w:after="180"/>
+        <w:shd w:fill="F4F9FC"/>
+      </w:pPr>
+      <w:r>
+        <w:rPr>
+          <w:b w:val="0"/>
+        </w:rPr>
         <w:t>3. Evaluate K2</w:t>
       </w:r>
     </w:p>
     <w:p>
-      <w:r>
+      <w:pPr>
+        <w:spacing w:line="336" w:lineRule="auto" w:after="180"/>
+        <w:shd w:fill="F4F9FC"/>
+      </w:pPr>
+      <w:r>
+        <w:rPr>
+          <w:b w:val="0"/>
+        </w:rPr>
         <w:t>4. Validate fields</w:t>
       </w:r>
     </w:p>
@@ -1549,41 +2510,167 @@
       </w:r>
     </w:p>
     <w:p>
-      <w:r>
+      <w:pPr>
+        <w:pStyle w:val="Heading3"/>
+      </w:pPr>
+      <w:r>
+        <w:t>Hint · try first</w:t>
+      </w:r>
+    </w:p>
+    <w:p>
+      <w:pPr>
+        <w:spacing w:line="336" w:lineRule="auto" w:after="180"/>
+        <w:shd w:fill="F1F6F8"/>
+      </w:pPr>
+      <w:r>
+        <w:rPr>
+          <w:b w:val="0"/>
+        </w:rPr>
         <w:t>Hint if needed: Read the steps in the pictorial case. Match the supplied detail to the stage that performs or records it.</w:t>
       </w:r>
     </w:p>
     <w:p>
-      <w:r>
-        <w:t>After your attempt, compare with the supported explanation: Stop Return K2 without replacing it with later K3. A complete decision process specifies what to do after each result. One passing requirement is insufficient. After a kit passes both, stopping preserves the first-match contract; automatically choosing the largest later kit would implement a different rule. A full scan with no accepted kit returns no match.</w:t>
-      </w:r>
-    </w:p>
-    <w:p>
       <w:pPr>
         <w:pStyle w:val="Heading3"/>
       </w:pPr>
       <w:r>
+        <w:t>Feedback · compare after trying</w:t>
+      </w:r>
+    </w:p>
+    <w:p>
+      <w:pPr>
+        <w:spacing w:line="336" w:lineRule="auto" w:after="180"/>
+        <w:shd w:fill="F1F6FC"/>
+      </w:pPr>
+      <w:r>
+        <w:rPr>
+          <w:b w:val="0"/>
+        </w:rPr>
+        <w:t xml:space="preserve">After your attempt, compare with the supported </w:t>
+      </w:r>
+      <w:r>
+        <w:rPr>
+          <w:b/>
+        </w:rPr>
+        <w:t>explanation</w:t>
+      </w:r>
+      <w:r>
+        <w:rPr>
+          <w:b w:val="0"/>
+        </w:rPr>
+        <w:t xml:space="preserve">: Stop Return K2 without replacing it with later K3. A complete decision </w:t>
+      </w:r>
+      <w:r>
+        <w:rPr>
+          <w:b/>
+        </w:rPr>
+        <w:t>process</w:t>
+      </w:r>
+      <w:r>
+        <w:rPr>
+          <w:b w:val="0"/>
+        </w:rPr>
+        <w:t xml:space="preserve"> specifies what to do after each result. One passing requirement is insufficient.</w:t>
+      </w:r>
+    </w:p>
+    <w:p>
+      <w:pPr>
+        <w:spacing w:line="336" w:lineRule="auto" w:after="180"/>
+        <w:shd w:fill="F1F6FC"/>
+      </w:pPr>
+      <w:r>
+        <w:rPr>
+          <w:b w:val="0"/>
+        </w:rPr>
+        <w:t>After a kit passes both, stopping preserves the first-match contract; automatically choosing the largest later kit would implement a different rule. A full scan with no accepted kit returns no match.</w:t>
+      </w:r>
+    </w:p>
+    <w:p>
+      <w:pPr>
+        <w:pStyle w:val="Heading3"/>
+      </w:pPr>
+      <w:r>
         <w:t>Practice 2: explain the deciding evidence</w:t>
       </w:r>
     </w:p>
     <w:p>
-      <w:r>
+      <w:pPr>
+        <w:pStyle w:val="Heading3"/>
+      </w:pPr>
+      <w:r>
+        <w:t>Changed case · predict first</w:t>
+      </w:r>
+    </w:p>
+    <w:p>
+      <w:pPr>
+        <w:spacing w:line="336" w:lineRule="auto" w:after="180"/>
+        <w:shd w:fill="F5F1FB"/>
+      </w:pPr>
+      <w:r>
+        <w:rPr>
+          <w:b w:val="0"/>
+        </w:rPr>
         <w:t>Changed-case practice: Increase scissors needed to 3. Which conclusion is supported by the supplied facts?</w:t>
       </w:r>
     </w:p>
     <w:p>
-      <w:r>
+      <w:pPr>
+        <w:spacing w:line="336" w:lineRule="auto" w:after="180"/>
+        <w:shd w:fill="F4F9FC"/>
+      </w:pPr>
+      <w:r>
+        <w:rPr>
+          <w:b w:val="0"/>
+        </w:rPr>
         <w:t>1. K3 is selected.</w:t>
       </w:r>
     </w:p>
     <w:p>
-      <w:r>
-        <w:t>2. We can decide the result without examining the changed input or the procedure.</w:t>
-      </w:r>
-    </w:p>
-    <w:p>
-      <w:r>
-        <w:t>3. This one example guarantees correct results for every future input.</w:t>
+      <w:pPr>
+        <w:spacing w:line="336" w:lineRule="auto" w:after="180"/>
+        <w:shd w:fill="F4F9FC"/>
+      </w:pPr>
+      <w:r>
+        <w:rPr>
+          <w:b w:val="0"/>
+        </w:rPr>
+        <w:t xml:space="preserve">2. We can decide the result without examining the changed </w:t>
+      </w:r>
+      <w:r>
+        <w:rPr>
+          <w:b/>
+        </w:rPr>
+        <w:t>input</w:t>
+      </w:r>
+      <w:r>
+        <w:rPr>
+          <w:b w:val="0"/>
+        </w:rPr>
+        <w:t xml:space="preserve"> or the procedure.</w:t>
+      </w:r>
+    </w:p>
+    <w:p>
+      <w:pPr>
+        <w:spacing w:line="336" w:lineRule="auto" w:after="180"/>
+        <w:shd w:fill="F4F9FC"/>
+      </w:pPr>
+      <w:r>
+        <w:rPr>
+          <w:b w:val="0"/>
+        </w:rPr>
+        <w:t xml:space="preserve">3. This one example guarantees correct results for every future </w:t>
+      </w:r>
+      <w:r>
+        <w:rPr>
+          <w:b/>
+        </w:rPr>
+        <w:t>input</w:t>
+      </w:r>
+      <w:r>
+        <w:rPr>
+          <w:b w:val="0"/>
+        </w:rPr>
+        <w:t>.</w:t>
       </w:r>
     </w:p>
     <w:p>
@@ -1620,36 +2707,213 @@
       </w:r>
     </w:p>
     <w:p>
-      <w:r>
+      <w:pPr>
+        <w:pStyle w:val="Heading3"/>
+      </w:pPr>
+      <w:r>
+        <w:t>Hint · try first</w:t>
+      </w:r>
+    </w:p>
+    <w:p>
+      <w:pPr>
+        <w:spacing w:line="336" w:lineRule="auto" w:after="180"/>
+        <w:shd w:fill="F1F6F8"/>
+      </w:pPr>
+      <w:r>
+        <w:rPr>
+          <w:b w:val="0"/>
+        </w:rPr>
         <w:t>Hint if needed: Use the changed condition and the deciding step in the pictorial trace. The answer must say what follows from those facts.</w:t>
       </w:r>
     </w:p>
     <w:p>
-      <w:r>
-        <w:t>After your attempt, compare with the supported explanation: K3 is selected. K1 lacks glue; K2 has only 2 scissors; K3 has glue and 4.</w:t>
-      </w:r>
-    </w:p>
-    <w:p>
       <w:pPr>
         <w:pStyle w:val="Heading3"/>
       </w:pPr>
       <w:r>
+        <w:t>Feedback · compare after trying</w:t>
+      </w:r>
+    </w:p>
+    <w:p>
+      <w:pPr>
+        <w:spacing w:line="336" w:lineRule="auto" w:after="180"/>
+        <w:shd w:fill="F1F6FC"/>
+      </w:pPr>
+      <w:r>
+        <w:rPr>
+          <w:b w:val="0"/>
+        </w:rPr>
+        <w:t xml:space="preserve">After your attempt, compare with the supported </w:t>
+      </w:r>
+      <w:r>
+        <w:rPr>
+          <w:b/>
+        </w:rPr>
+        <w:t>explanation</w:t>
+      </w:r>
+      <w:r>
+        <w:rPr>
+          <w:b w:val="0"/>
+        </w:rPr>
+        <w:t>: K3 is selected. K1 lacks glue; K2 has only 2 scissors; K3 has glue and 4.</w:t>
+      </w:r>
+    </w:p>
+    <w:p>
+      <w:pPr>
+        <w:pStyle w:val="Heading3"/>
+      </w:pPr>
+      <w:r>
         <w:t>Repair a missing building block</w:t>
       </w:r>
     </w:p>
     <w:p>
-      <w:r>
-        <w:t>Review Choose Inputs and Outputs (ai-1/30). Goal: Turn the project outcome into precise input and output requirements. Short practice: Trace requests 10 and blank. Why should they not receive the same explanation?. Return to this week and explain what you changed.</w:t>
-      </w:r>
-    </w:p>
-    <w:p>
-      <w:r>
-        <w:t>Review Humans Set Boundaries (ai-1/28). Goal: Distinguish a system’s capability, the correctness of its output and permission to take an action. Short practice: Which original proposal is authorised? Why do the other two need separate approval?. Return to this week and explain what you changed.</w:t>
-      </w:r>
-    </w:p>
-    <w:p>
-      <w:r>
-        <w:t>Review Generate, Retrieve, or Calculate? (ai-1/25). Goal: Distinguish retrieving a record, calculating from inputs and generating wording. Short practice: Label each arrow with its operation. Can the system add snacks because invitations often mention them?. Return to this week and explain what you changed.</w:t>
+      <w:pPr>
+        <w:spacing w:line="336" w:lineRule="auto" w:after="180"/>
+      </w:pPr>
+      <w:r>
+        <w:rPr>
+          <w:b w:val="0"/>
+        </w:rPr>
+        <w:t xml:space="preserve">Review Choose </w:t>
+      </w:r>
+      <w:r>
+        <w:rPr>
+          <w:b/>
+        </w:rPr>
+        <w:t>Input</w:t>
+      </w:r>
+      <w:r>
+        <w:rPr>
+          <w:b w:val="0"/>
+        </w:rPr>
+        <w:t xml:space="preserve">s and </w:t>
+      </w:r>
+      <w:r>
+        <w:rPr>
+          <w:b/>
+        </w:rPr>
+        <w:t>Output</w:t>
+      </w:r>
+      <w:r>
+        <w:rPr>
+          <w:b w:val="0"/>
+        </w:rPr>
+        <w:t xml:space="preserve">s (ai-1/30). Goal: Turn the project outcome into precise </w:t>
+      </w:r>
+      <w:r>
+        <w:rPr>
+          <w:b/>
+        </w:rPr>
+        <w:t>input</w:t>
+      </w:r>
+      <w:r>
+        <w:rPr>
+          <w:b w:val="0"/>
+        </w:rPr>
+        <w:t xml:space="preserve"> and </w:t>
+      </w:r>
+      <w:r>
+        <w:rPr>
+          <w:b/>
+        </w:rPr>
+        <w:t>output</w:t>
+      </w:r>
+      <w:r>
+        <w:rPr>
+          <w:b w:val="0"/>
+        </w:rPr>
+        <w:t xml:space="preserve"> requirements. Short practice: Trace requests 10 and blank. Why should they not receive the same </w:t>
+      </w:r>
+      <w:r>
+        <w:rPr>
+          <w:b/>
+        </w:rPr>
+        <w:t>explanation</w:t>
+      </w:r>
+      <w:r>
+        <w:rPr>
+          <w:b w:val="0"/>
+        </w:rPr>
+        <w:t>?.</w:t>
+      </w:r>
+    </w:p>
+    <w:p>
+      <w:pPr>
+        <w:spacing w:line="336" w:lineRule="auto" w:after="180"/>
+      </w:pPr>
+      <w:r>
+        <w:rPr>
+          <w:b w:val="0"/>
+        </w:rPr>
+        <w:t>Return to this week and explain what you changed.</w:t>
+      </w:r>
+    </w:p>
+    <w:p>
+      <w:pPr>
+        <w:spacing w:line="336" w:lineRule="auto" w:after="180"/>
+      </w:pPr>
+      <w:r>
+        <w:rPr>
+          <w:b w:val="0"/>
+        </w:rPr>
+        <w:t xml:space="preserve">Review Humans Set Boundaries (ai-1/28). Goal: Distinguish a system’s capability, the correctness of its </w:t>
+      </w:r>
+      <w:r>
+        <w:rPr>
+          <w:b/>
+        </w:rPr>
+        <w:t>output</w:t>
+      </w:r>
+      <w:r>
+        <w:rPr>
+          <w:b w:val="0"/>
+        </w:rPr>
+        <w:t xml:space="preserve"> and permission to take an action. Short practice: Which original proposal is authorised?</w:t>
+      </w:r>
+    </w:p>
+    <w:p>
+      <w:pPr>
+        <w:spacing w:line="336" w:lineRule="auto" w:after="180"/>
+      </w:pPr>
+      <w:r>
+        <w:rPr>
+          <w:b w:val="0"/>
+        </w:rPr>
+        <w:t>Why do the other two need separate approval?. Return to this week and explain what you changed.</w:t>
+      </w:r>
+    </w:p>
+    <w:p>
+      <w:pPr>
+        <w:spacing w:line="336" w:lineRule="auto" w:after="180"/>
+      </w:pPr>
+      <w:r>
+        <w:rPr>
+          <w:b w:val="0"/>
+        </w:rPr>
+        <w:t xml:space="preserve">Review Generate, Retrieve, or Calculate? (ai-1/25). Goal: Distinguish retrieving a record, calculating from </w:t>
+      </w:r>
+      <w:r>
+        <w:rPr>
+          <w:b/>
+        </w:rPr>
+        <w:t>input</w:t>
+      </w:r>
+      <w:r>
+        <w:rPr>
+          <w:b w:val="0"/>
+        </w:rPr>
+        <w:t>s and generating wording. Short practice: Label each arrow with its operation.</w:t>
+      </w:r>
+    </w:p>
+    <w:p>
+      <w:pPr>
+        <w:spacing w:line="336" w:lineRule="auto" w:after="180"/>
+      </w:pPr>
+      <w:r>
+        <w:rPr>
+          <w:b w:val="0"/>
+        </w:rPr>
+        <w:t>Can the system add snacks because invitations often mention them?. Return to this week and explain what you changed.</w:t>
       </w:r>
     </w:p>
     <w:p>
@@ -1661,8 +2925,37 @@
       </w:r>
     </w:p>
     <w:p>
-      <w:r>
-        <w:t>Use Download completed work in the hosted lesson to export your answers, reflections, practice feedback and code-run evidence. Open the HTML copy to read or print it. Drafts stay in this browser when storage is available; clear drafts on a shared device.</w:t>
+      <w:pPr>
+        <w:spacing w:line="336" w:lineRule="auto" w:after="180"/>
+      </w:pPr>
+      <w:r>
+        <w:rPr>
+          <w:b w:val="0"/>
+        </w:rPr>
+        <w:t xml:space="preserve">Use Download completed work in the hosted lesson to export your answers, reflections, practice feedback and code-run </w:t>
+      </w:r>
+      <w:r>
+        <w:rPr>
+          <w:b/>
+        </w:rPr>
+        <w:t>evidence</w:t>
+      </w:r>
+      <w:r>
+        <w:rPr>
+          <w:b w:val="0"/>
+        </w:rPr>
+        <w:t>. Open the HTML copy to read or print it.</w:t>
+      </w:r>
+    </w:p>
+    <w:p>
+      <w:pPr>
+        <w:spacing w:line="336" w:lineRule="auto" w:after="180"/>
+      </w:pPr>
+      <w:r>
+        <w:rPr>
+          <w:b w:val="0"/>
+        </w:rPr>
+        <w:t>Drafts stay in this browser when storage is available; clear drafts on a shared device.</w:t>
       </w:r>
     </w:p>
     <w:p>
@@ -1676,6 +2969,782 @@
     <w:p>
       <w:r>
         <w:t>________________________________________________________________</w:t>
+      </w:r>
+    </w:p>
+    <w:p>
+      <w:r>
+        <w:t>________________________________________________________________</w:t>
+      </w:r>
+    </w:p>
+    <w:p>
+      <w:r>
+        <w:t>________________________________________________________________</w:t>
+      </w:r>
+    </w:p>
+    <w:p>
+      <w:r>
+        <w:t>________________________________________________________________</w:t>
+      </w:r>
+    </w:p>
+    <w:p>
+      <w:r>
+        <w:t>________________________________________________________________</w:t>
+      </w:r>
+    </w:p>
+    <w:p>
+      <w:pPr>
+        <w:pStyle w:val="Heading1"/>
+      </w:pPr>
+      <w:r>
+        <w:t>21. Visual concept journey</w:t>
+      </w:r>
+    </w:p>
+    <w:p>
+      <w:r>
+        <w:t>Explain each Design the Decision Process picture from its labels, then record a relevant limit.</w:t>
+      </w:r>
+    </w:p>
+    <w:p>
+      <w:pPr>
+        <w:pStyle w:val="Heading3"/>
+      </w:pPr>
+      <w:r>
+        <w:t>01. Design the Decision Process: the case</w:t>
+      </w:r>
+    </w:p>
+    <w:p>
+      <w:r>
+        <w:drawing>
+          <wp:inline xmlns:a="http://schemas.openxmlformats.org/drawingml/2006/main" xmlns:pic="http://schemas.openxmlformats.org/drawingml/2006/picture">
+            <wp:extent cx="5486400" cy="2840736"/>
+            <wp:docPr id="2" name="Picture 2" descr="A fictional worksheet routes craft kits by required glue and number of scissors. Supplied facts: K1: glue No, scissors 2. K2: glue Yes, scissors 2. K3: glue Yes, scissors 4. Request: glue required Yes, scissors needed 2. Return first kit meeting both requirements."/>
+            <wp:cNvGraphicFramePr>
+              <a:graphicFrameLocks noChangeAspect="1"/>
+            </wp:cNvGraphicFramePr>
+            <a:graphic>
+              <a:graphicData uri="http://schemas.openxmlformats.org/drawingml/2006/picture">
+                <pic:pic>
+                  <pic:nvPicPr>
+                    <pic:cNvPr id="0" name="academy-story-ai-1-31-01.png"/>
+                    <pic:cNvPicPr/>
+                  </pic:nvPicPr>
+                  <pic:blipFill>
+                    <a:blip r:embed="rId10"/>
+                    <a:stretch>
+                      <a:fillRect/>
+                    </a:stretch>
+                  </pic:blipFill>
+                  <pic:spPr>
+                    <a:xfrm>
+                      <a:off x="0" y="0"/>
+                      <a:ext cx="5486400" cy="2840736"/>
+                    </a:xfrm>
+                    <a:prstGeom prst="rect"/>
+                  </pic:spPr>
+                </pic:pic>
+              </a:graphicData>
+            </a:graphic>
+          </wp:inline>
+        </w:drawing>
+      </w:r>
+    </w:p>
+    <w:p>
+      <w:pPr>
+        <w:spacing w:line="336" w:lineRule="auto" w:after="180"/>
+      </w:pPr>
+      <w:r>
+        <w:rPr>
+          <w:b w:val="0"/>
+        </w:rPr>
+        <w:t>A fictional worksheet routes craft kits by required glue and number of scissors. Supplied facts: K1: glue No, scissors 2. K2: glue Yes, scissors 2. K3: glue Yes, scissors 4. Request: glue required Yes, scissors needed 2.</w:t>
+      </w:r>
+    </w:p>
+    <w:p>
+      <w:pPr>
+        <w:spacing w:line="336" w:lineRule="auto" w:after="180"/>
+      </w:pPr>
+      <w:r>
+        <w:rPr>
+          <w:b w:val="0"/>
+        </w:rPr>
+        <w:t>Return first kit meeting both requirements.</w:t>
+      </w:r>
+    </w:p>
+    <w:p>
+      <w:pPr>
+        <w:spacing w:line="336" w:lineRule="auto" w:after="180"/>
+        <w:shd w:fill="F5F1FB"/>
+      </w:pPr>
+      <w:r>
+        <w:rPr>
+          <w:b w:val="0"/>
+        </w:rPr>
+        <w:t>Point to the given fact that matters most. Explain why it matters.</w:t>
+      </w:r>
+    </w:p>
+    <w:p>
+      <w:pPr>
+        <w:pStyle w:val="Heading3"/>
+      </w:pPr>
+      <w:r>
+        <w:t>My picture explanation, deciding evidence and one limit</w:t>
+      </w:r>
+    </w:p>
+    <w:p>
+      <w:r>
+        <w:t>________________________________________________________________</w:t>
+      </w:r>
+    </w:p>
+    <w:p>
+      <w:r>
+        <w:t>________________________________________________________________</w:t>
+      </w:r>
+    </w:p>
+    <w:p>
+      <w:r>
+        <w:t>________________________________________________________________</w:t>
+      </w:r>
+    </w:p>
+    <w:p>
+      <w:r>
+        <w:t>________________________________________________________________</w:t>
+      </w:r>
+    </w:p>
+    <w:p>
+      <w:pPr>
+        <w:pStyle w:val="Heading3"/>
+      </w:pPr>
+      <w:r>
+        <w:t>02. Follow the deciding steps</w:t>
+      </w:r>
+    </w:p>
+    <w:p>
+      <w:r>
+        <w:drawing>
+          <wp:inline xmlns:a="http://schemas.openxmlformats.org/drawingml/2006/main" xmlns:pic="http://schemas.openxmlformats.org/drawingml/2006/picture">
+            <wp:extent cx="5486400" cy="4005072"/>
+            <wp:docPr id="3" name="Picture 3" descr="Validate fields: Require Yes/No glue input and whole scissors count 0–4. → Evaluate K1: Scissors fit, but required glue is absent: continue. → Evaluate K2: Glue is present and 2 scissors meet the request: accept. → Stop: Return K2 without replacing it with later K3."/>
+            <wp:cNvGraphicFramePr>
+              <a:graphicFrameLocks noChangeAspect="1"/>
+            </wp:cNvGraphicFramePr>
+            <a:graphic>
+              <a:graphicData uri="http://schemas.openxmlformats.org/drawingml/2006/picture">
+                <pic:pic>
+                  <pic:nvPicPr>
+                    <pic:cNvPr id="0" name="academy-story-ai-1-31-02.png"/>
+                    <pic:cNvPicPr/>
+                  </pic:nvPicPr>
+                  <pic:blipFill>
+                    <a:blip r:embed="rId11"/>
+                    <a:stretch>
+                      <a:fillRect/>
+                    </a:stretch>
+                  </pic:blipFill>
+                  <pic:spPr>
+                    <a:xfrm>
+                      <a:off x="0" y="0"/>
+                      <a:ext cx="5486400" cy="4005072"/>
+                    </a:xfrm>
+                    <a:prstGeom prst="rect"/>
+                  </pic:spPr>
+                </pic:pic>
+              </a:graphicData>
+            </a:graphic>
+          </wp:inline>
+        </w:drawing>
+      </w:r>
+    </w:p>
+    <w:p>
+      <w:pPr>
+        <w:spacing w:line="336" w:lineRule="auto" w:after="180"/>
+      </w:pPr>
+      <w:r>
+        <w:rPr>
+          <w:b w:val="0"/>
+        </w:rPr>
+        <w:t xml:space="preserve">Validate fields: Require Yes/No glue </w:t>
+      </w:r>
+      <w:r>
+        <w:rPr>
+          <w:b/>
+        </w:rPr>
+        <w:t>input</w:t>
+      </w:r>
+      <w:r>
+        <w:rPr>
+          <w:b w:val="0"/>
+        </w:rPr>
+        <w:t xml:space="preserve"> and whole scissors count 0–4. → Evaluate K1: Scissors fit, but required glue is absent: continue. → Evaluate K2: Glue is present and 2 scissors meet the request: accept. → Stop: Return K2 without replacing it with later K3.</w:t>
+      </w:r>
+    </w:p>
+    <w:p>
+      <w:pPr>
+        <w:spacing w:line="336" w:lineRule="auto" w:after="180"/>
+        <w:shd w:fill="F5F1FB"/>
+      </w:pPr>
+      <w:r>
+        <w:rPr>
+          <w:b w:val="0"/>
+        </w:rPr>
+        <w:t xml:space="preserve">Point to each numbered stage and explain which recorded </w:t>
+      </w:r>
+      <w:r>
+        <w:rPr>
+          <w:b/>
+        </w:rPr>
+        <w:t>input</w:t>
+      </w:r>
+      <w:r>
+        <w:rPr>
+          <w:b w:val="0"/>
+        </w:rPr>
+        <w:t xml:space="preserve"> it uses.</w:t>
+      </w:r>
+    </w:p>
+    <w:p>
+      <w:pPr>
+        <w:pStyle w:val="Heading3"/>
+      </w:pPr>
+      <w:r>
+        <w:t>My picture explanation, deciding evidence and one limit</w:t>
+      </w:r>
+    </w:p>
+    <w:p>
+      <w:r>
+        <w:t>________________________________________________________________</w:t>
+      </w:r>
+    </w:p>
+    <w:p>
+      <w:r>
+        <w:t>________________________________________________________________</w:t>
+      </w:r>
+    </w:p>
+    <w:p>
+      <w:r>
+        <w:t>________________________________________________________________</w:t>
+      </w:r>
+    </w:p>
+    <w:p>
+      <w:r>
+        <w:t>________________________________________________________________</w:t>
+      </w:r>
+    </w:p>
+    <w:p>
+      <w:pPr>
+        <w:pStyle w:val="Heading3"/>
+      </w:pPr>
+      <w:r>
+        <w:t>03. Four paths through the recommender</w:t>
+      </w:r>
+    </w:p>
+    <w:p>
+      <w:r>
+        <w:drawing>
+          <wp:inline xmlns:a="http://schemas.openxmlformats.org/drawingml/2006/main" xmlns:pic="http://schemas.openxmlformats.org/drawingml/2006/picture">
+            <wp:extent cx="5486400" cy="2923032"/>
+            <wp:docPr id="4" name="Picture 4" descr="Four paths through the recommender. Input missing or invalid | Ask for corrected input | Stop this run. Candidate fails a check | Move to the next row | Continue search. Candidate passes both | Suggest it with a reason | Stop this run. All rows checked and failed | Report no match | Stop this run"/>
+            <wp:cNvGraphicFramePr>
+              <a:graphicFrameLocks noChangeAspect="1"/>
+            </wp:cNvGraphicFramePr>
+            <a:graphic>
+              <a:graphicData uri="http://schemas.openxmlformats.org/drawingml/2006/picture">
+                <pic:pic>
+                  <pic:nvPicPr>
+                    <pic:cNvPr id="0" name="academy-story-ai-1-31-03.png"/>
+                    <pic:cNvPicPr/>
+                  </pic:nvPicPr>
+                  <pic:blipFill>
+                    <a:blip r:embed="rId12"/>
+                    <a:stretch>
+                      <a:fillRect/>
+                    </a:stretch>
+                  </pic:blipFill>
+                  <pic:spPr>
+                    <a:xfrm>
+                      <a:off x="0" y="0"/>
+                      <a:ext cx="5486400" cy="2923032"/>
+                    </a:xfrm>
+                    <a:prstGeom prst="rect"/>
+                  </pic:spPr>
+                </pic:pic>
+              </a:graphicData>
+            </a:graphic>
+          </wp:inline>
+        </w:drawing>
+      </w:r>
+    </w:p>
+    <w:p>
+      <w:pPr>
+        <w:spacing w:line="336" w:lineRule="auto" w:after="180"/>
+      </w:pPr>
+      <w:r>
+        <w:rPr>
+          <w:b w:val="0"/>
+        </w:rPr>
+        <w:t xml:space="preserve">Four paths through the recommender. </w:t>
+      </w:r>
+      <w:r>
+        <w:rPr>
+          <w:b/>
+        </w:rPr>
+        <w:t>Input</w:t>
+      </w:r>
+      <w:r>
+        <w:rPr>
+          <w:b w:val="0"/>
+        </w:rPr>
+        <w:t xml:space="preserve"> missing or invalid | Ask for corrected </w:t>
+      </w:r>
+      <w:r>
+        <w:rPr>
+          <w:b/>
+        </w:rPr>
+        <w:t>input</w:t>
+      </w:r>
+      <w:r>
+        <w:rPr>
+          <w:b w:val="0"/>
+        </w:rPr>
+        <w:t xml:space="preserve"> | Stop this run. </w:t>
+      </w:r>
+      <w:r>
+        <w:rPr>
+          <w:b/>
+        </w:rPr>
+        <w:t>Candidate</w:t>
+      </w:r>
+      <w:r>
+        <w:rPr>
+          <w:b w:val="0"/>
+        </w:rPr>
+        <w:t xml:space="preserve"> fails a check | Move to the next row | Continue search.</w:t>
+      </w:r>
+    </w:p>
+    <w:p>
+      <w:pPr>
+        <w:spacing w:line="336" w:lineRule="auto" w:after="180"/>
+      </w:pPr>
+      <w:r>
+        <w:rPr>
+          <w:b/>
+        </w:rPr>
+        <w:t>Candidate</w:t>
+      </w:r>
+      <w:r>
+        <w:rPr>
+          <w:b w:val="0"/>
+        </w:rPr>
+        <w:t xml:space="preserve"> passes both | Suggest it with a reason | Stop this run. All rows checked and failed | Report no match | Stop this run</w:t>
+      </w:r>
+    </w:p>
+    <w:p>
+      <w:pPr>
+        <w:spacing w:line="336" w:lineRule="auto" w:after="180"/>
+        <w:shd w:fill="F5F1FB"/>
+      </w:pPr>
+      <w:r>
+        <w:rPr>
+          <w:b w:val="0"/>
+        </w:rPr>
+        <w:t>Read the labels and values. Explain the relationship the model shows.</w:t>
+      </w:r>
+    </w:p>
+    <w:p>
+      <w:pPr>
+        <w:pStyle w:val="Heading3"/>
+      </w:pPr>
+      <w:r>
+        <w:t>My picture explanation, deciding evidence and one limit</w:t>
+      </w:r>
+    </w:p>
+    <w:p>
+      <w:r>
+        <w:t>________________________________________________________________</w:t>
+      </w:r>
+    </w:p>
+    <w:p>
+      <w:r>
+        <w:t>________________________________________________________________</w:t>
+      </w:r>
+    </w:p>
+    <w:p>
+      <w:r>
+        <w:t>________________________________________________________________</w:t>
+      </w:r>
+    </w:p>
+    <w:p>
+      <w:r>
+        <w:t>________________________________________________________________</w:t>
+      </w:r>
+    </w:p>
+    <w:p>
+      <w:pPr>
+        <w:pStyle w:val="Heading3"/>
+      </w:pPr>
+      <w:r>
+        <w:t>04. Change one thing. Trace what follows.</w:t>
+      </w:r>
+    </w:p>
+    <w:p>
+      <w:r>
+        <w:drawing>
+          <wp:inline xmlns:a="http://schemas.openxmlformats.org/drawingml/2006/main" xmlns:pic="http://schemas.openxmlformats.org/drawingml/2006/picture">
+            <wp:extent cx="5486400" cy="3026664"/>
+            <wp:docPr id="5" name="Picture 5" descr="Original case: Return K2 without replacing it with later K3. Changed condition: Increase scissors needed to 3. Expected result: K3 is selected. Reason: K1 lacks glue; K2 has only 2 scissors; K3 has glue and 4."/>
+            <wp:cNvGraphicFramePr>
+              <a:graphicFrameLocks noChangeAspect="1"/>
+            </wp:cNvGraphicFramePr>
+            <a:graphic>
+              <a:graphicData uri="http://schemas.openxmlformats.org/drawingml/2006/picture">
+                <pic:pic>
+                  <pic:nvPicPr>
+                    <pic:cNvPr id="0" name="academy-story-ai-1-31-04.png"/>
+                    <pic:cNvPicPr/>
+                  </pic:nvPicPr>
+                  <pic:blipFill>
+                    <a:blip r:embed="rId13"/>
+                    <a:stretch>
+                      <a:fillRect/>
+                    </a:stretch>
+                  </pic:blipFill>
+                  <pic:spPr>
+                    <a:xfrm>
+                      <a:off x="0" y="0"/>
+                      <a:ext cx="5486400" cy="3026664"/>
+                    </a:xfrm>
+                    <a:prstGeom prst="rect"/>
+                  </pic:spPr>
+                </pic:pic>
+              </a:graphicData>
+            </a:graphic>
+          </wp:inline>
+        </w:drawing>
+      </w:r>
+    </w:p>
+    <w:p>
+      <w:pPr>
+        <w:spacing w:line="336" w:lineRule="auto" w:after="180"/>
+      </w:pPr>
+      <w:r>
+        <w:rPr>
+          <w:b w:val="0"/>
+        </w:rPr>
+        <w:t>Original case: Return K2 without replacing it with later K3. Changed condition: Increase scissors needed to 3. Expected result: K3 is selected. Reason: K1 lacks glue; K2 has only 2 scissors; K3 has glue and 4.</w:t>
+      </w:r>
+    </w:p>
+    <w:p>
+      <w:pPr>
+        <w:spacing w:line="336" w:lineRule="auto" w:after="180"/>
+        <w:shd w:fill="F5F1FB"/>
+      </w:pPr>
+      <w:r>
+        <w:rPr>
+          <w:b w:val="0"/>
+        </w:rPr>
+        <w:t>Predict before checking the worked changed-case result. Name what changed and what the supplied facts allow you to conclude.</w:t>
+      </w:r>
+    </w:p>
+    <w:p>
+      <w:pPr>
+        <w:pStyle w:val="Heading3"/>
+      </w:pPr>
+      <w:r>
+        <w:t>My picture explanation, deciding evidence and one limit</w:t>
+      </w:r>
+    </w:p>
+    <w:p>
+      <w:r>
+        <w:t>________________________________________________________________</w:t>
+      </w:r>
+    </w:p>
+    <w:p>
+      <w:r>
+        <w:t>________________________________________________________________</w:t>
+      </w:r>
+    </w:p>
+    <w:p>
+      <w:r>
+        <w:t>________________________________________________________________</w:t>
+      </w:r>
+    </w:p>
+    <w:p>
+      <w:r>
+        <w:t>________________________________________________________________</w:t>
+      </w:r>
+    </w:p>
+    <w:p>
+      <w:pPr>
+        <w:pStyle w:val="Heading3"/>
+      </w:pPr>
+      <w:r>
+        <w:t>05. Connect the explanation to its limit</w:t>
+      </w:r>
+    </w:p>
+    <w:p>
+      <w:r>
+        <w:drawing>
+          <wp:inline xmlns:a="http://schemas.openxmlformats.org/drawingml/2006/main" xmlns:pic="http://schemas.openxmlformats.org/drawingml/2006/picture">
+            <wp:extent cx="5486400" cy="2834640"/>
+            <wp:docPr id="6" name="Picture 6" descr="A complete decision process specifies what to do after each result. One passing requirement is insufficient. After a kit passes both, stopping preserves the first-match contract; automatically choosing the largest later kit would implement a different rule. A full scan with no accepted kit returns no match. Limit: A correct flow depends on accurate catalogue entries and the declared requirements; the picture does not verify inventory."/>
+            <wp:cNvGraphicFramePr>
+              <a:graphicFrameLocks noChangeAspect="1"/>
+            </wp:cNvGraphicFramePr>
+            <a:graphic>
+              <a:graphicData uri="http://schemas.openxmlformats.org/drawingml/2006/picture">
+                <pic:pic>
+                  <pic:nvPicPr>
+                    <pic:cNvPr id="0" name="academy-story-ai-1-31-05.png"/>
+                    <pic:cNvPicPr/>
+                  </pic:nvPicPr>
+                  <pic:blipFill>
+                    <a:blip r:embed="rId14"/>
+                    <a:stretch>
+                      <a:fillRect/>
+                    </a:stretch>
+                  </pic:blipFill>
+                  <pic:spPr>
+                    <a:xfrm>
+                      <a:off x="0" y="0"/>
+                      <a:ext cx="5486400" cy="2834640"/>
+                    </a:xfrm>
+                    <a:prstGeom prst="rect"/>
+                  </pic:spPr>
+                </pic:pic>
+              </a:graphicData>
+            </a:graphic>
+          </wp:inline>
+        </w:drawing>
+      </w:r>
+    </w:p>
+    <w:p>
+      <w:pPr>
+        <w:spacing w:line="336" w:lineRule="auto" w:after="180"/>
+      </w:pPr>
+      <w:r>
+        <w:rPr>
+          <w:b w:val="0"/>
+        </w:rPr>
+        <w:t xml:space="preserve">A complete decision </w:t>
+      </w:r>
+      <w:r>
+        <w:rPr>
+          <w:b/>
+        </w:rPr>
+        <w:t>process</w:t>
+      </w:r>
+      <w:r>
+        <w:rPr>
+          <w:b w:val="0"/>
+        </w:rPr>
+        <w:t xml:space="preserve"> specifies what to do after each result. One passing requirement is insufficient.</w:t>
+      </w:r>
+    </w:p>
+    <w:p>
+      <w:pPr>
+        <w:spacing w:line="336" w:lineRule="auto" w:after="180"/>
+      </w:pPr>
+      <w:r>
+        <w:rPr>
+          <w:b w:val="0"/>
+        </w:rPr>
+        <w:t>After a kit passes both, stopping preserves the first-match contract; automatically choosing the largest later kit would implement a different rule. A full scan with no accepted kit returns no match.</w:t>
+      </w:r>
+    </w:p>
+    <w:p>
+      <w:pPr>
+        <w:spacing w:line="336" w:lineRule="auto" w:after="180"/>
+      </w:pPr>
+      <w:r>
+        <w:rPr>
+          <w:b w:val="0"/>
+        </w:rPr>
+        <w:t>Limit: A correct flow depends on accurate catalogue entries and the declared requirements; the picture does not verify inventory.</w:t>
+      </w:r>
+    </w:p>
+    <w:p>
+      <w:pPr>
+        <w:spacing w:line="336" w:lineRule="auto" w:after="180"/>
+        <w:shd w:fill="F5F1FB"/>
+      </w:pPr>
+      <w:r>
+        <w:rPr>
+          <w:b w:val="0"/>
+        </w:rPr>
+        <w:t>Explain the case, then point to a limit on the claim.</w:t>
+      </w:r>
+    </w:p>
+    <w:p>
+      <w:pPr>
+        <w:pStyle w:val="Heading3"/>
+      </w:pPr>
+      <w:r>
+        <w:t>My picture explanation, deciding evidence and one limit</w:t>
+      </w:r>
+    </w:p>
+    <w:p>
+      <w:r>
+        <w:t>________________________________________________________________</w:t>
+      </w:r>
+    </w:p>
+    <w:p>
+      <w:r>
+        <w:t>________________________________________________________________</w:t>
+      </w:r>
+    </w:p>
+    <w:p>
+      <w:r>
+        <w:t>________________________________________________________________</w:t>
+      </w:r>
+    </w:p>
+    <w:p>
+      <w:r>
+        <w:t>________________________________________________________________</w:t>
+      </w:r>
+    </w:p>
+    <w:p>
+      <w:pPr>
+        <w:pStyle w:val="Heading3"/>
+      </w:pPr>
+      <w:r>
+        <w:t>06. Make the idea visible in your project</w:t>
+      </w:r>
+    </w:p>
+    <w:p>
+      <w:r>
+        <w:drawing>
+          <wp:inline xmlns:a="http://schemas.openxmlformats.org/drawingml/2006/main" xmlns:pic="http://schemas.openxmlformats.org/drawingml/2006/picture">
+            <wp:extent cx="5486400" cy="3380232"/>
+            <wp:docPr id="7" name="Picture 7" descr="Draw the sorter’s decision branches, loop-back arrows, final outputs and invalid-input path so every valid case can terminate. Draw your input, deciding step, result and limit. Supported question: Where does the first original rejection occur, and why is K3 not originally selected?"/>
+            <wp:cNvGraphicFramePr>
+              <a:graphicFrameLocks noChangeAspect="1"/>
+            </wp:cNvGraphicFramePr>
+            <a:graphic>
+              <a:graphicData uri="http://schemas.openxmlformats.org/drawingml/2006/picture">
+                <pic:pic>
+                  <pic:nvPicPr>
+                    <pic:cNvPr id="0" name="academy-story-ai-1-31-06.png"/>
+                    <pic:cNvPicPr/>
+                  </pic:nvPicPr>
+                  <pic:blipFill>
+                    <a:blip r:embed="rId15"/>
+                    <a:stretch>
+                      <a:fillRect/>
+                    </a:stretch>
+                  </pic:blipFill>
+                  <pic:spPr>
+                    <a:xfrm>
+                      <a:off x="0" y="0"/>
+                      <a:ext cx="5486400" cy="3380232"/>
+                    </a:xfrm>
+                    <a:prstGeom prst="rect"/>
+                  </pic:spPr>
+                </pic:pic>
+              </a:graphicData>
+            </a:graphic>
+          </wp:inline>
+        </w:drawing>
+      </w:r>
+    </w:p>
+    <w:p>
+      <w:pPr>
+        <w:spacing w:line="336" w:lineRule="auto" w:after="180"/>
+      </w:pPr>
+      <w:r>
+        <w:rPr>
+          <w:b w:val="0"/>
+        </w:rPr>
+        <w:t xml:space="preserve">Draw the sorter’s decision </w:t>
+      </w:r>
+      <w:r>
+        <w:rPr>
+          <w:b/>
+        </w:rPr>
+        <w:t>branch</w:t>
+      </w:r>
+      <w:r>
+        <w:rPr>
+          <w:b w:val="0"/>
+        </w:rPr>
+        <w:t xml:space="preserve">es, loop-back arrows, final </w:t>
+      </w:r>
+      <w:r>
+        <w:rPr>
+          <w:b/>
+        </w:rPr>
+        <w:t>output</w:t>
+      </w:r>
+      <w:r>
+        <w:rPr>
+          <w:b w:val="0"/>
+        </w:rPr>
+        <w:t>s and invalid-</w:t>
+      </w:r>
+      <w:r>
+        <w:rPr>
+          <w:b/>
+        </w:rPr>
+        <w:t>input</w:t>
+      </w:r>
+      <w:r>
+        <w:rPr>
+          <w:b w:val="0"/>
+        </w:rPr>
+        <w:t xml:space="preserve"> path so every valid case can terminate. Draw your </w:t>
+      </w:r>
+      <w:r>
+        <w:rPr>
+          <w:b/>
+        </w:rPr>
+        <w:t>input</w:t>
+      </w:r>
+      <w:r>
+        <w:rPr>
+          <w:b w:val="0"/>
+        </w:rPr>
+        <w:t>, deciding step, result and limit.</w:t>
+      </w:r>
+    </w:p>
+    <w:p>
+      <w:pPr>
+        <w:spacing w:line="336" w:lineRule="auto" w:after="180"/>
+      </w:pPr>
+      <w:r>
+        <w:rPr>
+          <w:b w:val="0"/>
+        </w:rPr>
+        <w:t>Supported question: Where does the first original rejection occur, and why is K3 not originally selected?</w:t>
+      </w:r>
+    </w:p>
+    <w:p>
+      <w:pPr>
+        <w:spacing w:line="336" w:lineRule="auto" w:after="180"/>
+        <w:shd w:fill="F5F1FB"/>
+      </w:pPr>
+      <w:r>
+        <w:rPr>
+          <w:b w:val="0"/>
+        </w:rPr>
+        <w:t xml:space="preserve">Draw your project trace and justify the deciding step using </w:t>
+      </w:r>
+      <w:r>
+        <w:rPr>
+          <w:b/>
+        </w:rPr>
+        <w:t>evidence</w:t>
+      </w:r>
+      <w:r>
+        <w:rPr>
+          <w:b w:val="0"/>
+        </w:rPr>
+        <w:t>.</w:t>
+      </w:r>
+    </w:p>
+    <w:p>
+      <w:pPr>
+        <w:pStyle w:val="Heading3"/>
+      </w:pPr>
+      <w:r>
+        <w:t>My picture explanation, deciding evidence and one limit</w:t>
       </w:r>
     </w:p>
     <w:p>

--- a/downloads/workbook/ai-1-week-31.docx
+++ b/downloads/workbook/ai-1-week-31.docx
@@ -25,12 +25,468 @@
         <w:pStyle w:val="Heading1"/>
       </w:pPr>
       <w:r>
-        <w:t>01. Recall and choose your starting point</w:t>
-      </w:r>
-    </w:p>
-    <w:p>
-      <w:r>
-        <w:t>Record your starting explanation for Design the Decision Process before opening notes. Show any later correction separately.</w:t>
+        <w:t>One connected decision-flow record.</w:t>
+      </w:r>
+    </w:p>
+    <w:p>
+      <w:r>
+        <w:t>Name final outputs, trace candidate state, repair an OR error and design the independent room process.</w:t>
+      </w:r>
+    </w:p>
+    <w:p>
+      <w:r>
+        <w:t>Keep validation, conditions, state changes and stopping rules inspectable.</w:t>
+      </w:r>
+    </w:p>
+    <w:p>
+      <w:pPr>
+        <w:pStyle w:val="Heading1"/>
+      </w:pPr>
+      <w:r>
+        <w:t>01. Recall: reconnect earlier ideas</w:t>
+      </w:r>
+    </w:p>
+    <w:p>
+      <w:r>
+        <w:t>Retrieve before opening notes.</w:t>
+      </w:r>
+    </w:p>
+    <w:p>
+      <w:pPr>
+        <w:pStyle w:val="Heading2"/>
+      </w:pPr>
+      <w:r>
+        <w:t>Retrieve and explain</w:t>
+      </w:r>
+    </w:p>
+    <w:p>
+      <w:pPr>
+        <w:pStyle w:val="ListBullet"/>
+      </w:pPr>
+      <w:r>
+        <w:t>Try the recall before opening notes. Then use a different colour or a labelled second line to correct your explanation.</w:t>
+      </w:r>
+    </w:p>
+    <w:p>
+      <w:pPr>
+        <w:pStyle w:val="ListBullet"/>
+      </w:pPr>
+      <w:r>
+        <w:t>Without opening the old lesson, explain one key idea from Choose Inputs and Outputs. Give an example and a mistake that the idea helps you avoid.</w:t>
+      </w:r>
+    </w:p>
+    <w:p>
+      <w:pPr>
+        <w:pStyle w:val="Heading3"/>
+      </w:pPr>
+      <w:r>
+        <w:t>My remembered idea, example and correction</w:t>
+      </w:r>
+    </w:p>
+    <w:p>
+      <w:r>
+        <w:t>________________________________________________________________</w:t>
+      </w:r>
+    </w:p>
+    <w:p>
+      <w:r>
+        <w:t>________________________________________________________________</w:t>
+      </w:r>
+    </w:p>
+    <w:p>
+      <w:r>
+        <w:t>________________________________________________________________</w:t>
+      </w:r>
+    </w:p>
+    <w:p>
+      <w:pPr>
+        <w:pStyle w:val="ListBullet"/>
+      </w:pPr>
+      <w:r>
+        <w:t>Without opening the old lesson, explain one key idea from Humans Set Boundaries. Give an example and a mistake that the idea helps you avoid.</w:t>
+      </w:r>
+    </w:p>
+    <w:p>
+      <w:pPr>
+        <w:pStyle w:val="Heading3"/>
+      </w:pPr>
+      <w:r>
+        <w:t>My remembered idea, example and correction</w:t>
+      </w:r>
+    </w:p>
+    <w:p>
+      <w:r>
+        <w:t>________________________________________________________________</w:t>
+      </w:r>
+    </w:p>
+    <w:p>
+      <w:r>
+        <w:t>________________________________________________________________</w:t>
+      </w:r>
+    </w:p>
+    <w:p>
+      <w:r>
+        <w:t>________________________________________________________________</w:t>
+      </w:r>
+    </w:p>
+    <w:p>
+      <w:pPr>
+        <w:pStyle w:val="ListBullet"/>
+      </w:pPr>
+      <w:r>
+        <w:t>Without opening the old lesson, explain one key idea from Generate, Retrieve, or Calculate?. Give an example and a mistake that the idea helps you avoid.</w:t>
+      </w:r>
+    </w:p>
+    <w:p>
+      <w:pPr>
+        <w:pStyle w:val="Heading3"/>
+      </w:pPr>
+      <w:r>
+        <w:t>My remembered idea, example and correction</w:t>
+      </w:r>
+    </w:p>
+    <w:p>
+      <w:r>
+        <w:t>________________________________________________________________</w:t>
+      </w:r>
+    </w:p>
+    <w:p>
+      <w:r>
+        <w:t>________________________________________________________________</w:t>
+      </w:r>
+    </w:p>
+    <w:p>
+      <w:r>
+        <w:t>________________________________________________________________</w:t>
+      </w:r>
+    </w:p>
+    <w:p>
+      <w:pPr>
+        <w:pStyle w:val="Heading2"/>
+      </w:pPr>
+      <w:r>
+        <w:t>Earlier wording, alternatives and picture transcripts · reference / check after trying</w:t>
+      </w:r>
+    </w:p>
+    <w:p>
+      <w:pPr>
+        <w:pStyle w:val="Heading3"/>
+      </w:pPr>
+      <w:r>
+        <w:t>Choose Inputs and Outputs</w:t>
+      </w:r>
+    </w:p>
+    <w:p>
+      <w:pPr>
+        <w:pStyle w:val="Heading3"/>
+      </w:pPr>
+      <w:r>
+        <w:t>Humans Set Boundaries</w:t>
+      </w:r>
+    </w:p>
+    <w:p>
+      <w:pPr>
+        <w:pStyle w:val="Heading3"/>
+      </w:pPr>
+      <w:r>
+        <w:t>Generate, Retrieve, or Calculate?</w:t>
+      </w:r>
+    </w:p>
+    <w:p>
+      <w:pPr>
+        <w:pStyle w:val="Heading1"/>
+      </w:pPr>
+      <w:r>
+        <w:t>12. W1 · Name each final output and its condition</w:t>
+      </w:r>
+    </w:p>
+    <w:p>
+      <w:r>
+        <w:t>Distinguish a rejected candidate from a completed no-match search.</w:t>
+      </w:r>
+    </w:p>
+    <w:p>
+      <w:pPr>
+        <w:pStyle w:val="Heading2"/>
+      </w:pPr>
+      <w:r>
+        <w:t>Your evidence record</w:t>
+      </w:r>
+    </w:p>
+    <w:p>
+      <w:pPr>
+        <w:pStyle w:val="ListBullet"/>
+      </w:pPr>
+      <w:r>
+        <w:t>Activity reference for W1–W3 and W5: valid minutes are whole 0–30; Quiet required is Yes/No. Catalogue order: B1 Bookmark drawing (10 min, quiet Yes), B2 Story circle (8 min, quiet No), B3 Pattern puzzle (12 min, quiet Yes), B4 Tower challenge (15 min, quiet No). Require duration≤available minutes AND (quiet not required OR activity quiet). Start at B1, advance after failure, stop at the first fit, or no match after all fail. Invalid/missing input needs clarification before search. A new corrected request starts a fresh run.</w:t>
+      </w:r>
+    </w:p>
+    <w:p>
+      <w:pPr>
+        <w:pStyle w:val="ListBullet"/>
+      </w:pPr>
+      <w:r>
+        <w:t>Name the three kinds of final output in the activity process and the condition that leads to each. Explain why a candidate failing its time check is not automatically a final no-match result.</w:t>
+      </w:r>
+    </w:p>
+    <w:p>
+      <w:pPr>
+        <w:pStyle w:val="Heading3"/>
+      </w:pPr>
+      <w:r>
+        <w:t>My reasoning and evidence</w:t>
+      </w:r>
+    </w:p>
+    <w:p>
+      <w:r>
+        <w:t>________________________________________________________________</w:t>
+      </w:r>
+    </w:p>
+    <w:p>
+      <w:r>
+        <w:t>________________________________________________________________</w:t>
+      </w:r>
+    </w:p>
+    <w:p>
+      <w:r>
+        <w:t>________________________________________________________________</w:t>
+      </w:r>
+    </w:p>
+    <w:p>
+      <w:r>
+        <w:t>________________________________________________________________</w:t>
+      </w:r>
+    </w:p>
+    <w:p>
+      <w:r>
+        <w:t>________________________________________________________________</w:t>
+      </w:r>
+    </w:p>
+    <w:p>
+      <w:r>
+        <w:t>________________________________________________________________</w:t>
+      </w:r>
+    </w:p>
+    <w:p>
+      <w:pPr>
+        <w:pStyle w:val="Heading1"/>
+      </w:pPr>
+      <w:r>
+        <w:t>13. W2 · Track the current candidate</w:t>
+      </w:r>
+    </w:p>
+    <w:p>
+      <w:r>
+        <w:t>Keep request values fixed while candidate state advances.</w:t>
+      </w:r>
+    </w:p>
+    <w:p>
+      <w:pPr>
+        <w:pStyle w:val="Heading2"/>
+      </w:pPr>
+      <w:r>
+        <w:t>Your evidence record</w:t>
+      </w:r>
+    </w:p>
+    <w:p>
+      <w:pPr>
+        <w:pStyle w:val="ListBullet"/>
+      </w:pPr>
+      <w:r>
+        <w:t>Trace 9 minutes with Quiet required No. Record the current candidate, time result, quiet condition and next step until the process stops. Explain why the request values should not change as the candidate advances.</w:t>
+      </w:r>
+    </w:p>
+    <w:p>
+      <w:pPr>
+        <w:pStyle w:val="Heading3"/>
+      </w:pPr>
+      <w:r>
+        <w:t>My reasoning and evidence</w:t>
+      </w:r>
+    </w:p>
+    <w:p>
+      <w:r>
+        <w:t>________________________________________________________________</w:t>
+      </w:r>
+    </w:p>
+    <w:p>
+      <w:r>
+        <w:t>________________________________________________________________</w:t>
+      </w:r>
+    </w:p>
+    <w:p>
+      <w:r>
+        <w:t>________________________________________________________________</w:t>
+      </w:r>
+    </w:p>
+    <w:p>
+      <w:r>
+        <w:t>________________________________________________________________</w:t>
+      </w:r>
+    </w:p>
+    <w:p>
+      <w:r>
+        <w:t>________________________________________________________________</w:t>
+      </w:r>
+    </w:p>
+    <w:p>
+      <w:r>
+        <w:t>________________________________________________________________</w:t>
+      </w:r>
+    </w:p>
+    <w:p>
+      <w:pPr>
+        <w:pStyle w:val="Heading1"/>
+      </w:pPr>
+      <w:r>
+        <w:t>14. W3 · Repair OR to preserve both requirements</w:t>
+      </w:r>
+    </w:p>
+    <w:p>
+      <w:r>
+        <w:t>Use the supplied five-minute case to expose the wrong condition.</w:t>
+      </w:r>
+    </w:p>
+    <w:p>
+      <w:pPr>
+        <w:pStyle w:val="Heading2"/>
+      </w:pPr>
+      <w:r>
+        <w:t>Your evidence record</w:t>
+      </w:r>
+    </w:p>
+    <w:p>
+      <w:pPr>
+        <w:pStyle w:val="ListBullet"/>
+      </w:pPr>
+      <w:r>
+        <w:t>A design says “If the activity is quiet OR its time fits, suggest it.” For 5 minutes with Quiet required Yes it selects B1. Identify the failed requirement and replace the condition with a correct one. Give the correct result for this request.</w:t>
+      </w:r>
+    </w:p>
+    <w:p>
+      <w:pPr>
+        <w:pStyle w:val="Heading3"/>
+      </w:pPr>
+      <w:r>
+        <w:t>My reasoning and evidence</w:t>
+      </w:r>
+    </w:p>
+    <w:p>
+      <w:r>
+        <w:t>________________________________________________________________</w:t>
+      </w:r>
+    </w:p>
+    <w:p>
+      <w:r>
+        <w:t>________________________________________________________________</w:t>
+      </w:r>
+    </w:p>
+    <w:p>
+      <w:r>
+        <w:t>________________________________________________________________</w:t>
+      </w:r>
+    </w:p>
+    <w:p>
+      <w:r>
+        <w:t>________________________________________________________________</w:t>
+      </w:r>
+    </w:p>
+    <w:p>
+      <w:r>
+        <w:t>________________________________________________________________</w:t>
+      </w:r>
+    </w:p>
+    <w:p>
+      <w:r>
+        <w:t>________________________________________________________________</w:t>
+      </w:r>
+    </w:p>
+    <w:p>
+      <w:pPr>
+        <w:pStyle w:val="Heading1"/>
+      </w:pPr>
+      <w:r>
+        <w:t>16. W5 · Preserve the first match and finite search</w:t>
+      </w:r>
+    </w:p>
+    <w:p>
+      <w:r>
+        <w:t>Explain why a compatible last row can still break the contract.</w:t>
+      </w:r>
+    </w:p>
+    <w:p>
+      <w:pPr>
+        <w:pStyle w:val="Heading2"/>
+      </w:pPr>
+      <w:r>
+        <w:t>Your evidence record</w:t>
+      </w:r>
+    </w:p>
+    <w:p>
+      <w:pPr>
+        <w:pStyle w:val="ListBullet"/>
+      </w:pPr>
+      <w:r>
+        <w:t>For the activity catalogue, 15 minutes with Quiet required No allows several activities. Explain why returning the last compatible row breaks the agreed rule even though it fits. Describe a stopping rule that preserves the first match, and one way to check that a loop cannot repeat forever.</w:t>
+      </w:r>
+    </w:p>
+    <w:p>
+      <w:pPr>
+        <w:pStyle w:val="Heading3"/>
+      </w:pPr>
+      <w:r>
+        <w:t>My reasoning and evidence</w:t>
+      </w:r>
+    </w:p>
+    <w:p>
+      <w:r>
+        <w:t>________________________________________________________________</w:t>
+      </w:r>
+    </w:p>
+    <w:p>
+      <w:r>
+        <w:t>________________________________________________________________</w:t>
+      </w:r>
+    </w:p>
+    <w:p>
+      <w:r>
+        <w:t>________________________________________________________________</w:t>
+      </w:r>
+    </w:p>
+    <w:p>
+      <w:r>
+        <w:t>________________________________________________________________</w:t>
+      </w:r>
+    </w:p>
+    <w:p>
+      <w:r>
+        <w:t>________________________________________________________________</w:t>
+      </w:r>
+    </w:p>
+    <w:p>
+      <w:r>
+        <w:t>________________________________________________________________</w:t>
+      </w:r>
+    </w:p>
+    <w:p>
+      <w:pPr>
+        <w:pStyle w:val="Heading1"/>
+      </w:pPr>
+      <w:r>
+        <w:t>04. W4 · Design a complete room decision process</w:t>
+      </w:r>
+    </w:p>
+    <w:p>
+      <w:r>
+        <w:t>Keep one first attempt before hints or feedback.</w:t>
+      </w:r>
+    </w:p>
+    <w:p>
+      <w:pPr>
+        <w:pStyle w:val="Heading2"/>
+      </w:pPr>
+      <w:r>
+        <w:t>Read and explain independently</w:t>
       </w:r>
     </w:p>
     <w:p>
@@ -41,205 +497,18 @@
         <w:rPr>
           <w:b w:val="0"/>
         </w:rPr>
-        <w:t xml:space="preserve">Try the recall before opening notes. Then use a different colour or a labelled second line to correct your </w:t>
-      </w:r>
-      <w:r>
-        <w:rPr>
-          <w:b/>
-        </w:rPr>
-        <w:t>explanation</w:t>
-      </w:r>
+        <w:t>A new paper catalogue lists C1 first, capacity 4, quiet Yes; C2 second, capacity 8, quiet No. Valid requests give a whole group size from 1 to 10 and Quiet required Yes or No.</w:t>
+      </w:r>
+    </w:p>
+    <w:p>
+      <w:pPr>
+        <w:spacing w:line="336" w:lineRule="auto" w:after="180"/>
+      </w:pPr>
       <w:r>
         <w:rPr>
           <w:b w:val="0"/>
         </w:rPr>
-        <w:t>.</w:t>
-      </w:r>
-    </w:p>
-    <w:p>
-      <w:pPr>
-        <w:pStyle w:val="Heading3"/>
-      </w:pPr>
-      <w:r>
-        <w:t>Choose Inputs and Outputs</w:t>
-      </w:r>
-    </w:p>
-    <w:p>
-      <w:pPr>
-        <w:spacing w:line="336" w:lineRule="auto" w:after="180"/>
-      </w:pPr>
-      <w:r>
-        <w:rPr>
-          <w:b w:val="0"/>
-        </w:rPr>
-        <w:t xml:space="preserve">Without opening the old lesson, explain one key idea from Choose </w:t>
-      </w:r>
-      <w:r>
-        <w:rPr>
-          <w:b/>
-        </w:rPr>
-        <w:t>Input</w:t>
-      </w:r>
-      <w:r>
-        <w:rPr>
-          <w:b w:val="0"/>
-        </w:rPr>
-        <w:t xml:space="preserve">s and </w:t>
-      </w:r>
-      <w:r>
-        <w:rPr>
-          <w:b/>
-        </w:rPr>
-        <w:t>Output</w:t>
-      </w:r>
-      <w:r>
-        <w:rPr>
-          <w:b w:val="0"/>
-        </w:rPr>
-        <w:t>s. Give an example and a mistake that the idea helps you avoid.</w:t>
-      </w:r>
-    </w:p>
-    <w:p>
-      <w:pPr>
-        <w:pStyle w:val="Heading3"/>
-      </w:pPr>
-      <w:r>
-        <w:t>My remembered idea, example and correction</w:t>
-      </w:r>
-    </w:p>
-    <w:p>
-      <w:r>
-        <w:t>________________________________________________________________</w:t>
-      </w:r>
-    </w:p>
-    <w:p>
-      <w:r>
-        <w:t>________________________________________________________________</w:t>
-      </w:r>
-    </w:p>
-    <w:p>
-      <w:r>
-        <w:t>________________________________________________________________</w:t>
-      </w:r>
-    </w:p>
-    <w:p>
-      <w:pPr>
-        <w:pStyle w:val="Heading3"/>
-      </w:pPr>
-      <w:r>
-        <w:t>Humans Set Boundaries</w:t>
-      </w:r>
-    </w:p>
-    <w:p>
-      <w:pPr>
-        <w:spacing w:line="336" w:lineRule="auto" w:after="180"/>
-      </w:pPr>
-      <w:r>
-        <w:rPr>
-          <w:b w:val="0"/>
-        </w:rPr>
-        <w:t>Without opening the old lesson, explain one key idea from Humans Set Boundaries. Give an example and a mistake that the idea helps you avoid.</w:t>
-      </w:r>
-    </w:p>
-    <w:p>
-      <w:pPr>
-        <w:pStyle w:val="Heading3"/>
-      </w:pPr>
-      <w:r>
-        <w:t>My remembered idea, example and correction</w:t>
-      </w:r>
-    </w:p>
-    <w:p>
-      <w:r>
-        <w:t>________________________________________________________________</w:t>
-      </w:r>
-    </w:p>
-    <w:p>
-      <w:r>
-        <w:t>________________________________________________________________</w:t>
-      </w:r>
-    </w:p>
-    <w:p>
-      <w:r>
-        <w:t>________________________________________________________________</w:t>
-      </w:r>
-    </w:p>
-    <w:p>
-      <w:pPr>
-        <w:pStyle w:val="Heading3"/>
-      </w:pPr>
-      <w:r>
-        <w:t>Generate, Retrieve, or Calculate?</w:t>
-      </w:r>
-    </w:p>
-    <w:p>
-      <w:pPr>
-        <w:spacing w:line="336" w:lineRule="auto" w:after="180"/>
-      </w:pPr>
-      <w:r>
-        <w:rPr>
-          <w:b w:val="0"/>
-        </w:rPr>
-        <w:t>Without opening the old lesson, explain one key idea from Generate, Retrieve, or Calculate?. Give an example and a mistake that the idea helps you avoid.</w:t>
-      </w:r>
-    </w:p>
-    <w:p>
-      <w:pPr>
-        <w:pStyle w:val="Heading3"/>
-      </w:pPr>
-      <w:r>
-        <w:t>My remembered idea, example and correction</w:t>
-      </w:r>
-    </w:p>
-    <w:p>
-      <w:r>
-        <w:t>________________________________________________________________</w:t>
-      </w:r>
-    </w:p>
-    <w:p>
-      <w:r>
-        <w:t>________________________________________________________________</w:t>
-      </w:r>
-    </w:p>
-    <w:p>
-      <w:r>
-        <w:t>________________________________________________________________</w:t>
-      </w:r>
-    </w:p>
-    <w:p>
-      <w:pPr>
-        <w:pStyle w:val="Heading1"/>
-      </w:pPr>
-      <w:r>
-        <w:t>02. Practise with fading help</w:t>
-      </w:r>
-    </w:p>
-    <w:p>
-      <w:r>
-        <w:t>Complete the supported Design the Decision Process trace and record the first step you can explain without help.</w:t>
-      </w:r>
-    </w:p>
-    <w:p>
-      <w:pPr>
-        <w:spacing w:line="336" w:lineRule="auto" w:after="180"/>
-      </w:pPr>
-      <w:r>
-        <w:rPr>
-          <w:b w:val="0"/>
-        </w:rPr>
-        <w:t xml:space="preserve">Use W2: Track the current </w:t>
-      </w:r>
-      <w:r>
-        <w:rPr>
-          <w:b/>
-        </w:rPr>
-        <w:t>candidate</w:t>
-      </w:r>
-      <w:r>
-        <w:rPr>
-          <w:b w:val="0"/>
-        </w:rPr>
-        <w:t xml:space="preserve"> for Designing a complete decision </w:t>
+        <w:t xml:space="preserve">A room fits if capacity is at least group size and the quiet condition is met; choose the first fit. Write a complete </w:t>
       </w:r>
       <w:r>
         <w:rPr>
@@ -251,275 +520,6 @@
         <w:rPr>
           <w:b w:val="0"/>
         </w:rPr>
-        <w:t>. Record the answer once; the lesson and workbook refer to the same attempt.</w:t>
-      </w:r>
-    </w:p>
-    <w:tbl>
-      <w:tblPr>
-        <w:tblStyle w:val="LightShading-Accent1"/>
-        <w:tblW w:type="auto" w:w="0"/>
-        <w:tblLook w:firstColumn="1" w:firstRow="1" w:lastColumn="0" w:lastRow="0" w:noHBand="0" w:noVBand="1" w:val="04A0"/>
-      </w:tblPr>
-      <w:tblGrid>
-        <w:gridCol w:w="2556"/>
-        <w:gridCol w:w="2556"/>
-        <w:gridCol w:w="2556"/>
-        <w:gridCol w:w="2556"/>
-      </w:tblGrid>
-      <w:tr>
-        <w:trPr>
-          <w:tblHeader/>
-        </w:trPr>
-        <w:tc>
-          <w:tcPr>
-            <w:tcW w:type="dxa" w:w="2556"/>
-          </w:tcPr>
-          <w:p>
-            <w:r>
-              <w:t>Given inputs</w:t>
-            </w:r>
-          </w:p>
-        </w:tc>
-        <w:tc>
-          <w:tcPr>
-            <w:tcW w:type="dxa" w:w="2556"/>
-          </w:tcPr>
-          <w:p>
-            <w:r>
-              <w:t>Procedure I chose</w:t>
-            </w:r>
-          </w:p>
-        </w:tc>
-        <w:tc>
-          <w:tcPr>
-            <w:tcW w:type="dxa" w:w="2556"/>
-          </w:tcPr>
-          <w:p>
-            <w:r>
-              <w:t>Middle steps</w:t>
-            </w:r>
-          </w:p>
-        </w:tc>
-        <w:tc>
-          <w:tcPr>
-            <w:tcW w:type="dxa" w:w="2556"/>
-          </w:tcPr>
-          <w:p>
-            <w:r>
-              <w:t>Result and check</w:t>
-            </w:r>
-          </w:p>
-        </w:tc>
-      </w:tr>
-      <w:tr>
-        <w:tc>
-          <w:tcPr>
-            <w:tcW w:type="dxa" w:w="2556"/>
-          </w:tcPr>
-          <w:p>
-            <w:r/>
-          </w:p>
-        </w:tc>
-        <w:tc>
-          <w:tcPr>
-            <w:tcW w:type="dxa" w:w="2556"/>
-          </w:tcPr>
-          <w:p>
-            <w:r/>
-          </w:p>
-        </w:tc>
-        <w:tc>
-          <w:tcPr>
-            <w:tcW w:type="dxa" w:w="2556"/>
-          </w:tcPr>
-          <w:p>
-            <w:r/>
-          </w:p>
-        </w:tc>
-        <w:tc>
-          <w:tcPr>
-            <w:tcW w:type="dxa" w:w="2556"/>
-          </w:tcPr>
-          <w:p>
-            <w:r/>
-          </w:p>
-        </w:tc>
-      </w:tr>
-    </w:tbl>
-    <w:p>
-      <w:pPr>
-        <w:pStyle w:val="Heading3"/>
-      </w:pPr>
-      <w:r>
-        <w:t>The step I completed without help, and the hint I needed</w:t>
-      </w:r>
-    </w:p>
-    <w:p>
-      <w:r>
-        <w:t>________________________________________________________________</w:t>
-      </w:r>
-    </w:p>
-    <w:p>
-      <w:r>
-        <w:t>________________________________________________________________</w:t>
-      </w:r>
-    </w:p>
-    <w:p>
-      <w:r>
-        <w:t>________________________________________________________________</w:t>
-      </w:r>
-    </w:p>
-    <w:p>
-      <w:pPr>
-        <w:pStyle w:val="Heading1"/>
-      </w:pPr>
-      <w:r>
-        <w:t>03. Individual reasoning check</w:t>
-      </w:r>
-    </w:p>
-    <w:p>
-      <w:r>
-        <w:t>Check the proposed Design the Decision Process explanation against the supplied facts before discussing it.</w:t>
-      </w:r>
-    </w:p>
-    <w:p>
-      <w:pPr>
-        <w:spacing w:line="336" w:lineRule="auto" w:after="180"/>
-      </w:pPr>
-      <w:r>
-        <w:rPr>
-          <w:b w:val="0"/>
-        </w:rPr>
-        <w:t xml:space="preserve">Use the worked case for Designing a complete decision </w:t>
-      </w:r>
-      <w:r>
-        <w:rPr>
-          <w:b/>
-        </w:rPr>
-        <w:t>process</w:t>
-      </w:r>
-      <w:r>
-        <w:rPr>
-          <w:b w:val="0"/>
-        </w:rPr>
-        <w:t xml:space="preserve">. Proposed </w:t>
-      </w:r>
-      <w:r>
-        <w:rPr>
-          <w:b/>
-        </w:rPr>
-        <w:t>explanation</w:t>
-      </w:r>
-      <w:r>
-        <w:rPr>
-          <w:b w:val="0"/>
-        </w:rPr>
-        <w:t xml:space="preserve">: “One failed row proves no match”. Decide whether this </w:t>
-      </w:r>
-      <w:r>
-        <w:rPr>
-          <w:b/>
-        </w:rPr>
-        <w:t>explanation</w:t>
-      </w:r>
-      <w:r>
-        <w:rPr>
-          <w:b w:val="0"/>
-        </w:rPr>
-        <w:t xml:space="preserve"> is supported.</w:t>
-      </w:r>
-    </w:p>
-    <w:p>
-      <w:pPr>
-        <w:spacing w:line="336" w:lineRule="auto" w:after="180"/>
-      </w:pPr>
-      <w:r>
-        <w:rPr>
-          <w:b w:val="0"/>
-        </w:rPr>
-        <w:t>Point to the step or supplied fact that decides; explain your repair if needed.</w:t>
-      </w:r>
-    </w:p>
-    <w:p>
-      <w:pPr>
-        <w:pStyle w:val="Heading3"/>
-      </w:pPr>
-      <w:r>
-        <w:t>My explanation before partner discussion</w:t>
-      </w:r>
-    </w:p>
-    <w:p>
-      <w:r>
-        <w:t>________________________________________________________________</w:t>
-      </w:r>
-    </w:p>
-    <w:p>
-      <w:r>
-        <w:t>________________________________________________________________</w:t>
-      </w:r>
-    </w:p>
-    <w:p>
-      <w:r>
-        <w:t>________________________________________________________________</w:t>
-      </w:r>
-    </w:p>
-    <w:p>
-      <w:r>
-        <w:t>________________________________________________________________</w:t>
-      </w:r>
-    </w:p>
-    <w:p>
-      <w:pPr>
-        <w:pStyle w:val="Heading1"/>
-      </w:pPr>
-      <w:r>
-        <w:t>04. Independent transfer case</w:t>
-      </w:r>
-    </w:p>
-    <w:p>
-      <w:r>
-        <w:t>Write one first attempt at the reserved independent case before feedback. Repeated copies of that case refer to the same recorded attempt.</w:t>
-      </w:r>
-    </w:p>
-    <w:p>
-      <w:pPr>
-        <w:pStyle w:val="Heading3"/>
-      </w:pPr>
-      <w:r>
-        <w:t>Independent case: Design a complete room decision process</w:t>
-      </w:r>
-    </w:p>
-    <w:p>
-      <w:pPr>
-        <w:spacing w:line="336" w:lineRule="auto" w:after="180"/>
-      </w:pPr>
-      <w:r>
-        <w:rPr>
-          <w:b w:val="0"/>
-        </w:rPr>
-        <w:t>A new paper catalogue lists C1 first, capacity 4, quiet Yes; C2 second, capacity 8, quiet No. Valid requests give a whole group size from 1 to 10 and Quiet required Yes or No.</w:t>
-      </w:r>
-    </w:p>
-    <w:p>
-      <w:pPr>
-        <w:spacing w:line="336" w:lineRule="auto" w:after="180"/>
-      </w:pPr>
-      <w:r>
-        <w:rPr>
-          <w:b w:val="0"/>
-        </w:rPr>
-        <w:t xml:space="preserve">A room fits if capacity is at least group size and the quiet condition is met; choose the first fit. Write a complete </w:t>
-      </w:r>
-      <w:r>
-        <w:rPr>
-          <w:b/>
-        </w:rPr>
-        <w:t>process</w:t>
-      </w:r>
-      <w:r>
-        <w:rPr>
-          <w:b w:val="0"/>
-        </w:rPr>
         <w:t xml:space="preserve"> with </w:t>
       </w:r>
       <w:r>
@@ -603,6 +603,14 @@
     </w:p>
     <w:p>
       <w:pPr>
+        <w:pStyle w:val="Heading2"/>
+      </w:pPr>
+      <w:r>
+        <w:t>Keep a fair record</w:t>
+      </w:r>
+    </w:p>
+    <w:p>
+      <w:pPr>
         <w:spacing w:line="336" w:lineRule="auto" w:after="180"/>
       </w:pPr>
       <w:r>
@@ -614,15 +622,39 @@
     </w:p>
     <w:p>
       <w:pPr>
+        <w:pStyle w:val="Heading2"/>
+      </w:pPr>
+      <w:r>
+        <w:t>Earlier wording, alternatives and picture transcripts · reference / check after trying</w:t>
+      </w:r>
+    </w:p>
+    <w:p>
+      <w:pPr>
+        <w:pStyle w:val="Heading3"/>
+      </w:pPr>
+      <w:r>
+        <w:t>Independent case: Design a complete room decision process</w:t>
+      </w:r>
+    </w:p>
+    <w:p>
+      <w:pPr>
         <w:pStyle w:val="Heading1"/>
       </w:pPr>
       <w:r>
-        <w:t>05. Your learning target</w:t>
-      </w:r>
-    </w:p>
-    <w:p>
-      <w:r>
-        <w:t>Connect the Design the Decision Process target to a trace and a justified conclusion.</w:t>
+        <w:t>09. Project · Keep the decision and its evidence</w:t>
+      </w:r>
+    </w:p>
+    <w:p>
+      <w:r>
+        <w:t>Add this week’s change to your existing project record.</w:t>
+      </w:r>
+    </w:p>
+    <w:p>
+      <w:pPr>
+        <w:pStyle w:val="Heading2"/>
+      </w:pPr>
+      <w:r>
+        <w:t>Your evidence record</w:t>
       </w:r>
     </w:p>
     <w:p>
@@ -633,89 +665,31 @@
         <w:rPr>
           <w:b w:val="0"/>
         </w:rPr>
-        <w:t xml:space="preserve">Rule: if paper then P, otherwise M. </w:t>
+        <w:t xml:space="preserve">Complete the sorter v1 </w:t>
       </w:r>
       <w:r>
         <w:rPr>
           <w:b/>
         </w:rPr>
-        <w:t>Input</w:t>
+        <w:t>decision flow</w:t>
       </w:r>
       <w:r>
         <w:rPr>
           <w:b w:val="0"/>
         </w:rPr>
-        <w:t xml:space="preserve">s are paper, metal, glass and unknown. Repair the rule for paper and metal trays without inventing a glass tray. Trace all four </w:t>
+        <w:t xml:space="preserve"> and annotate every </w:t>
       </w:r>
       <w:r>
         <w:rPr>
           <w:b/>
         </w:rPr>
-        <w:t>input</w:t>
+        <w:t>branch</w:t>
       </w:r>
       <w:r>
         <w:rPr>
           <w:b w:val="0"/>
         </w:rPr>
-        <w:t>s.</w:t>
-      </w:r>
-    </w:p>
-    <w:p>
-      <w:pPr>
-        <w:pStyle w:val="Heading1"/>
-      </w:pPr>
-      <w:r>
-        <w:t>06. Solve the given case</w:t>
-      </w:r>
-    </w:p>
-    <w:p>
-      <w:r>
-        <w:t>Solve the supplied Design the Decision Process case and show the deciding evidence.</w:t>
-      </w:r>
-    </w:p>
-    <w:p>
-      <w:pPr>
-        <w:spacing w:line="336" w:lineRule="auto" w:after="180"/>
-      </w:pPr>
-      <w:r>
-        <w:rPr>
-          <w:b w:val="0"/>
-        </w:rPr>
-        <w:t xml:space="preserve">A rule sends paper to P and everything else to M. </w:t>
-      </w:r>
-      <w:r>
-        <w:rPr>
-          <w:b/>
-        </w:rPr>
-        <w:t>Input</w:t>
-      </w:r>
-      <w:r>
-        <w:rPr>
-          <w:b w:val="0"/>
-        </w:rPr>
-        <w:t>s include paper, metal and glass.</w:t>
-      </w:r>
-    </w:p>
-    <w:p>
-      <w:pPr>
-        <w:spacing w:line="336" w:lineRule="auto" w:after="180"/>
-      </w:pPr>
-      <w:r>
-        <w:rPr>
-          <w:b w:val="0"/>
-        </w:rPr>
-        <w:t>Trace glass and repair the rule.</w:t>
-      </w:r>
-    </w:p>
-    <w:p>
-      <w:pPr>
-        <w:spacing w:line="336" w:lineRule="auto" w:after="180"/>
-      </w:pPr>
-      <w:r>
-        <w:rPr>
-          <w:b w:val="0"/>
-        </w:rPr>
-        <w:t xml:space="preserve">Show your trace, calculation or </w:t>
+        <w:t xml:space="preserve"> with the </w:t>
       </w:r>
       <w:r>
         <w:rPr>
@@ -723,326 +697,22 @@
         </w:rPr>
         <w:t>evidence</w:t>
       </w:r>
-    </w:p>
-    <w:p>
-      <w:pPr>
-        <w:pStyle w:val="Heading3"/>
-      </w:pPr>
-      <w:r>
-        <w:t>Write or draw your reasoning and evidence.</w:t>
-      </w:r>
-    </w:p>
-    <w:p>
-      <w:r>
-        <w:t>________________________________________________________________</w:t>
-      </w:r>
-    </w:p>
-    <w:p>
-      <w:r>
-        <w:t>________________________________________________________________</w:t>
-      </w:r>
-    </w:p>
-    <w:p>
-      <w:r>
-        <w:t>________________________________________________________________</w:t>
-      </w:r>
-    </w:p>
-    <w:p>
-      <w:r>
-        <w:t>________________________________________________________________</w:t>
-      </w:r>
-    </w:p>
-    <w:p>
-      <w:r>
-        <w:t>________________________________________________________________</w:t>
-      </w:r>
-    </w:p>
-    <w:p>
-      <w:pPr>
-        <w:pStyle w:val="Heading1"/>
-      </w:pPr>
-      <w:r>
-        <w:t>07. Check a changed case</w:t>
-      </w:r>
-    </w:p>
-    <w:p>
-      <w:r>
-        <w:t>Apply the procedure to the changed case and record why the conclusion follows.</w:t>
-      </w:r>
-    </w:p>
-    <w:p>
-      <w:pPr>
-        <w:spacing w:line="336" w:lineRule="auto" w:after="180"/>
-      </w:pPr>
       <w:r>
         <w:rPr>
           <w:b w:val="0"/>
         </w:rPr>
-        <w:t xml:space="preserve">Write a decision </w:t>
-      </w:r>
-      <w:r>
-        <w:rPr>
-          <w:b/>
-        </w:rPr>
-        <w:t>process</w:t>
-      </w:r>
+        <w:t xml:space="preserve"> it uses.</w:t>
+      </w:r>
+    </w:p>
+    <w:p>
+      <w:pPr>
+        <w:spacing w:line="336" w:lineRule="auto" w:after="180"/>
+      </w:pPr>
       <w:r>
         <w:rPr>
           <w:b w:val="0"/>
         </w:rPr>
-        <w:t>: a clear pencil goes to the pencil tray, a clear book to the shelf, and an unknown object to review. Trace a lunch box.</w:t>
-      </w:r>
-    </w:p>
-    <w:p>
-      <w:pPr>
-        <w:spacing w:line="336" w:lineRule="auto" w:after="180"/>
-      </w:pPr>
-      <w:r>
-        <w:rPr>
-          <w:b w:val="0"/>
-        </w:rPr>
-        <w:t>My independent answer and reason</w:t>
-      </w:r>
-    </w:p>
-    <w:p>
-      <w:pPr>
-        <w:pStyle w:val="Heading3"/>
-      </w:pPr>
-      <w:r>
-        <w:t>Write or draw your reasoning and evidence.</w:t>
-      </w:r>
-    </w:p>
-    <w:p>
-      <w:r>
-        <w:t>________________________________________________________________</w:t>
-      </w:r>
-    </w:p>
-    <w:p>
-      <w:r>
-        <w:t>________________________________________________________________</w:t>
-      </w:r>
-    </w:p>
-    <w:p>
-      <w:r>
-        <w:t>________________________________________________________________</w:t>
-      </w:r>
-    </w:p>
-    <w:p>
-      <w:r>
-        <w:t>________________________________________________________________</w:t>
-      </w:r>
-    </w:p>
-    <w:p>
-      <w:r>
-        <w:t>________________________________________________________________</w:t>
-      </w:r>
-    </w:p>
-    <w:p>
-      <w:pPr>
-        <w:pStyle w:val="Heading3"/>
-      </w:pPr>
-      <w:r>
-        <w:t>Week 31 Test and reflect</w:t>
-      </w:r>
-    </w:p>
-    <w:p>
-      <w:pPr>
-        <w:pStyle w:val="Heading1"/>
-      </w:pPr>
-      <w:r>
-        <w:t>08. Design a revealing test</w:t>
-      </w:r>
-    </w:p>
-    <w:p>
-      <w:r>
-        <w:t>Specify a changed input, expected result and observation separately.</w:t>
-      </w:r>
-    </w:p>
-    <w:p>
-      <w:pPr>
-        <w:spacing w:line="336" w:lineRule="auto" w:after="180"/>
-      </w:pPr>
-      <w:r>
-        <w:rPr>
-          <w:b w:val="0"/>
-        </w:rPr>
-        <w:t xml:space="preserve">Create a changed </w:t>
-      </w:r>
-      <w:r>
-        <w:rPr>
-          <w:b/>
-        </w:rPr>
-        <w:t>input</w:t>
-      </w:r>
-      <w:r>
-        <w:rPr>
-          <w:b w:val="0"/>
-        </w:rPr>
-        <w:t>, boundary case or missing-information case. Write the expected answer or safe response before testing.</w:t>
-      </w:r>
-    </w:p>
-    <w:tbl>
-      <w:tblPr>
-        <w:tblStyle w:val="LightShading-Accent1"/>
-        <w:tblW w:type="auto" w:w="0"/>
-        <w:tblLook w:firstColumn="1" w:firstRow="1" w:lastColumn="0" w:lastRow="0" w:noHBand="0" w:noVBand="1" w:val="04A0"/>
-      </w:tblPr>
-      <w:tblGrid>
-        <w:gridCol w:w="5112"/>
-        <w:gridCol w:w="5112"/>
-      </w:tblGrid>
-      <w:tr>
-        <w:trPr>
-          <w:tblHeader/>
-        </w:trPr>
-        <w:tc>
-          <w:tcPr>
-            <w:tcW w:type="dxa" w:w="5112"/>
-          </w:tcPr>
-          <w:p>
-            <w:r>
-              <w:t>Test record</w:t>
-            </w:r>
-          </w:p>
-        </w:tc>
-        <w:tc>
-          <w:tcPr>
-            <w:tcW w:type="dxa" w:w="5112"/>
-          </w:tcPr>
-          <w:p>
-            <w:r>
-              <w:t>My evidence</w:t>
-            </w:r>
-          </w:p>
-        </w:tc>
-      </w:tr>
-      <w:tr>
-        <w:tc>
-          <w:tcPr>
-            <w:tcW w:type="dxa" w:w="5112"/>
-          </w:tcPr>
-          <w:p>
-            <w:r>
-              <w:t>Changed input or condition</w:t>
-            </w:r>
-          </w:p>
-        </w:tc>
-        <w:tc>
-          <w:tcPr>
-            <w:tcW w:type="dxa" w:w="5112"/>
-          </w:tcPr>
-          <w:p>
-            <w:r/>
-          </w:p>
-        </w:tc>
-      </w:tr>
-      <w:tr>
-        <w:tc>
-          <w:tcPr>
-            <w:tcW w:type="dxa" w:w="5112"/>
-          </w:tcPr>
-          <w:p>
-            <w:r>
-              <w:t>Expected answer or fallback</w:t>
-            </w:r>
-          </w:p>
-        </w:tc>
-        <w:tc>
-          <w:tcPr>
-            <w:tcW w:type="dxa" w:w="5112"/>
-          </w:tcPr>
-          <w:p>
-            <w:r/>
-          </w:p>
-        </w:tc>
-      </w:tr>
-      <w:tr>
-        <w:tc>
-          <w:tcPr>
-            <w:tcW w:type="dxa" w:w="5112"/>
-          </w:tcPr>
-          <w:p>
-            <w:r>
-              <w:t>Observed result</w:t>
-            </w:r>
-          </w:p>
-        </w:tc>
-        <w:tc>
-          <w:tcPr>
-            <w:tcW w:type="dxa" w:w="5112"/>
-          </w:tcPr>
-          <w:p>
-            <w:r/>
-          </w:p>
-        </w:tc>
-      </w:tr>
-      <w:tr>
-        <w:tc>
-          <w:tcPr>
-            <w:tcW w:type="dxa" w:w="5112"/>
-          </w:tcPr>
-          <w:p>
-            <w:r>
-              <w:t>Why the result occurred</w:t>
-            </w:r>
-          </w:p>
-        </w:tc>
-        <w:tc>
-          <w:tcPr>
-            <w:tcW w:type="dxa" w:w="5112"/>
-          </w:tcPr>
-          <w:p>
-            <w:r/>
-          </w:p>
-        </w:tc>
-      </w:tr>
-    </w:tbl>
-    <w:p>
-      <w:pPr>
-        <w:pStyle w:val="Heading1"/>
-      </w:pPr>
-      <w:r>
-        <w:t>09. Project checkpoint</w:t>
-      </w:r>
-    </w:p>
-    <w:p>
-      <w:r>
-        <w:t>Justify what Design the Decision Process adds to Helpful Classroom Sorter and keep the evidence.</w:t>
-      </w:r>
-    </w:p>
-    <w:p>
-      <w:pPr>
-        <w:spacing w:line="336" w:lineRule="auto" w:after="180"/>
-      </w:pPr>
-      <w:r>
-        <w:rPr>
-          <w:b w:val="0"/>
-        </w:rPr>
-        <w:t xml:space="preserve">Complete the sorter v1 </w:t>
-      </w:r>
-      <w:r>
-        <w:rPr>
-          <w:b/>
-        </w:rPr>
-        <w:t>decision flow</w:t>
-      </w:r>
-      <w:r>
-        <w:rPr>
-          <w:b w:val="0"/>
-        </w:rPr>
-        <w:t xml:space="preserve"> and annotate every </w:t>
-      </w:r>
-      <w:r>
-        <w:rPr>
-          <w:b/>
-        </w:rPr>
-        <w:t>branch</w:t>
-      </w:r>
-      <w:r>
-        <w:rPr>
-          <w:b w:val="0"/>
-        </w:rPr>
-        <w:t xml:space="preserve"> with the </w:t>
+        <w:t xml:space="preserve">The project change and </w:t>
       </w:r>
       <w:r>
         <w:rPr>
@@ -1054,29 +724,6 @@
         <w:rPr>
           <w:b w:val="0"/>
         </w:rPr>
-        <w:t xml:space="preserve"> it uses.</w:t>
-      </w:r>
-    </w:p>
-    <w:p>
-      <w:pPr>
-        <w:spacing w:line="336" w:lineRule="auto" w:after="180"/>
-      </w:pPr>
-      <w:r>
-        <w:rPr>
-          <w:b w:val="0"/>
-        </w:rPr>
-        <w:t xml:space="preserve">The project change and </w:t>
-      </w:r>
-      <w:r>
-        <w:rPr>
-          <w:b/>
-        </w:rPr>
-        <w:t>evidence</w:t>
-      </w:r>
-      <w:r>
-        <w:rPr>
-          <w:b w:val="0"/>
-        </w:rPr>
         <w:t xml:space="preserve"> I will keep</w:t>
       </w:r>
     </w:p>
@@ -1118,659 +765,20 @@
         <w:pStyle w:val="Heading1"/>
       </w:pPr>
       <w:r>
-        <w:t>10. Self check</w:t>
-      </w:r>
-    </w:p>
-    <w:p>
-      <w:r>
-        <w:t>Judge explanation, evidence, transfer and limits separately; attach the work behind your judgement.</w:t>
-      </w:r>
-    </w:p>
-    <w:p>
-      <w:pPr>
-        <w:pStyle w:val="ListBullet"/>
-      </w:pPr>
-      <w:r>
-        <w:t>I can explain the mechanism.</w:t>
-      </w:r>
-    </w:p>
-    <w:p>
-      <w:pPr>
-        <w:pStyle w:val="ListBullet"/>
-      </w:pPr>
-      <w:r>
-        <w:t>I can show evidence.</w:t>
-      </w:r>
-    </w:p>
-    <w:p>
-      <w:pPr>
-        <w:pStyle w:val="ListBullet"/>
-      </w:pPr>
-      <w:r>
-        <w:t>I can handle a changed case.</w:t>
-      </w:r>
-    </w:p>
-    <w:p>
-      <w:pPr>
-        <w:pStyle w:val="ListBullet"/>
-      </w:pPr>
-      <w:r>
-        <w:t>I can name a limit.</w:t>
-      </w:r>
-    </w:p>
-    <w:p>
-      <w:r>
-        <w:t>Mark each as not yet, with help or independently, and attach supporting work.</w:t>
-      </w:r>
-    </w:p>
-    <w:p>
-      <w:pPr>
-        <w:spacing w:line="336" w:lineRule="auto" w:after="180"/>
-      </w:pPr>
-      <w:r>
-        <w:rPr>
-          <w:b w:val="0"/>
-        </w:rPr>
-        <w:t>Teacher review ____________________  Next step ____________________</w:t>
-      </w:r>
-    </w:p>
-    <w:p>
-      <w:pPr>
-        <w:pStyle w:val="Heading1"/>
-      </w:pPr>
-      <w:r>
-        <w:t>11. Transfer practice from the original programme</w:t>
-      </w:r>
-    </w:p>
-    <w:p>
-      <w:r>
-        <w:t>Use this earlier case as transfer practice. A case already discussed with feedback is not fresh assessment evidence.</w:t>
-      </w:r>
-    </w:p>
-    <w:p>
-      <w:pPr>
-        <w:spacing w:line="336" w:lineRule="auto" w:after="180"/>
-      </w:pPr>
-      <w:r>
-        <w:rPr>
-          <w:b w:val="0"/>
-        </w:rPr>
-        <w:t xml:space="preserve">Rule: if paper then P, otherwise M. </w:t>
-      </w:r>
-      <w:r>
-        <w:rPr>
-          <w:b/>
-        </w:rPr>
-        <w:t>Input</w:t>
-      </w:r>
-      <w:r>
-        <w:rPr>
-          <w:b w:val="0"/>
-        </w:rPr>
-        <w:t xml:space="preserve">s are paper, metal, glass and unknown. Repair the rule for paper and metal trays without inventing a glass tray. Trace all four </w:t>
-      </w:r>
-      <w:r>
-        <w:rPr>
-          <w:b/>
-        </w:rPr>
-        <w:t>input</w:t>
-      </w:r>
-      <w:r>
-        <w:rPr>
-          <w:b w:val="0"/>
-        </w:rPr>
-        <w:t>s.</w:t>
-      </w:r>
-    </w:p>
-    <w:p>
-      <w:pPr>
-        <w:pStyle w:val="Heading3"/>
-      </w:pPr>
-      <w:r>
-        <w:t>My independently reasoned answer</w:t>
-      </w:r>
-    </w:p>
-    <w:p>
-      <w:r>
-        <w:t>________________________________________________________________</w:t>
-      </w:r>
-    </w:p>
-    <w:p>
-      <w:r>
-        <w:t>________________________________________________________________</w:t>
-      </w:r>
-    </w:p>
-    <w:p>
-      <w:r>
-        <w:t>________________________________________________________________</w:t>
-      </w:r>
-    </w:p>
-    <w:p>
-      <w:r>
-        <w:t>________________________________________________________________</w:t>
-      </w:r>
-    </w:p>
-    <w:p>
-      <w:r>
-        <w:t>________________________________________________________________</w:t>
-      </w:r>
-    </w:p>
-    <w:p>
-      <w:r>
-        <w:t>________________________________________________________________</w:t>
-      </w:r>
-    </w:p>
-    <w:p>
-      <w:r>
-        <w:t>________________________________________________________________</w:t>
-      </w:r>
-    </w:p>
-    <w:p>
-      <w:pPr>
-        <w:spacing w:line="336" w:lineRule="auto" w:after="180"/>
-      </w:pPr>
-      <w:r>
-        <w:rPr>
-          <w:b w:val="0"/>
-        </w:rPr>
-        <w:t xml:space="preserve">Record support used: none, hint or teacher </w:t>
-      </w:r>
-      <w:r>
-        <w:rPr>
-          <w:b/>
-        </w:rPr>
-        <w:t>explanation</w:t>
-      </w:r>
-      <w:r>
-        <w:rPr>
-          <w:b w:val="0"/>
-        </w:rPr>
-        <w:t>.</w:t>
-      </w:r>
-    </w:p>
-    <w:p>
-      <w:pPr>
-        <w:pStyle w:val="Heading1"/>
-      </w:pPr>
-      <w:r>
-        <w:t>12. W1 Describe all possible kinds of ending</w:t>
-      </w:r>
-    </w:p>
-    <w:p>
-      <w:r>
-        <w:t>Describe all possible kinds of ending. Apply the supplied Design the Decision Process facts and keep your reasoning.</w:t>
-      </w:r>
-    </w:p>
-    <w:p>
-      <w:pPr>
-        <w:spacing w:line="336" w:lineRule="auto" w:after="180"/>
-      </w:pPr>
-      <w:r>
-        <w:rPr>
-          <w:b w:val="0"/>
-        </w:rPr>
-        <w:t xml:space="preserve">Name the three kinds of final </w:t>
-      </w:r>
-      <w:r>
-        <w:rPr>
-          <w:b/>
-        </w:rPr>
-        <w:t>output</w:t>
-      </w:r>
-      <w:r>
-        <w:rPr>
-          <w:b w:val="0"/>
-        </w:rPr>
-        <w:t xml:space="preserve"> in the activity </w:t>
-      </w:r>
-      <w:r>
-        <w:rPr>
-          <w:b/>
-        </w:rPr>
-        <w:t>process</w:t>
-      </w:r>
-      <w:r>
-        <w:rPr>
-          <w:b w:val="0"/>
-        </w:rPr>
-        <w:t xml:space="preserve"> and the condition that leads to each. Explain why a </w:t>
-      </w:r>
-      <w:r>
-        <w:rPr>
-          <w:b/>
-        </w:rPr>
-        <w:t>candidate</w:t>
-      </w:r>
-      <w:r>
-        <w:rPr>
-          <w:b w:val="0"/>
-        </w:rPr>
-        <w:t xml:space="preserve"> failing its time check is not automatically a final no-match result.</w:t>
-      </w:r>
-    </w:p>
-    <w:p>
-      <w:pPr>
-        <w:pStyle w:val="Heading3"/>
-      </w:pPr>
-      <w:r>
-        <w:t>My reasoning and evidence</w:t>
-      </w:r>
-    </w:p>
-    <w:p>
-      <w:r>
-        <w:t>________________________________________________________________</w:t>
-      </w:r>
-    </w:p>
-    <w:p>
-      <w:r>
-        <w:t>________________________________________________________________</w:t>
-      </w:r>
-    </w:p>
-    <w:p>
-      <w:r>
-        <w:t>________________________________________________________________</w:t>
-      </w:r>
-    </w:p>
-    <w:p>
-      <w:r>
-        <w:t>________________________________________________________________</w:t>
-      </w:r>
-    </w:p>
-    <w:p>
-      <w:r>
-        <w:t>________________________________________________________________</w:t>
-      </w:r>
-    </w:p>
-    <w:p>
-      <w:r>
-        <w:t>________________________________________________________________</w:t>
-      </w:r>
-    </w:p>
-    <w:p>
-      <w:pPr>
-        <w:pStyle w:val="Heading1"/>
-      </w:pPr>
-      <w:r>
-        <w:t>13. W2 Track the current candidate</w:t>
-      </w:r>
-    </w:p>
-    <w:p>
-      <w:r>
-        <w:t>Track the current candidate. Apply the supplied Design the Decision Process facts and keep your reasoning.</w:t>
-      </w:r>
-    </w:p>
-    <w:p>
-      <w:pPr>
-        <w:spacing w:line="336" w:lineRule="auto" w:after="180"/>
-      </w:pPr>
-      <w:r>
-        <w:rPr>
-          <w:b w:val="0"/>
-        </w:rPr>
-        <w:t xml:space="preserve">Trace 9 minutes with Quiet required No. Record the current </w:t>
-      </w:r>
-      <w:r>
-        <w:rPr>
-          <w:b/>
-        </w:rPr>
-        <w:t>candidate</w:t>
-      </w:r>
-      <w:r>
-        <w:rPr>
-          <w:b w:val="0"/>
-        </w:rPr>
-        <w:t xml:space="preserve">, time result, quiet condition and next step until the </w:t>
-      </w:r>
-      <w:r>
-        <w:rPr>
-          <w:b/>
-        </w:rPr>
-        <w:t>process</w:t>
-      </w:r>
-      <w:r>
-        <w:rPr>
-          <w:b w:val="0"/>
-        </w:rPr>
-        <w:t xml:space="preserve"> stops. Explain why the request values should not change as the </w:t>
-      </w:r>
-      <w:r>
-        <w:rPr>
-          <w:b/>
-        </w:rPr>
-        <w:t>candidate</w:t>
-      </w:r>
-      <w:r>
-        <w:rPr>
-          <w:b w:val="0"/>
-        </w:rPr>
-        <w:t xml:space="preserve"> advances.</w:t>
-      </w:r>
-    </w:p>
-    <w:p>
-      <w:pPr>
-        <w:pStyle w:val="Heading3"/>
-      </w:pPr>
-      <w:r>
-        <w:t>My reasoning and evidence</w:t>
-      </w:r>
-    </w:p>
-    <w:p>
-      <w:r>
-        <w:t>________________________________________________________________</w:t>
-      </w:r>
-    </w:p>
-    <w:p>
-      <w:r>
-        <w:t>________________________________________________________________</w:t>
-      </w:r>
-    </w:p>
-    <w:p>
-      <w:r>
-        <w:t>________________________________________________________________</w:t>
-      </w:r>
-    </w:p>
-    <w:p>
-      <w:r>
-        <w:t>________________________________________________________________</w:t>
-      </w:r>
-    </w:p>
-    <w:p>
-      <w:r>
-        <w:t>________________________________________________________________</w:t>
-      </w:r>
-    </w:p>
-    <w:p>
-      <w:r>
-        <w:t>________________________________________________________________</w:t>
-      </w:r>
-    </w:p>
-    <w:p>
-      <w:pPr>
-        <w:pStyle w:val="Heading1"/>
-      </w:pPr>
-      <w:r>
-        <w:t>14. W3 Repair an incorrect branch</w:t>
-      </w:r>
-    </w:p>
-    <w:p>
-      <w:r>
-        <w:t>Repair an incorrect branch. Apply the supplied Design the Decision Process facts and keep your reasoning.</w:t>
-      </w:r>
-    </w:p>
-    <w:p>
-      <w:pPr>
-        <w:spacing w:line="336" w:lineRule="auto" w:after="180"/>
-      </w:pPr>
-      <w:r>
-        <w:rPr>
-          <w:b w:val="0"/>
-        </w:rPr>
-        <w:t>A design says “If the activity is quiet OR its time fits, suggest it.” For 5 minutes with Quiet required Yes it selects B1. Identify the failed requirement and replace the condition with a correct one.</w:t>
-      </w:r>
-    </w:p>
-    <w:p>
-      <w:pPr>
-        <w:spacing w:line="336" w:lineRule="auto" w:after="180"/>
-      </w:pPr>
-      <w:r>
-        <w:rPr>
-          <w:b w:val="0"/>
-        </w:rPr>
-        <w:t>Give the correct result for this request.</w:t>
-      </w:r>
-    </w:p>
-    <w:p>
-      <w:pPr>
-        <w:pStyle w:val="Heading3"/>
-      </w:pPr>
-      <w:r>
-        <w:t>My reasoning and evidence</w:t>
-      </w:r>
-    </w:p>
-    <w:p>
-      <w:r>
-        <w:t>________________________________________________________________</w:t>
-      </w:r>
-    </w:p>
-    <w:p>
-      <w:r>
-        <w:t>________________________________________________________________</w:t>
-      </w:r>
-    </w:p>
-    <w:p>
-      <w:r>
-        <w:t>________________________________________________________________</w:t>
-      </w:r>
-    </w:p>
-    <w:p>
-      <w:r>
-        <w:t>________________________________________________________________</w:t>
-      </w:r>
-    </w:p>
-    <w:p>
-      <w:r>
-        <w:t>________________________________________________________________</w:t>
-      </w:r>
-    </w:p>
-    <w:p>
-      <w:r>
-        <w:t>________________________________________________________________</w:t>
-      </w:r>
-    </w:p>
-    <w:p>
-      <w:pPr>
-        <w:pStyle w:val="Heading1"/>
-      </w:pPr>
-      <w:r>
-        <w:t>15. W4 Design a complete room decision process</w:t>
-      </w:r>
-    </w:p>
-    <w:p>
-      <w:r>
-        <w:t>Attempt before feedback. If this repeats the selected independent case, reuse that first attempt; otherwise keep a separate record. Design a complete room decision process. Apply the supplied Design the Decision Process facts and keep your reasoning.</w:t>
-      </w:r>
-    </w:p>
-    <w:p>
-      <w:pPr>
-        <w:spacing w:line="336" w:lineRule="auto" w:after="180"/>
-      </w:pPr>
-      <w:r>
-        <w:rPr>
-          <w:b w:val="0"/>
-        </w:rPr>
-        <w:t>A new paper catalogue lists C1 first, capacity 4, quiet Yes; C2 second, capacity 8, quiet No. Valid requests give a whole group size from 1 to 10 and Quiet required Yes or No.</w:t>
-      </w:r>
-    </w:p>
-    <w:p>
-      <w:pPr>
-        <w:spacing w:line="336" w:lineRule="auto" w:after="180"/>
-      </w:pPr>
-      <w:r>
-        <w:rPr>
-          <w:b w:val="0"/>
-        </w:rPr>
-        <w:t xml:space="preserve">A room fits if capacity is at least group size and the quiet condition is met; choose the first fit. Write a complete </w:t>
-      </w:r>
-      <w:r>
-        <w:rPr>
-          <w:b/>
-        </w:rPr>
-        <w:t>process</w:t>
-      </w:r>
-      <w:r>
-        <w:rPr>
-          <w:b w:val="0"/>
-        </w:rPr>
-        <w:t xml:space="preserve"> with </w:t>
-      </w:r>
-      <w:r>
-        <w:rPr>
-          <w:b/>
-        </w:rPr>
-        <w:t>validation</w:t>
-      </w:r>
-      <w:r>
-        <w:rPr>
-          <w:b w:val="0"/>
-        </w:rPr>
-        <w:t xml:space="preserve">, search, </w:t>
-      </w:r>
-      <w:r>
-        <w:rPr>
-          <w:b/>
-        </w:rPr>
-        <w:t>state</w:t>
-      </w:r>
-      <w:r>
-        <w:rPr>
-          <w:b w:val="0"/>
-        </w:rPr>
-        <w:t xml:space="preserve"> change and stopping rules.</w:t>
-      </w:r>
-    </w:p>
-    <w:p>
-      <w:pPr>
-        <w:spacing w:line="336" w:lineRule="auto" w:after="180"/>
-      </w:pPr>
-      <w:r>
-        <w:rPr>
-          <w:b w:val="0"/>
-        </w:rPr>
-        <w:t>Trace 6 people No and explain the outcome for a blank quiet field. No booking takes place.</w:t>
-      </w:r>
-    </w:p>
-    <w:p>
-      <w:pPr>
-        <w:pStyle w:val="Heading3"/>
-      </w:pPr>
-      <w:r>
-        <w:t>My reasoning and evidence</w:t>
-      </w:r>
-    </w:p>
-    <w:p>
-      <w:r>
-        <w:t>________________________________________________________________</w:t>
-      </w:r>
-    </w:p>
-    <w:p>
-      <w:r>
-        <w:t>________________________________________________________________</w:t>
-      </w:r>
-    </w:p>
-    <w:p>
-      <w:r>
-        <w:t>________________________________________________________________</w:t>
-      </w:r>
-    </w:p>
-    <w:p>
-      <w:r>
-        <w:t>________________________________________________________________</w:t>
-      </w:r>
-    </w:p>
-    <w:p>
-      <w:r>
-        <w:t>________________________________________________________________</w:t>
-      </w:r>
-    </w:p>
-    <w:p>
-      <w:r>
-        <w:t>________________________________________________________________</w:t>
-      </w:r>
-    </w:p>
-    <w:p>
-      <w:r>
-        <w:t>________________________________________________________________</w:t>
-      </w:r>
-    </w:p>
-    <w:p>
-      <w:r>
-        <w:t>________________________________________________________________</w:t>
-      </w:r>
-    </w:p>
-    <w:p>
-      <w:pPr>
-        <w:pStyle w:val="Heading1"/>
-      </w:pPr>
-      <w:r>
-        <w:t>16. W5 Preserve the first compatible option</w:t>
-      </w:r>
-    </w:p>
-    <w:p>
-      <w:r>
-        <w:t>Preserve the first compatible option. Apply the supplied Design the Decision Process facts and keep your reasoning.</w:t>
-      </w:r>
-    </w:p>
-    <w:p>
-      <w:pPr>
-        <w:spacing w:line="336" w:lineRule="auto" w:after="180"/>
-      </w:pPr>
-      <w:r>
-        <w:rPr>
-          <w:b w:val="0"/>
-        </w:rPr>
-        <w:t>For the activity catalogue, 15 minutes with Quiet required No allows several activities. Explain why returning the last compatible row breaks the agreed rule even though it fits.</w:t>
-      </w:r>
-    </w:p>
-    <w:p>
-      <w:pPr>
-        <w:spacing w:line="336" w:lineRule="auto" w:after="180"/>
-      </w:pPr>
-      <w:r>
-        <w:rPr>
-          <w:b w:val="0"/>
-        </w:rPr>
-        <w:t>Describe a stopping rule that preserves the first match, and one way to check that a loop cannot repeat forever.</w:t>
-      </w:r>
-    </w:p>
-    <w:p>
-      <w:pPr>
-        <w:pStyle w:val="Heading3"/>
-      </w:pPr>
-      <w:r>
-        <w:t>My reasoning and evidence</w:t>
-      </w:r>
-    </w:p>
-    <w:p>
-      <w:r>
-        <w:t>________________________________________________________________</w:t>
-      </w:r>
-    </w:p>
-    <w:p>
-      <w:r>
-        <w:t>________________________________________________________________</w:t>
-      </w:r>
-    </w:p>
-    <w:p>
-      <w:r>
-        <w:t>________________________________________________________________</w:t>
-      </w:r>
-    </w:p>
-    <w:p>
-      <w:r>
-        <w:t>________________________________________________________________</w:t>
-      </w:r>
-    </w:p>
-    <w:p>
-      <w:r>
-        <w:t>________________________________________________________________</w:t>
-      </w:r>
-    </w:p>
-    <w:p>
-      <w:r>
-        <w:t>________________________________________________________________</w:t>
-      </w:r>
-    </w:p>
-    <w:p>
-      <w:pPr>
-        <w:pStyle w:val="Heading1"/>
-      </w:pPr>
-      <w:r>
-        <w:t>17. Feedback, return check and learning record</w:t>
-      </w:r>
-    </w:p>
-    <w:p>
-      <w:r>
-        <w:t>Record the first repaired step and a different case to revisit after a delay.</w:t>
+        <w:t>17. Feedback · Repair and return</w:t>
+      </w:r>
+    </w:p>
+    <w:p>
+      <w:r>
+        <w:t>Keep the first attempt, the repair and a changed-case return.</w:t>
+      </w:r>
+    </w:p>
+    <w:p>
+      <w:pPr>
+        <w:pStyle w:val="Heading2"/>
+      </w:pPr>
+      <w:r>
+        <w:t>Your evidence record</w:t>
       </w:r>
     </w:p>
     <w:tbl>
@@ -1925,12 +933,1052 @@
         <w:pStyle w:val="Heading1"/>
       </w:pPr>
       <w:r>
-        <w:t>18. Pictorial case practice: Design the Decision Process</w:t>
-      </w:r>
-    </w:p>
-    <w:p>
-      <w:r>
-        <w:t>A fictional worksheet routes craft kits by required glue and number of scissors. Explain the labelled step before checking the changed condition.</w:t>
+        <w:t>10. Finish · Judge the evidence in your work</w:t>
+      </w:r>
+    </w:p>
+    <w:p>
+      <w:r>
+        <w:t>Point to work that supports your confidence level.</w:t>
+      </w:r>
+    </w:p>
+    <w:p>
+      <w:pPr>
+        <w:pStyle w:val="Heading2"/>
+      </w:pPr>
+      <w:r>
+        <w:t>Your evidence record</w:t>
+      </w:r>
+    </w:p>
+    <w:p>
+      <w:pPr>
+        <w:pStyle w:val="ListBullet"/>
+      </w:pPr>
+      <w:r>
+        <w:t>I can explain the mechanism.</w:t>
+      </w:r>
+    </w:p>
+    <w:p>
+      <w:pPr>
+        <w:pStyle w:val="ListBullet"/>
+      </w:pPr>
+      <w:r>
+        <w:t>I can show evidence.</w:t>
+      </w:r>
+    </w:p>
+    <w:p>
+      <w:pPr>
+        <w:pStyle w:val="ListBullet"/>
+      </w:pPr>
+      <w:r>
+        <w:t>I can handle a changed case.</w:t>
+      </w:r>
+    </w:p>
+    <w:p>
+      <w:pPr>
+        <w:pStyle w:val="ListBullet"/>
+      </w:pPr>
+      <w:r>
+        <w:t>I can name a limit.</w:t>
+      </w:r>
+    </w:p>
+    <w:p>
+      <w:r>
+        <w:t>Mark each as not yet, with help or independently, and attach supporting work.</w:t>
+      </w:r>
+    </w:p>
+    <w:p>
+      <w:pPr>
+        <w:spacing w:line="336" w:lineRule="auto" w:after="180"/>
+      </w:pPr>
+      <w:r>
+        <w:rPr>
+          <w:b w:val="0"/>
+        </w:rPr>
+        <w:t>Teacher review ____________________  Next step ____________________</w:t>
+      </w:r>
+    </w:p>
+    <w:p>
+      <w:pPr>
+        <w:pStyle w:val="Heading1"/>
+      </w:pPr>
+      <w:r>
+        <w:t>Reference bank and extra practice</w:t>
+      </w:r>
+    </w:p>
+    <w:p>
+      <w:pPr>
+        <w:pStyle w:val="Heading1"/>
+      </w:pPr>
+      <w:r>
+        <w:t>02. Reference · Supported W2 record</w:t>
+      </w:r>
+    </w:p>
+    <w:p>
+      <w:r>
+        <w:t>This is the same W2 attempt. Keep one response record.</w:t>
+      </w:r>
+    </w:p>
+    <w:p>
+      <w:pPr>
+        <w:pStyle w:val="Heading2"/>
+      </w:pPr>
+      <w:r>
+        <w:t>Use this when helpful</w:t>
+      </w:r>
+    </w:p>
+    <w:p>
+      <w:pPr>
+        <w:spacing w:line="336" w:lineRule="auto" w:after="180"/>
+      </w:pPr>
+      <w:r>
+        <w:rPr>
+          <w:b w:val="0"/>
+        </w:rPr>
+        <w:t xml:space="preserve">Use W2: Track the current </w:t>
+      </w:r>
+      <w:r>
+        <w:rPr>
+          <w:b/>
+        </w:rPr>
+        <w:t>candidate</w:t>
+      </w:r>
+      <w:r>
+        <w:rPr>
+          <w:b w:val="0"/>
+        </w:rPr>
+        <w:t xml:space="preserve"> for Designing a complete decision </w:t>
+      </w:r>
+      <w:r>
+        <w:rPr>
+          <w:b/>
+        </w:rPr>
+        <w:t>process</w:t>
+      </w:r>
+      <w:r>
+        <w:rPr>
+          <w:b w:val="0"/>
+        </w:rPr>
+        <w:t>. Record the answer once; the lesson and workbook refer to the same attempt.</w:t>
+      </w:r>
+    </w:p>
+    <w:tbl>
+      <w:tblPr>
+        <w:tblStyle w:val="LightShading-Accent1"/>
+        <w:tblW w:type="auto" w:w="0"/>
+        <w:tblLook w:firstColumn="1" w:firstRow="1" w:lastColumn="0" w:lastRow="0" w:noHBand="0" w:noVBand="1" w:val="04A0"/>
+      </w:tblPr>
+      <w:tblGrid>
+        <w:gridCol w:w="2556"/>
+        <w:gridCol w:w="2556"/>
+        <w:gridCol w:w="2556"/>
+        <w:gridCol w:w="2556"/>
+      </w:tblGrid>
+      <w:tr>
+        <w:trPr>
+          <w:tblHeader/>
+        </w:trPr>
+        <w:tc>
+          <w:tcPr>
+            <w:tcW w:type="dxa" w:w="2556"/>
+          </w:tcPr>
+          <w:p>
+            <w:r>
+              <w:t>Given inputs</w:t>
+            </w:r>
+          </w:p>
+        </w:tc>
+        <w:tc>
+          <w:tcPr>
+            <w:tcW w:type="dxa" w:w="2556"/>
+          </w:tcPr>
+          <w:p>
+            <w:r>
+              <w:t>Procedure I chose</w:t>
+            </w:r>
+          </w:p>
+        </w:tc>
+        <w:tc>
+          <w:tcPr>
+            <w:tcW w:type="dxa" w:w="2556"/>
+          </w:tcPr>
+          <w:p>
+            <w:r>
+              <w:t>Middle steps</w:t>
+            </w:r>
+          </w:p>
+        </w:tc>
+        <w:tc>
+          <w:tcPr>
+            <w:tcW w:type="dxa" w:w="2556"/>
+          </w:tcPr>
+          <w:p>
+            <w:r>
+              <w:t>Result and check</w:t>
+            </w:r>
+          </w:p>
+        </w:tc>
+      </w:tr>
+      <w:tr>
+        <w:tc>
+          <w:tcPr>
+            <w:tcW w:type="dxa" w:w="2556"/>
+          </w:tcPr>
+          <w:p>
+            <w:r/>
+          </w:p>
+        </w:tc>
+        <w:tc>
+          <w:tcPr>
+            <w:tcW w:type="dxa" w:w="2556"/>
+          </w:tcPr>
+          <w:p>
+            <w:r/>
+          </w:p>
+        </w:tc>
+        <w:tc>
+          <w:tcPr>
+            <w:tcW w:type="dxa" w:w="2556"/>
+          </w:tcPr>
+          <w:p>
+            <w:r/>
+          </w:p>
+        </w:tc>
+        <w:tc>
+          <w:tcPr>
+            <w:tcW w:type="dxa" w:w="2556"/>
+          </w:tcPr>
+          <w:p>
+            <w:r/>
+          </w:p>
+        </w:tc>
+      </w:tr>
+    </w:tbl>
+    <w:p>
+      <w:pPr>
+        <w:pStyle w:val="Heading3"/>
+      </w:pPr>
+      <w:r>
+        <w:t>The step I completed without help, and the hint I needed</w:t>
+      </w:r>
+    </w:p>
+    <w:p>
+      <w:r>
+        <w:t>________________________________________________________________</w:t>
+      </w:r>
+    </w:p>
+    <w:p>
+      <w:r>
+        <w:t>________________________________________________________________</w:t>
+      </w:r>
+    </w:p>
+    <w:p>
+      <w:r>
+        <w:t>________________________________________________________________</w:t>
+      </w:r>
+    </w:p>
+    <w:p>
+      <w:pPr>
+        <w:pStyle w:val="Heading1"/>
+      </w:pPr>
+      <w:r>
+        <w:t>03. Extra practice · Repair the explanation</w:t>
+      </w:r>
+    </w:p>
+    <w:p>
+      <w:r>
+        <w:t>Explain the deciding fact before discussing the answer.</w:t>
+      </w:r>
+    </w:p>
+    <w:p>
+      <w:pPr>
+        <w:pStyle w:val="Heading2"/>
+      </w:pPr>
+      <w:r>
+        <w:t>Use this when helpful</w:t>
+      </w:r>
+    </w:p>
+    <w:p>
+      <w:pPr>
+        <w:spacing w:line="336" w:lineRule="auto" w:after="180"/>
+      </w:pPr>
+      <w:r>
+        <w:rPr>
+          <w:b w:val="0"/>
+        </w:rPr>
+        <w:t xml:space="preserve">Use the worked case for Designing a complete decision </w:t>
+      </w:r>
+      <w:r>
+        <w:rPr>
+          <w:b/>
+        </w:rPr>
+        <w:t>process</w:t>
+      </w:r>
+      <w:r>
+        <w:rPr>
+          <w:b w:val="0"/>
+        </w:rPr>
+        <w:t xml:space="preserve">. Proposed </w:t>
+      </w:r>
+      <w:r>
+        <w:rPr>
+          <w:b/>
+        </w:rPr>
+        <w:t>explanation</w:t>
+      </w:r>
+      <w:r>
+        <w:rPr>
+          <w:b w:val="0"/>
+        </w:rPr>
+        <w:t xml:space="preserve">: “One failed row proves no match”. Decide whether this </w:t>
+      </w:r>
+      <w:r>
+        <w:rPr>
+          <w:b/>
+        </w:rPr>
+        <w:t>explanation</w:t>
+      </w:r>
+      <w:r>
+        <w:rPr>
+          <w:b w:val="0"/>
+        </w:rPr>
+        <w:t xml:space="preserve"> is supported.</w:t>
+      </w:r>
+    </w:p>
+    <w:p>
+      <w:pPr>
+        <w:spacing w:line="336" w:lineRule="auto" w:after="180"/>
+      </w:pPr>
+      <w:r>
+        <w:rPr>
+          <w:b w:val="0"/>
+        </w:rPr>
+        <w:t>Point to the step or supplied fact that decides; explain your repair if needed.</w:t>
+      </w:r>
+    </w:p>
+    <w:p>
+      <w:pPr>
+        <w:pStyle w:val="Heading3"/>
+      </w:pPr>
+      <w:r>
+        <w:t>My explanation before partner discussion</w:t>
+      </w:r>
+    </w:p>
+    <w:p>
+      <w:r>
+        <w:t>________________________________________________________________</w:t>
+      </w:r>
+    </w:p>
+    <w:p>
+      <w:r>
+        <w:t>________________________________________________________________</w:t>
+      </w:r>
+    </w:p>
+    <w:p>
+      <w:r>
+        <w:t>________________________________________________________________</w:t>
+      </w:r>
+    </w:p>
+    <w:p>
+      <w:r>
+        <w:t>________________________________________________________________</w:t>
+      </w:r>
+    </w:p>
+    <w:p>
+      <w:pPr>
+        <w:pStyle w:val="Heading1"/>
+      </w:pPr>
+      <w:r>
+        <w:t>05. Reference · Original learning target</w:t>
+      </w:r>
+    </w:p>
+    <w:p>
+      <w:r>
+        <w:t>Use this target to inspect an explanation.</w:t>
+      </w:r>
+    </w:p>
+    <w:p>
+      <w:pPr>
+        <w:pStyle w:val="Heading2"/>
+      </w:pPr>
+      <w:r>
+        <w:t>Use this when helpful</w:t>
+      </w:r>
+    </w:p>
+    <w:p>
+      <w:pPr>
+        <w:spacing w:line="336" w:lineRule="auto" w:after="180"/>
+      </w:pPr>
+      <w:r>
+        <w:rPr>
+          <w:b w:val="0"/>
+        </w:rPr>
+        <w:t xml:space="preserve">Rule: if paper then P, otherwise M. </w:t>
+      </w:r>
+      <w:r>
+        <w:rPr>
+          <w:b/>
+        </w:rPr>
+        <w:t>Input</w:t>
+      </w:r>
+      <w:r>
+        <w:rPr>
+          <w:b w:val="0"/>
+        </w:rPr>
+        <w:t xml:space="preserve">s are paper, metal, glass and unknown. Repair the rule for paper and metal trays without inventing a glass tray. Trace all four </w:t>
+      </w:r>
+      <w:r>
+        <w:rPr>
+          <w:b/>
+        </w:rPr>
+        <w:t>input</w:t>
+      </w:r>
+      <w:r>
+        <w:rPr>
+          <w:b w:val="0"/>
+        </w:rPr>
+        <w:t>s.</w:t>
+      </w:r>
+    </w:p>
+    <w:p>
+      <w:pPr>
+        <w:pStyle w:val="Heading1"/>
+      </w:pPr>
+      <w:r>
+        <w:t>06. Extra practice · A complete case</w:t>
+      </w:r>
+    </w:p>
+    <w:p>
+      <w:r>
+        <w:t>Try the question before checking the worked explanation.</w:t>
+      </w:r>
+    </w:p>
+    <w:p>
+      <w:pPr>
+        <w:pStyle w:val="Heading2"/>
+      </w:pPr>
+      <w:r>
+        <w:t>Use this when helpful</w:t>
+      </w:r>
+    </w:p>
+    <w:p>
+      <w:pPr>
+        <w:spacing w:line="336" w:lineRule="auto" w:after="180"/>
+      </w:pPr>
+      <w:r>
+        <w:rPr>
+          <w:b w:val="0"/>
+        </w:rPr>
+        <w:t xml:space="preserve">A rule sends paper to P and everything else to M. </w:t>
+      </w:r>
+      <w:r>
+        <w:rPr>
+          <w:b/>
+        </w:rPr>
+        <w:t>Input</w:t>
+      </w:r>
+      <w:r>
+        <w:rPr>
+          <w:b w:val="0"/>
+        </w:rPr>
+        <w:t>s include paper, metal and glass.</w:t>
+      </w:r>
+    </w:p>
+    <w:p>
+      <w:pPr>
+        <w:spacing w:line="336" w:lineRule="auto" w:after="180"/>
+      </w:pPr>
+      <w:r>
+        <w:rPr>
+          <w:b w:val="0"/>
+        </w:rPr>
+        <w:t>Trace glass and repair the rule.</w:t>
+      </w:r>
+    </w:p>
+    <w:p>
+      <w:pPr>
+        <w:spacing w:line="336" w:lineRule="auto" w:after="180"/>
+      </w:pPr>
+      <w:r>
+        <w:rPr>
+          <w:b w:val="0"/>
+        </w:rPr>
+        <w:t xml:space="preserve">Show your trace, calculation or </w:t>
+      </w:r>
+      <w:r>
+        <w:rPr>
+          <w:b/>
+        </w:rPr>
+        <w:t>evidence</w:t>
+      </w:r>
+    </w:p>
+    <w:p>
+      <w:pPr>
+        <w:pStyle w:val="Heading3"/>
+      </w:pPr>
+      <w:r>
+        <w:t>Write or draw your reasoning and evidence.</w:t>
+      </w:r>
+    </w:p>
+    <w:p>
+      <w:r>
+        <w:t>________________________________________________________________</w:t>
+      </w:r>
+    </w:p>
+    <w:p>
+      <w:r>
+        <w:t>________________________________________________________________</w:t>
+      </w:r>
+    </w:p>
+    <w:p>
+      <w:r>
+        <w:t>________________________________________________________________</w:t>
+      </w:r>
+    </w:p>
+    <w:p>
+      <w:r>
+        <w:t>________________________________________________________________</w:t>
+      </w:r>
+    </w:p>
+    <w:p>
+      <w:r>
+        <w:t>________________________________________________________________</w:t>
+      </w:r>
+    </w:p>
+    <w:p>
+      <w:pPr>
+        <w:pStyle w:val="Heading1"/>
+      </w:pPr>
+      <w:r>
+        <w:t>07. Extra practice · A changed case</w:t>
+      </w:r>
+    </w:p>
+    <w:p>
+      <w:r>
+        <w:t>Keep this practice separate from the reserved independent attempt.</w:t>
+      </w:r>
+    </w:p>
+    <w:p>
+      <w:pPr>
+        <w:pStyle w:val="Heading2"/>
+      </w:pPr>
+      <w:r>
+        <w:t>Use this when helpful</w:t>
+      </w:r>
+    </w:p>
+    <w:p>
+      <w:pPr>
+        <w:spacing w:line="336" w:lineRule="auto" w:after="180"/>
+      </w:pPr>
+      <w:r>
+        <w:rPr>
+          <w:b w:val="0"/>
+        </w:rPr>
+        <w:t xml:space="preserve">Write a decision </w:t>
+      </w:r>
+      <w:r>
+        <w:rPr>
+          <w:b/>
+        </w:rPr>
+        <w:t>process</w:t>
+      </w:r>
+      <w:r>
+        <w:rPr>
+          <w:b w:val="0"/>
+        </w:rPr>
+        <w:t>: a clear pencil goes to the pencil tray, a clear book to the shelf, and an unknown object to review. Trace a lunch box.</w:t>
+      </w:r>
+    </w:p>
+    <w:p>
+      <w:pPr>
+        <w:spacing w:line="336" w:lineRule="auto" w:after="180"/>
+      </w:pPr>
+      <w:r>
+        <w:rPr>
+          <w:b w:val="0"/>
+        </w:rPr>
+        <w:t>My practice answer and reason</w:t>
+      </w:r>
+    </w:p>
+    <w:p>
+      <w:pPr>
+        <w:pStyle w:val="Heading3"/>
+      </w:pPr>
+      <w:r>
+        <w:t>Write or draw your reasoning and evidence.</w:t>
+      </w:r>
+    </w:p>
+    <w:p>
+      <w:r>
+        <w:t>________________________________________________________________</w:t>
+      </w:r>
+    </w:p>
+    <w:p>
+      <w:r>
+        <w:t>________________________________________________________________</w:t>
+      </w:r>
+    </w:p>
+    <w:p>
+      <w:r>
+        <w:t>________________________________________________________________</w:t>
+      </w:r>
+    </w:p>
+    <w:p>
+      <w:r>
+        <w:t>________________________________________________________________</w:t>
+      </w:r>
+    </w:p>
+    <w:p>
+      <w:r>
+        <w:t>________________________________________________________________</w:t>
+      </w:r>
+    </w:p>
+    <w:p>
+      <w:pPr>
+        <w:pStyle w:val="Heading3"/>
+      </w:pPr>
+      <w:r>
+        <w:t>Week 31 Test and reflect</w:t>
+      </w:r>
+    </w:p>
+    <w:p>
+      <w:pPr>
+        <w:pStyle w:val="Heading1"/>
+      </w:pPr>
+      <w:r>
+        <w:t>08. Extra practice · Design a revealing test</w:t>
+      </w:r>
+    </w:p>
+    <w:p>
+      <w:r>
+        <w:t>Predict before tracing or testing.</w:t>
+      </w:r>
+    </w:p>
+    <w:p>
+      <w:pPr>
+        <w:pStyle w:val="Heading2"/>
+      </w:pPr>
+      <w:r>
+        <w:t>Use this when helpful</w:t>
+      </w:r>
+    </w:p>
+    <w:p>
+      <w:pPr>
+        <w:spacing w:line="336" w:lineRule="auto" w:after="180"/>
+      </w:pPr>
+      <w:r>
+        <w:rPr>
+          <w:b w:val="0"/>
+        </w:rPr>
+        <w:t xml:space="preserve">Create a changed </w:t>
+      </w:r>
+      <w:r>
+        <w:rPr>
+          <w:b/>
+        </w:rPr>
+        <w:t>input</w:t>
+      </w:r>
+      <w:r>
+        <w:rPr>
+          <w:b w:val="0"/>
+        </w:rPr>
+        <w:t>, boundary case or missing-information case. Write the expected answer or safe response before testing.</w:t>
+      </w:r>
+    </w:p>
+    <w:tbl>
+      <w:tblPr>
+        <w:tblStyle w:val="LightShading-Accent1"/>
+        <w:tblW w:type="auto" w:w="0"/>
+        <w:tblLook w:firstColumn="1" w:firstRow="1" w:lastColumn="0" w:lastRow="0" w:noHBand="0" w:noVBand="1" w:val="04A0"/>
+      </w:tblPr>
+      <w:tblGrid>
+        <w:gridCol w:w="5112"/>
+        <w:gridCol w:w="5112"/>
+      </w:tblGrid>
+      <w:tr>
+        <w:trPr>
+          <w:tblHeader/>
+        </w:trPr>
+        <w:tc>
+          <w:tcPr>
+            <w:tcW w:type="dxa" w:w="5112"/>
+          </w:tcPr>
+          <w:p>
+            <w:r>
+              <w:t>Test record</w:t>
+            </w:r>
+          </w:p>
+        </w:tc>
+        <w:tc>
+          <w:tcPr>
+            <w:tcW w:type="dxa" w:w="5112"/>
+          </w:tcPr>
+          <w:p>
+            <w:r>
+              <w:t>My evidence</w:t>
+            </w:r>
+          </w:p>
+        </w:tc>
+      </w:tr>
+      <w:tr>
+        <w:tc>
+          <w:tcPr>
+            <w:tcW w:type="dxa" w:w="5112"/>
+          </w:tcPr>
+          <w:p>
+            <w:r>
+              <w:t>Changed input or condition</w:t>
+            </w:r>
+          </w:p>
+        </w:tc>
+        <w:tc>
+          <w:tcPr>
+            <w:tcW w:type="dxa" w:w="5112"/>
+          </w:tcPr>
+          <w:p>
+            <w:r/>
+          </w:p>
+        </w:tc>
+      </w:tr>
+      <w:tr>
+        <w:tc>
+          <w:tcPr>
+            <w:tcW w:type="dxa" w:w="5112"/>
+          </w:tcPr>
+          <w:p>
+            <w:r>
+              <w:t>Expected answer or fallback</w:t>
+            </w:r>
+          </w:p>
+        </w:tc>
+        <w:tc>
+          <w:tcPr>
+            <w:tcW w:type="dxa" w:w="5112"/>
+          </w:tcPr>
+          <w:p>
+            <w:r/>
+          </w:p>
+        </w:tc>
+      </w:tr>
+      <w:tr>
+        <w:tc>
+          <w:tcPr>
+            <w:tcW w:type="dxa" w:w="5112"/>
+          </w:tcPr>
+          <w:p>
+            <w:r>
+              <w:t>Observed result</w:t>
+            </w:r>
+          </w:p>
+        </w:tc>
+        <w:tc>
+          <w:tcPr>
+            <w:tcW w:type="dxa" w:w="5112"/>
+          </w:tcPr>
+          <w:p>
+            <w:r/>
+          </w:p>
+        </w:tc>
+      </w:tr>
+      <w:tr>
+        <w:tc>
+          <w:tcPr>
+            <w:tcW w:type="dxa" w:w="5112"/>
+          </w:tcPr>
+          <w:p>
+            <w:r>
+              <w:t>Why the result occurred</w:t>
+            </w:r>
+          </w:p>
+        </w:tc>
+        <w:tc>
+          <w:tcPr>
+            <w:tcW w:type="dxa" w:w="5112"/>
+          </w:tcPr>
+          <w:p>
+            <w:r/>
+          </w:p>
+        </w:tc>
+      </w:tr>
+    </w:tbl>
+    <w:p>
+      <w:pPr>
+        <w:pStyle w:val="Heading1"/>
+      </w:pPr>
+      <w:r>
+        <w:t>11. Reference · Original target response space</w:t>
+      </w:r>
+    </w:p>
+    <w:p>
+      <w:r>
+        <w:t>This teaching case is practice rather than a fresh assessment.</w:t>
+      </w:r>
+    </w:p>
+    <w:p>
+      <w:pPr>
+        <w:pStyle w:val="Heading2"/>
+      </w:pPr>
+      <w:r>
+        <w:t>Use this when helpful</w:t>
+      </w:r>
+    </w:p>
+    <w:p>
+      <w:pPr>
+        <w:spacing w:line="336" w:lineRule="auto" w:after="180"/>
+      </w:pPr>
+      <w:r>
+        <w:rPr>
+          <w:b w:val="0"/>
+        </w:rPr>
+        <w:t xml:space="preserve">Rule: if paper then P, otherwise M. </w:t>
+      </w:r>
+      <w:r>
+        <w:rPr>
+          <w:b/>
+        </w:rPr>
+        <w:t>Input</w:t>
+      </w:r>
+      <w:r>
+        <w:rPr>
+          <w:b w:val="0"/>
+        </w:rPr>
+        <w:t xml:space="preserve">s are paper, metal, glass and unknown. Repair the rule for paper and metal trays without inventing a glass tray. Trace all four </w:t>
+      </w:r>
+      <w:r>
+        <w:rPr>
+          <w:b/>
+        </w:rPr>
+        <w:t>input</w:t>
+      </w:r>
+      <w:r>
+        <w:rPr>
+          <w:b w:val="0"/>
+        </w:rPr>
+        <w:t>s.</w:t>
+      </w:r>
+    </w:p>
+    <w:p>
+      <w:pPr>
+        <w:pStyle w:val="Heading3"/>
+      </w:pPr>
+      <w:r>
+        <w:t>My explanation after practice</w:t>
+      </w:r>
+    </w:p>
+    <w:p>
+      <w:r>
+        <w:t>________________________________________________________________</w:t>
+      </w:r>
+    </w:p>
+    <w:p>
+      <w:r>
+        <w:t>________________________________________________________________</w:t>
+      </w:r>
+    </w:p>
+    <w:p>
+      <w:r>
+        <w:t>________________________________________________________________</w:t>
+      </w:r>
+    </w:p>
+    <w:p>
+      <w:r>
+        <w:t>________________________________________________________________</w:t>
+      </w:r>
+    </w:p>
+    <w:p>
+      <w:r>
+        <w:t>________________________________________________________________</w:t>
+      </w:r>
+    </w:p>
+    <w:p>
+      <w:r>
+        <w:t>________________________________________________________________</w:t>
+      </w:r>
+    </w:p>
+    <w:p>
+      <w:r>
+        <w:t>________________________________________________________________</w:t>
+      </w:r>
+    </w:p>
+    <w:p>
+      <w:pPr>
+        <w:spacing w:line="336" w:lineRule="auto" w:after="180"/>
+      </w:pPr>
+      <w:r>
+        <w:rPr>
+          <w:b w:val="0"/>
+        </w:rPr>
+        <w:t xml:space="preserve">Record support used: none, hint or teacher </w:t>
+      </w:r>
+      <w:r>
+        <w:rPr>
+          <w:b/>
+        </w:rPr>
+        <w:t>explanation</w:t>
+      </w:r>
+      <w:r>
+        <w:rPr>
+          <w:b w:val="0"/>
+        </w:rPr>
+        <w:t>.</w:t>
+      </w:r>
+    </w:p>
+    <w:p>
+      <w:pPr>
+        <w:pStyle w:val="Heading1"/>
+      </w:pPr>
+      <w:r>
+        <w:t>15. Reference · Independent-case response copy</w:t>
+      </w:r>
+    </w:p>
+    <w:p>
+      <w:r>
+        <w:t>This duplicates W4. Reuse the same first-attempt record.</w:t>
+      </w:r>
+    </w:p>
+    <w:p>
+      <w:pPr>
+        <w:pStyle w:val="Heading2"/>
+      </w:pPr>
+      <w:r>
+        <w:t>Use this when helpful</w:t>
+      </w:r>
+    </w:p>
+    <w:p>
+      <w:pPr>
+        <w:spacing w:line="336" w:lineRule="auto" w:after="180"/>
+      </w:pPr>
+      <w:r>
+        <w:rPr>
+          <w:b w:val="0"/>
+        </w:rPr>
+        <w:t>A new paper catalogue lists C1 first, capacity 4, quiet Yes; C2 second, capacity 8, quiet No. Valid requests give a whole group size from 1 to 10 and Quiet required Yes or No.</w:t>
+      </w:r>
+    </w:p>
+    <w:p>
+      <w:pPr>
+        <w:spacing w:line="336" w:lineRule="auto" w:after="180"/>
+      </w:pPr>
+      <w:r>
+        <w:rPr>
+          <w:b w:val="0"/>
+        </w:rPr>
+        <w:t xml:space="preserve">A room fits if capacity is at least group size and the quiet condition is met; choose the first fit. Write a complete </w:t>
+      </w:r>
+      <w:r>
+        <w:rPr>
+          <w:b/>
+        </w:rPr>
+        <w:t>process</w:t>
+      </w:r>
+      <w:r>
+        <w:rPr>
+          <w:b w:val="0"/>
+        </w:rPr>
+        <w:t xml:space="preserve"> with </w:t>
+      </w:r>
+      <w:r>
+        <w:rPr>
+          <w:b/>
+        </w:rPr>
+        <w:t>validation</w:t>
+      </w:r>
+      <w:r>
+        <w:rPr>
+          <w:b w:val="0"/>
+        </w:rPr>
+        <w:t xml:space="preserve">, search, </w:t>
+      </w:r>
+      <w:r>
+        <w:rPr>
+          <w:b/>
+        </w:rPr>
+        <w:t>state</w:t>
+      </w:r>
+      <w:r>
+        <w:rPr>
+          <w:b w:val="0"/>
+        </w:rPr>
+        <w:t xml:space="preserve"> change and stopping rules.</w:t>
+      </w:r>
+    </w:p>
+    <w:p>
+      <w:pPr>
+        <w:spacing w:line="336" w:lineRule="auto" w:after="180"/>
+      </w:pPr>
+      <w:r>
+        <w:rPr>
+          <w:b w:val="0"/>
+        </w:rPr>
+        <w:t>Trace 6 people No and explain the outcome for a blank quiet field. No booking takes place.</w:t>
+      </w:r>
+    </w:p>
+    <w:p>
+      <w:pPr>
+        <w:pStyle w:val="Heading3"/>
+      </w:pPr>
+      <w:r>
+        <w:t>My reasoning and evidence</w:t>
+      </w:r>
+    </w:p>
+    <w:p>
+      <w:r>
+        <w:t>________________________________________________________________</w:t>
+      </w:r>
+    </w:p>
+    <w:p>
+      <w:r>
+        <w:t>________________________________________________________________</w:t>
+      </w:r>
+    </w:p>
+    <w:p>
+      <w:r>
+        <w:t>________________________________________________________________</w:t>
+      </w:r>
+    </w:p>
+    <w:p>
+      <w:r>
+        <w:t>________________________________________________________________</w:t>
+      </w:r>
+    </w:p>
+    <w:p>
+      <w:r>
+        <w:t>________________________________________________________________</w:t>
+      </w:r>
+    </w:p>
+    <w:p>
+      <w:r>
+        <w:t>________________________________________________________________</w:t>
+      </w:r>
+    </w:p>
+    <w:p>
+      <w:r>
+        <w:t>________________________________________________________________</w:t>
+      </w:r>
+    </w:p>
+    <w:p>
+      <w:r>
+        <w:t>________________________________________________________________</w:t>
+      </w:r>
+    </w:p>
+    <w:p>
+      <w:pPr>
+        <w:pStyle w:val="Heading1"/>
+      </w:pPr>
+      <w:r>
+        <w:t>18. Extra practice · Use the worked picture</w:t>
+      </w:r>
+    </w:p>
+    <w:p>
+      <w:r>
+        <w:t>Keep the explanation and the support you used.</w:t>
+      </w:r>
+    </w:p>
+    <w:p>
+      <w:pPr>
+        <w:pStyle w:val="Heading2"/>
+      </w:pPr>
+      <w:r>
+        <w:t>Use this when helpful</w:t>
       </w:r>
     </w:p>
     <w:p>
@@ -2005,7 +2053,6 @@
     <w:p>
       <w:pPr>
         <w:spacing w:line="336" w:lineRule="auto" w:after="180"/>
-        <w:shd w:fill="F5F1FB"/>
       </w:pPr>
       <w:r>
         <w:rPr>
@@ -2054,16 +2101,7 @@
     </w:p>
     <w:p>
       <w:pPr>
-        <w:pStyle w:val="Heading3"/>
-      </w:pPr>
-      <w:r>
-        <w:t>Record the help used</w:t>
-      </w:r>
-    </w:p>
-    <w:p>
-      <w:pPr>
         <w:spacing w:line="336" w:lineRule="auto" w:after="180"/>
-        <w:shd w:fill="F1F6F8"/>
       </w:pPr>
       <w:r>
         <w:rPr>
@@ -2136,12 +2174,20 @@
         <w:pStyle w:val="Heading1"/>
       </w:pPr>
       <w:r>
-        <w:t>19. Project portfolio milestone</w:t>
-      </w:r>
-    </w:p>
-    <w:p>
-      <w:r>
-        <w:t>Keep this week’s input, deciding step, result and limit together in the Helpful Classroom Sorter record.</w:t>
+        <w:t>19. Reference · Project portfolio record</w:t>
+      </w:r>
+    </w:p>
+    <w:p>
+      <w:r>
+        <w:t>Extend your main project response when helpful.</w:t>
+      </w:r>
+    </w:p>
+    <w:p>
+      <w:pPr>
+        <w:pStyle w:val="Heading2"/>
+      </w:pPr>
+      <w:r>
+        <w:t>Use this when helpful</w:t>
       </w:r>
     </w:p>
     <w:p>
@@ -2379,12 +2425,524 @@
         <w:pStyle w:val="Heading1"/>
       </w:pPr>
       <w:r>
-        <w:t>20. Supported practice and learning evidence</w:t>
-      </w:r>
-    </w:p>
-    <w:p>
-      <w:r>
-        <w:t>Try the supported questions before comparing with hints and feedback. Record what you repaired and the evidence you retained.</w:t>
+        <w:t>20. Extra practice: pictures, repair and feedback</w:t>
+      </w:r>
+    </w:p>
+    <w:p>
+      <w:r>
+        <w:t>Attempt each question before opening its explanation. Use one browser or paper copy.</w:t>
+      </w:r>
+    </w:p>
+    <w:p>
+      <w:pPr>
+        <w:pStyle w:val="Heading2"/>
+      </w:pPr>
+      <w:r>
+        <w:t>First supported question</w:t>
+      </w:r>
+    </w:p>
+    <w:p>
+      <w:pPr>
+        <w:pStyle w:val="ListBullet"/>
+      </w:pPr>
+      <w:r>
+        <w:t>A fictional worksheet routes craft kits by required glue and number of scissors.</w:t>
+      </w:r>
+    </w:p>
+    <w:p>
+      <w:pPr>
+        <w:pStyle w:val="Heading3"/>
+      </w:pPr>
+      <w:r>
+        <w:t>Practice 1: explain the deciding evidence</w:t>
+      </w:r>
+    </w:p>
+    <w:p>
+      <w:pPr>
+        <w:pStyle w:val="ListBullet"/>
+      </w:pPr>
+      <w:r>
+        <w:t>Which labelled step matches this detail? Return K2 without replacing it with later K3.</w:t>
+      </w:r>
+    </w:p>
+    <w:p>
+      <w:pPr>
+        <w:pStyle w:val="ListBullet"/>
+      </w:pPr>
+      <w:r>
+        <w:t>1. Stop</w:t>
+      </w:r>
+    </w:p>
+    <w:p>
+      <w:pPr>
+        <w:pStyle w:val="ListBullet"/>
+      </w:pPr>
+      <w:r>
+        <w:t>2. Evaluate K1</w:t>
+      </w:r>
+    </w:p>
+    <w:p>
+      <w:pPr>
+        <w:pStyle w:val="ListBullet"/>
+      </w:pPr>
+      <w:r>
+        <w:t>3. Evaluate K2</w:t>
+      </w:r>
+    </w:p>
+    <w:p>
+      <w:pPr>
+        <w:pStyle w:val="ListBullet"/>
+      </w:pPr>
+      <w:r>
+        <w:t>4. Validate fields</w:t>
+      </w:r>
+    </w:p>
+    <w:p>
+      <w:pPr>
+        <w:pStyle w:val="Heading3"/>
+      </w:pPr>
+      <w:r>
+        <w:t>My selected conclusion, deciding fact and explanation</w:t>
+      </w:r>
+    </w:p>
+    <w:p>
+      <w:r>
+        <w:t>________________________________________________________________</w:t>
+      </w:r>
+    </w:p>
+    <w:p>
+      <w:r>
+        <w:t>________________________________________________________________</w:t>
+      </w:r>
+    </w:p>
+    <w:p>
+      <w:r>
+        <w:t>________________________________________________________________</w:t>
+      </w:r>
+    </w:p>
+    <w:p>
+      <w:r>
+        <w:t>________________________________________________________________</w:t>
+      </w:r>
+    </w:p>
+    <w:p>
+      <w:r>
+        <w:t>________________________________________________________________</w:t>
+      </w:r>
+    </w:p>
+    <w:p>
+      <w:pPr>
+        <w:pStyle w:val="ListBullet"/>
+      </w:pPr>
+      <w:r>
+        <w:t>Hint if needed: Read the steps in the pictorial case. Match the supplied detail to the stage that performs or records it.</w:t>
+      </w:r>
+    </w:p>
+    <w:p>
+      <w:pPr>
+        <w:pStyle w:val="Heading2"/>
+      </w:pPr>
+      <w:r>
+        <w:t>Check the first explanation · reference / check after trying</w:t>
+      </w:r>
+    </w:p>
+    <w:p>
+      <w:pPr>
+        <w:spacing w:line="336" w:lineRule="auto" w:after="180"/>
+      </w:pPr>
+      <w:r>
+        <w:rPr>
+          <w:b w:val="0"/>
+        </w:rPr>
+        <w:t xml:space="preserve">After your attempt, compare with the supported </w:t>
+      </w:r>
+      <w:r>
+        <w:rPr>
+          <w:b/>
+        </w:rPr>
+        <w:t>explanation</w:t>
+      </w:r>
+      <w:r>
+        <w:rPr>
+          <w:b w:val="0"/>
+        </w:rPr>
+        <w:t xml:space="preserve">: Stop Return K2 without replacing it with later K3. A complete decision </w:t>
+      </w:r>
+      <w:r>
+        <w:rPr>
+          <w:b/>
+        </w:rPr>
+        <w:t>process</w:t>
+      </w:r>
+      <w:r>
+        <w:rPr>
+          <w:b w:val="0"/>
+        </w:rPr>
+        <w:t xml:space="preserve"> specifies what to do after each result. One passing requirement is insufficient.</w:t>
+      </w:r>
+    </w:p>
+    <w:p>
+      <w:pPr>
+        <w:spacing w:line="336" w:lineRule="auto" w:after="180"/>
+      </w:pPr>
+      <w:r>
+        <w:rPr>
+          <w:b w:val="0"/>
+        </w:rPr>
+        <w:t>After a kit passes both, stopping preserves the first-match contract; automatically choosing the largest later kit would implement a different rule. A full scan with no accepted kit returns no match.</w:t>
+      </w:r>
+    </w:p>
+    <w:p>
+      <w:pPr>
+        <w:pStyle w:val="Heading2"/>
+      </w:pPr>
+      <w:r>
+        <w:t>Changed-case question</w:t>
+      </w:r>
+    </w:p>
+    <w:p>
+      <w:pPr>
+        <w:pStyle w:val="Heading3"/>
+      </w:pPr>
+      <w:r>
+        <w:t>Practice 2: explain the deciding evidence</w:t>
+      </w:r>
+    </w:p>
+    <w:p>
+      <w:pPr>
+        <w:pStyle w:val="ListBullet"/>
+      </w:pPr>
+      <w:r>
+        <w:t>Changed-case practice: Increase scissors needed to 3. Which conclusion is supported by the supplied facts?</w:t>
+      </w:r>
+    </w:p>
+    <w:p>
+      <w:pPr>
+        <w:pStyle w:val="ListBullet"/>
+      </w:pPr>
+      <w:r>
+        <w:t>1. K3 is selected.</w:t>
+      </w:r>
+    </w:p>
+    <w:p>
+      <w:pPr>
+        <w:pStyle w:val="ListBullet"/>
+      </w:pPr>
+      <w:r>
+        <w:t>2. We can decide the result without examining the changed input or the procedure.</w:t>
+      </w:r>
+    </w:p>
+    <w:p>
+      <w:pPr>
+        <w:pStyle w:val="ListBullet"/>
+      </w:pPr>
+      <w:r>
+        <w:t>3. This one example guarantees correct results for every future input.</w:t>
+      </w:r>
+    </w:p>
+    <w:p>
+      <w:pPr>
+        <w:pStyle w:val="Heading3"/>
+      </w:pPr>
+      <w:r>
+        <w:t>My selected conclusion, deciding fact and explanation</w:t>
+      </w:r>
+    </w:p>
+    <w:p>
+      <w:r>
+        <w:t>________________________________________________________________</w:t>
+      </w:r>
+    </w:p>
+    <w:p>
+      <w:r>
+        <w:t>________________________________________________________________</w:t>
+      </w:r>
+    </w:p>
+    <w:p>
+      <w:r>
+        <w:t>________________________________________________________________</w:t>
+      </w:r>
+    </w:p>
+    <w:p>
+      <w:r>
+        <w:t>________________________________________________________________</w:t>
+      </w:r>
+    </w:p>
+    <w:p>
+      <w:r>
+        <w:t>________________________________________________________________</w:t>
+      </w:r>
+    </w:p>
+    <w:p>
+      <w:pPr>
+        <w:pStyle w:val="ListBullet"/>
+      </w:pPr>
+      <w:r>
+        <w:t>Hint if needed: Use the changed condition and the deciding step in the pictorial trace. The answer must say what follows from those facts.</w:t>
+      </w:r>
+    </w:p>
+    <w:p>
+      <w:pPr>
+        <w:pStyle w:val="Heading2"/>
+      </w:pPr>
+      <w:r>
+        <w:t>Check the changed case · reference / check after trying</w:t>
+      </w:r>
+    </w:p>
+    <w:p>
+      <w:pPr>
+        <w:spacing w:line="336" w:lineRule="auto" w:after="180"/>
+      </w:pPr>
+      <w:r>
+        <w:rPr>
+          <w:b w:val="0"/>
+        </w:rPr>
+        <w:t xml:space="preserve">After your attempt, compare with the supported </w:t>
+      </w:r>
+      <w:r>
+        <w:rPr>
+          <w:b/>
+        </w:rPr>
+        <w:t>explanation</w:t>
+      </w:r>
+      <w:r>
+        <w:rPr>
+          <w:b w:val="0"/>
+        </w:rPr>
+        <w:t>: K3 is selected. K1 lacks glue; K2 has only 2 scissors; K3 has glue and 4.</w:t>
+      </w:r>
+    </w:p>
+    <w:p>
+      <w:pPr>
+        <w:pStyle w:val="Heading2"/>
+      </w:pPr>
+      <w:r>
+        <w:t>Repair and save your work</w:t>
+      </w:r>
+    </w:p>
+    <w:p>
+      <w:pPr>
+        <w:spacing w:line="336" w:lineRule="auto" w:after="180"/>
+      </w:pPr>
+      <w:r>
+        <w:rPr>
+          <w:b w:val="0"/>
+        </w:rPr>
+        <w:t xml:space="preserve">Review Choose </w:t>
+      </w:r>
+      <w:r>
+        <w:rPr>
+          <w:b/>
+        </w:rPr>
+        <w:t>Input</w:t>
+      </w:r>
+      <w:r>
+        <w:rPr>
+          <w:b w:val="0"/>
+        </w:rPr>
+        <w:t xml:space="preserve">s and </w:t>
+      </w:r>
+      <w:r>
+        <w:rPr>
+          <w:b/>
+        </w:rPr>
+        <w:t>Output</w:t>
+      </w:r>
+      <w:r>
+        <w:rPr>
+          <w:b w:val="0"/>
+        </w:rPr>
+        <w:t xml:space="preserve">s (ai-1/30). Goal: Turn the project outcome into precise </w:t>
+      </w:r>
+      <w:r>
+        <w:rPr>
+          <w:b/>
+        </w:rPr>
+        <w:t>input</w:t>
+      </w:r>
+      <w:r>
+        <w:rPr>
+          <w:b w:val="0"/>
+        </w:rPr>
+        <w:t xml:space="preserve"> and </w:t>
+      </w:r>
+      <w:r>
+        <w:rPr>
+          <w:b/>
+        </w:rPr>
+        <w:t>output</w:t>
+      </w:r>
+      <w:r>
+        <w:rPr>
+          <w:b w:val="0"/>
+        </w:rPr>
+        <w:t xml:space="preserve"> requirements. Short practice: Trace requests 10 and blank. Why should they not receive the same </w:t>
+      </w:r>
+      <w:r>
+        <w:rPr>
+          <w:b/>
+        </w:rPr>
+        <w:t>explanation</w:t>
+      </w:r>
+      <w:r>
+        <w:rPr>
+          <w:b w:val="0"/>
+        </w:rPr>
+        <w:t>?.</w:t>
+      </w:r>
+    </w:p>
+    <w:p>
+      <w:pPr>
+        <w:spacing w:line="336" w:lineRule="auto" w:after="180"/>
+      </w:pPr>
+      <w:r>
+        <w:rPr>
+          <w:b w:val="0"/>
+        </w:rPr>
+        <w:t>Return to this week and explain what you changed.</w:t>
+      </w:r>
+    </w:p>
+    <w:p>
+      <w:pPr>
+        <w:spacing w:line="336" w:lineRule="auto" w:after="180"/>
+      </w:pPr>
+      <w:r>
+        <w:rPr>
+          <w:b w:val="0"/>
+        </w:rPr>
+        <w:t xml:space="preserve">Review Humans Set Boundaries (ai-1/28). Goal: Distinguish a system’s capability, the correctness of its </w:t>
+      </w:r>
+      <w:r>
+        <w:rPr>
+          <w:b/>
+        </w:rPr>
+        <w:t>output</w:t>
+      </w:r>
+      <w:r>
+        <w:rPr>
+          <w:b w:val="0"/>
+        </w:rPr>
+        <w:t xml:space="preserve"> and permission to take an action. Short practice: Which original proposal is authorised?</w:t>
+      </w:r>
+    </w:p>
+    <w:p>
+      <w:pPr>
+        <w:spacing w:line="336" w:lineRule="auto" w:after="180"/>
+      </w:pPr>
+      <w:r>
+        <w:rPr>
+          <w:b w:val="0"/>
+        </w:rPr>
+        <w:t>Why do the other two need separate approval?. Return to this week and explain what you changed.</w:t>
+      </w:r>
+    </w:p>
+    <w:p>
+      <w:pPr>
+        <w:spacing w:line="336" w:lineRule="auto" w:after="180"/>
+      </w:pPr>
+      <w:r>
+        <w:rPr>
+          <w:b w:val="0"/>
+        </w:rPr>
+        <w:t xml:space="preserve">Review Generate, Retrieve, or Calculate? (ai-1/25). Goal: Distinguish retrieving a record, calculating from </w:t>
+      </w:r>
+      <w:r>
+        <w:rPr>
+          <w:b/>
+        </w:rPr>
+        <w:t>input</w:t>
+      </w:r>
+      <w:r>
+        <w:rPr>
+          <w:b w:val="0"/>
+        </w:rPr>
+        <w:t>s and generating wording. Short practice: Label each arrow with its operation.</w:t>
+      </w:r>
+    </w:p>
+    <w:p>
+      <w:pPr>
+        <w:spacing w:line="336" w:lineRule="auto" w:after="180"/>
+      </w:pPr>
+      <w:r>
+        <w:rPr>
+          <w:b w:val="0"/>
+        </w:rPr>
+        <w:t>Can the system add snacks because invitations often mention them?. Return to this week and explain what you changed.</w:t>
+      </w:r>
+    </w:p>
+    <w:p>
+      <w:pPr>
+        <w:spacing w:line="336" w:lineRule="auto" w:after="180"/>
+      </w:pPr>
+      <w:r>
+        <w:rPr>
+          <w:b w:val="0"/>
+        </w:rPr>
+        <w:t xml:space="preserve">Use Download completed work in the hosted lesson to export your answers, reflections, practice feedback and code-run </w:t>
+      </w:r>
+      <w:r>
+        <w:rPr>
+          <w:b/>
+        </w:rPr>
+        <w:t>evidence</w:t>
+      </w:r>
+      <w:r>
+        <w:rPr>
+          <w:b w:val="0"/>
+        </w:rPr>
+        <w:t>. Open the HTML copy to read or print it.</w:t>
+      </w:r>
+    </w:p>
+    <w:p>
+      <w:pPr>
+        <w:spacing w:line="336" w:lineRule="auto" w:after="180"/>
+      </w:pPr>
+      <w:r>
+        <w:rPr>
+          <w:b w:val="0"/>
+        </w:rPr>
+        <w:t>Drafts stay in this browser when storage is available; clear drafts on a shared device.</w:t>
+      </w:r>
+    </w:p>
+    <w:p>
+      <w:pPr>
+        <w:pStyle w:val="Heading3"/>
+      </w:pPr>
+      <w:r>
+        <w:t>What I repaired, the evidence I kept and the next test</w:t>
+      </w:r>
+    </w:p>
+    <w:p>
+      <w:r>
+        <w:t>________________________________________________________________</w:t>
+      </w:r>
+    </w:p>
+    <w:p>
+      <w:r>
+        <w:t>________________________________________________________________</w:t>
+      </w:r>
+    </w:p>
+    <w:p>
+      <w:r>
+        <w:t>________________________________________________________________</w:t>
+      </w:r>
+    </w:p>
+    <w:p>
+      <w:r>
+        <w:t>________________________________________________________________</w:t>
+      </w:r>
+    </w:p>
+    <w:p>
+      <w:r>
+        <w:t>________________________________________________________________</w:t>
+      </w:r>
+    </w:p>
+    <w:p>
+      <w:pPr>
+        <w:pStyle w:val="Heading2"/>
+      </w:pPr>
+      <w:r>
+        <w:t>Earlier wording, alternatives and picture transcripts · reference / check after trying</w:t>
       </w:r>
     </w:p>
     <w:p>
@@ -2400,80 +2958,10 @@
     </w:p>
     <w:p>
       <w:pPr>
-        <w:spacing w:line="336" w:lineRule="auto" w:after="180"/>
-      </w:pPr>
-      <w:r>
-        <w:rPr>
-          <w:b w:val="0"/>
-        </w:rPr>
-        <w:t>A fictional worksheet routes craft kits by required glue and number of scissors.</w:t>
-      </w:r>
-    </w:p>
-    <w:p>
-      <w:pPr>
         <w:pStyle w:val="Heading3"/>
       </w:pPr>
       <w:r>
-        <w:t>Practice 1: explain the deciding evidence</w:t>
-      </w:r>
-    </w:p>
-    <w:p>
-      <w:pPr>
-        <w:spacing w:line="336" w:lineRule="auto" w:after="180"/>
-      </w:pPr>
-      <w:r>
-        <w:rPr>
-          <w:b w:val="0"/>
-        </w:rPr>
-        <w:t>Which labelled step matches this detail? Return K2 without replacing it with later K3.</w:t>
-      </w:r>
-    </w:p>
-    <w:p>
-      <w:pPr>
-        <w:spacing w:line="336" w:lineRule="auto" w:after="180"/>
-        <w:shd w:fill="F4F9FC"/>
-      </w:pPr>
-      <w:r>
-        <w:rPr>
-          <w:b w:val="0"/>
-        </w:rPr>
-        <w:t>1. Stop</w:t>
-      </w:r>
-    </w:p>
-    <w:p>
-      <w:pPr>
-        <w:spacing w:line="336" w:lineRule="auto" w:after="180"/>
-        <w:shd w:fill="F4F9FC"/>
-      </w:pPr>
-      <w:r>
-        <w:rPr>
-          <w:b w:val="0"/>
-        </w:rPr>
-        <w:t>2. Evaluate K1</w:t>
-      </w:r>
-    </w:p>
-    <w:p>
-      <w:pPr>
-        <w:spacing w:line="336" w:lineRule="auto" w:after="180"/>
-        <w:shd w:fill="F4F9FC"/>
-      </w:pPr>
-      <w:r>
-        <w:rPr>
-          <w:b w:val="0"/>
-        </w:rPr>
-        <w:t>3. Evaluate K2</w:t>
-      </w:r>
-    </w:p>
-    <w:p>
-      <w:pPr>
-        <w:spacing w:line="336" w:lineRule="auto" w:after="180"/>
-        <w:shd w:fill="F4F9FC"/>
-      </w:pPr>
-      <w:r>
-        <w:rPr>
-          <w:b w:val="0"/>
-        </w:rPr>
-        <w:t>4. Validate fields</w:t>
+        <w:t>Repair a missing building block</w:t>
       </w:r>
     </w:p>
     <w:p>
@@ -2481,532 +2969,25 @@
         <w:pStyle w:val="Heading3"/>
       </w:pPr>
       <w:r>
-        <w:t>My selected conclusion, deciding fact and explanation</w:t>
-      </w:r>
-    </w:p>
-    <w:p>
-      <w:r>
-        <w:t>________________________________________________________________</w:t>
-      </w:r>
-    </w:p>
-    <w:p>
-      <w:r>
-        <w:t>________________________________________________________________</w:t>
-      </w:r>
-    </w:p>
-    <w:p>
-      <w:r>
-        <w:t>________________________________________________________________</w:t>
-      </w:r>
-    </w:p>
-    <w:p>
-      <w:r>
-        <w:t>________________________________________________________________</w:t>
-      </w:r>
-    </w:p>
-    <w:p>
-      <w:r>
-        <w:t>________________________________________________________________</w:t>
-      </w:r>
-    </w:p>
-    <w:p>
-      <w:pPr>
-        <w:pStyle w:val="Heading3"/>
-      </w:pPr>
-      <w:r>
-        <w:t>Hint · try first</w:t>
-      </w:r>
-    </w:p>
-    <w:p>
-      <w:pPr>
-        <w:spacing w:line="336" w:lineRule="auto" w:after="180"/>
-        <w:shd w:fill="F1F6F8"/>
-      </w:pPr>
-      <w:r>
-        <w:rPr>
-          <w:b w:val="0"/>
-        </w:rPr>
-        <w:t>Hint if needed: Read the steps in the pictorial case. Match the supplied detail to the stage that performs or records it.</w:t>
-      </w:r>
-    </w:p>
-    <w:p>
-      <w:pPr>
-        <w:pStyle w:val="Heading3"/>
-      </w:pPr>
-      <w:r>
-        <w:t>Feedback · compare after trying</w:t>
-      </w:r>
-    </w:p>
-    <w:p>
-      <w:pPr>
-        <w:spacing w:line="336" w:lineRule="auto" w:after="180"/>
-        <w:shd w:fill="F1F6FC"/>
-      </w:pPr>
-      <w:r>
-        <w:rPr>
-          <w:b w:val="0"/>
-        </w:rPr>
-        <w:t xml:space="preserve">After your attempt, compare with the supported </w:t>
-      </w:r>
-      <w:r>
-        <w:rPr>
-          <w:b/>
-        </w:rPr>
-        <w:t>explanation</w:t>
-      </w:r>
-      <w:r>
-        <w:rPr>
-          <w:b w:val="0"/>
-        </w:rPr>
-        <w:t xml:space="preserve">: Stop Return K2 without replacing it with later K3. A complete decision </w:t>
-      </w:r>
-      <w:r>
-        <w:rPr>
-          <w:b/>
-        </w:rPr>
-        <w:t>process</w:t>
-      </w:r>
-      <w:r>
-        <w:rPr>
-          <w:b w:val="0"/>
-        </w:rPr>
-        <w:t xml:space="preserve"> specifies what to do after each result. One passing requirement is insufficient.</w:t>
-      </w:r>
-    </w:p>
-    <w:p>
-      <w:pPr>
-        <w:spacing w:line="336" w:lineRule="auto" w:after="180"/>
-        <w:shd w:fill="F1F6FC"/>
-      </w:pPr>
-      <w:r>
-        <w:rPr>
-          <w:b w:val="0"/>
-        </w:rPr>
-        <w:t>After a kit passes both, stopping preserves the first-match contract; automatically choosing the largest later kit would implement a different rule. A full scan with no accepted kit returns no match.</w:t>
-      </w:r>
-    </w:p>
-    <w:p>
-      <w:pPr>
-        <w:pStyle w:val="Heading3"/>
-      </w:pPr>
-      <w:r>
-        <w:t>Practice 2: explain the deciding evidence</w:t>
-      </w:r>
-    </w:p>
-    <w:p>
-      <w:pPr>
-        <w:pStyle w:val="Heading3"/>
-      </w:pPr>
-      <w:r>
-        <w:t>Changed case · predict first</w:t>
-      </w:r>
-    </w:p>
-    <w:p>
-      <w:pPr>
-        <w:spacing w:line="336" w:lineRule="auto" w:after="180"/>
-        <w:shd w:fill="F5F1FB"/>
-      </w:pPr>
-      <w:r>
-        <w:rPr>
-          <w:b w:val="0"/>
-        </w:rPr>
-        <w:t>Changed-case practice: Increase scissors needed to 3. Which conclusion is supported by the supplied facts?</w:t>
-      </w:r>
-    </w:p>
-    <w:p>
-      <w:pPr>
-        <w:spacing w:line="336" w:lineRule="auto" w:after="180"/>
-        <w:shd w:fill="F4F9FC"/>
-      </w:pPr>
-      <w:r>
-        <w:rPr>
-          <w:b w:val="0"/>
-        </w:rPr>
-        <w:t>1. K3 is selected.</w:t>
-      </w:r>
-    </w:p>
-    <w:p>
-      <w:pPr>
-        <w:spacing w:line="336" w:lineRule="auto" w:after="180"/>
-        <w:shd w:fill="F4F9FC"/>
-      </w:pPr>
-      <w:r>
-        <w:rPr>
-          <w:b w:val="0"/>
-        </w:rPr>
-        <w:t xml:space="preserve">2. We can decide the result without examining the changed </w:t>
-      </w:r>
-      <w:r>
-        <w:rPr>
-          <w:b/>
-        </w:rPr>
-        <w:t>input</w:t>
-      </w:r>
-      <w:r>
-        <w:rPr>
-          <w:b w:val="0"/>
-        </w:rPr>
-        <w:t xml:space="preserve"> or the procedure.</w:t>
-      </w:r>
-    </w:p>
-    <w:p>
-      <w:pPr>
-        <w:spacing w:line="336" w:lineRule="auto" w:after="180"/>
-        <w:shd w:fill="F4F9FC"/>
-      </w:pPr>
-      <w:r>
-        <w:rPr>
-          <w:b w:val="0"/>
-        </w:rPr>
-        <w:t xml:space="preserve">3. This one example guarantees correct results for every future </w:t>
-      </w:r>
-      <w:r>
-        <w:rPr>
-          <w:b/>
-        </w:rPr>
-        <w:t>input</w:t>
-      </w:r>
-      <w:r>
-        <w:rPr>
-          <w:b w:val="0"/>
-        </w:rPr>
-        <w:t>.</w:t>
-      </w:r>
-    </w:p>
-    <w:p>
-      <w:pPr>
-        <w:pStyle w:val="Heading3"/>
-      </w:pPr>
-      <w:r>
-        <w:t>My selected conclusion, deciding fact and explanation</w:t>
-      </w:r>
-    </w:p>
-    <w:p>
-      <w:r>
-        <w:t>________________________________________________________________</w:t>
-      </w:r>
-    </w:p>
-    <w:p>
-      <w:r>
-        <w:t>________________________________________________________________</w:t>
-      </w:r>
-    </w:p>
-    <w:p>
-      <w:r>
-        <w:t>________________________________________________________________</w:t>
-      </w:r>
-    </w:p>
-    <w:p>
-      <w:r>
-        <w:t>________________________________________________________________</w:t>
-      </w:r>
-    </w:p>
-    <w:p>
-      <w:r>
-        <w:t>________________________________________________________________</w:t>
-      </w:r>
-    </w:p>
-    <w:p>
-      <w:pPr>
-        <w:pStyle w:val="Heading3"/>
-      </w:pPr>
-      <w:r>
-        <w:t>Hint · try first</w:t>
-      </w:r>
-    </w:p>
-    <w:p>
-      <w:pPr>
-        <w:spacing w:line="336" w:lineRule="auto" w:after="180"/>
-        <w:shd w:fill="F1F6F8"/>
-      </w:pPr>
-      <w:r>
-        <w:rPr>
-          <w:b w:val="0"/>
-        </w:rPr>
-        <w:t>Hint if needed: Use the changed condition and the deciding step in the pictorial trace. The answer must say what follows from those facts.</w:t>
-      </w:r>
-    </w:p>
-    <w:p>
-      <w:pPr>
-        <w:pStyle w:val="Heading3"/>
-      </w:pPr>
-      <w:r>
-        <w:t>Feedback · compare after trying</w:t>
-      </w:r>
-    </w:p>
-    <w:p>
-      <w:pPr>
-        <w:spacing w:line="336" w:lineRule="auto" w:after="180"/>
-        <w:shd w:fill="F1F6FC"/>
-      </w:pPr>
-      <w:r>
-        <w:rPr>
-          <w:b w:val="0"/>
-        </w:rPr>
-        <w:t xml:space="preserve">After your attempt, compare with the supported </w:t>
-      </w:r>
-      <w:r>
-        <w:rPr>
-          <w:b/>
-        </w:rPr>
-        <w:t>explanation</w:t>
-      </w:r>
-      <w:r>
-        <w:rPr>
-          <w:b w:val="0"/>
-        </w:rPr>
-        <w:t>: K3 is selected. K1 lacks glue; K2 has only 2 scissors; K3 has glue and 4.</w:t>
-      </w:r>
-    </w:p>
-    <w:p>
-      <w:pPr>
-        <w:pStyle w:val="Heading3"/>
-      </w:pPr>
-      <w:r>
-        <w:t>Repair a missing building block</w:t>
-      </w:r>
-    </w:p>
-    <w:p>
-      <w:pPr>
-        <w:spacing w:line="336" w:lineRule="auto" w:after="180"/>
-      </w:pPr>
-      <w:r>
-        <w:rPr>
-          <w:b w:val="0"/>
-        </w:rPr>
-        <w:t xml:space="preserve">Review Choose </w:t>
-      </w:r>
-      <w:r>
-        <w:rPr>
-          <w:b/>
-        </w:rPr>
-        <w:t>Input</w:t>
-      </w:r>
-      <w:r>
-        <w:rPr>
-          <w:b w:val="0"/>
-        </w:rPr>
-        <w:t xml:space="preserve">s and </w:t>
-      </w:r>
-      <w:r>
-        <w:rPr>
-          <w:b/>
-        </w:rPr>
-        <w:t>Output</w:t>
-      </w:r>
-      <w:r>
-        <w:rPr>
-          <w:b w:val="0"/>
-        </w:rPr>
-        <w:t xml:space="preserve">s (ai-1/30). Goal: Turn the project outcome into precise </w:t>
-      </w:r>
-      <w:r>
-        <w:rPr>
-          <w:b/>
-        </w:rPr>
-        <w:t>input</w:t>
-      </w:r>
-      <w:r>
-        <w:rPr>
-          <w:b w:val="0"/>
-        </w:rPr>
-        <w:t xml:space="preserve"> and </w:t>
-      </w:r>
-      <w:r>
-        <w:rPr>
-          <w:b/>
-        </w:rPr>
-        <w:t>output</w:t>
-      </w:r>
-      <w:r>
-        <w:rPr>
-          <w:b w:val="0"/>
-        </w:rPr>
-        <w:t xml:space="preserve"> requirements. Short practice: Trace requests 10 and blank. Why should they not receive the same </w:t>
-      </w:r>
-      <w:r>
-        <w:rPr>
-          <w:b/>
-        </w:rPr>
-        <w:t>explanation</w:t>
-      </w:r>
-      <w:r>
-        <w:rPr>
-          <w:b w:val="0"/>
-        </w:rPr>
-        <w:t>?.</w:t>
-      </w:r>
-    </w:p>
-    <w:p>
-      <w:pPr>
-        <w:spacing w:line="336" w:lineRule="auto" w:after="180"/>
-      </w:pPr>
-      <w:r>
-        <w:rPr>
-          <w:b w:val="0"/>
-        </w:rPr>
-        <w:t>Return to this week and explain what you changed.</w:t>
-      </w:r>
-    </w:p>
-    <w:p>
-      <w:pPr>
-        <w:spacing w:line="336" w:lineRule="auto" w:after="180"/>
-      </w:pPr>
-      <w:r>
-        <w:rPr>
-          <w:b w:val="0"/>
-        </w:rPr>
-        <w:t xml:space="preserve">Review Humans Set Boundaries (ai-1/28). Goal: Distinguish a system’s capability, the correctness of its </w:t>
-      </w:r>
-      <w:r>
-        <w:rPr>
-          <w:b/>
-        </w:rPr>
-        <w:t>output</w:t>
-      </w:r>
-      <w:r>
-        <w:rPr>
-          <w:b w:val="0"/>
-        </w:rPr>
-        <w:t xml:space="preserve"> and permission to take an action. Short practice: Which original proposal is authorised?</w:t>
-      </w:r>
-    </w:p>
-    <w:p>
-      <w:pPr>
-        <w:spacing w:line="336" w:lineRule="auto" w:after="180"/>
-      </w:pPr>
-      <w:r>
-        <w:rPr>
-          <w:b w:val="0"/>
-        </w:rPr>
-        <w:t>Why do the other two need separate approval?. Return to this week and explain what you changed.</w:t>
-      </w:r>
-    </w:p>
-    <w:p>
-      <w:pPr>
-        <w:spacing w:line="336" w:lineRule="auto" w:after="180"/>
-      </w:pPr>
-      <w:r>
-        <w:rPr>
-          <w:b w:val="0"/>
-        </w:rPr>
-        <w:t xml:space="preserve">Review Generate, Retrieve, or Calculate? (ai-1/25). Goal: Distinguish retrieving a record, calculating from </w:t>
-      </w:r>
-      <w:r>
-        <w:rPr>
-          <w:b/>
-        </w:rPr>
-        <w:t>input</w:t>
-      </w:r>
-      <w:r>
-        <w:rPr>
-          <w:b w:val="0"/>
-        </w:rPr>
-        <w:t>s and generating wording. Short practice: Label each arrow with its operation.</w:t>
-      </w:r>
-    </w:p>
-    <w:p>
-      <w:pPr>
-        <w:spacing w:line="336" w:lineRule="auto" w:after="180"/>
-      </w:pPr>
-      <w:r>
-        <w:rPr>
-          <w:b w:val="0"/>
-        </w:rPr>
-        <w:t>Can the system add snacks because invitations often mention them?. Return to this week and explain what you changed.</w:t>
-      </w:r>
-    </w:p>
-    <w:p>
-      <w:pPr>
-        <w:pStyle w:val="Heading3"/>
-      </w:pPr>
-      <w:r>
         <w:t>Keep your completed work</w:t>
       </w:r>
     </w:p>
     <w:p>
       <w:pPr>
-        <w:spacing w:line="336" w:lineRule="auto" w:after="180"/>
-      </w:pPr>
-      <w:r>
-        <w:rPr>
-          <w:b w:val="0"/>
-        </w:rPr>
-        <w:t xml:space="preserve">Use Download completed work in the hosted lesson to export your answers, reflections, practice feedback and code-run </w:t>
-      </w:r>
-      <w:r>
-        <w:rPr>
-          <w:b/>
-        </w:rPr>
-        <w:t>evidence</w:t>
-      </w:r>
-      <w:r>
-        <w:rPr>
-          <w:b w:val="0"/>
-        </w:rPr>
-        <w:t>. Open the HTML copy to read or print it.</w:t>
-      </w:r>
-    </w:p>
-    <w:p>
-      <w:pPr>
-        <w:spacing w:line="336" w:lineRule="auto" w:after="180"/>
-      </w:pPr>
-      <w:r>
-        <w:rPr>
-          <w:b w:val="0"/>
-        </w:rPr>
-        <w:t>Drafts stay in this browser when storage is available; clear drafts on a shared device.</w:t>
-      </w:r>
-    </w:p>
-    <w:p>
-      <w:pPr>
-        <w:pStyle w:val="Heading3"/>
-      </w:pPr>
-      <w:r>
-        <w:t>What I repaired, the evidence I kept and the next test</w:t>
-      </w:r>
-    </w:p>
-    <w:p>
-      <w:r>
-        <w:t>________________________________________________________________</w:t>
-      </w:r>
-    </w:p>
-    <w:p>
-      <w:r>
-        <w:t>________________________________________________________________</w:t>
-      </w:r>
-    </w:p>
-    <w:p>
-      <w:r>
-        <w:t>________________________________________________________________</w:t>
-      </w:r>
-    </w:p>
-    <w:p>
-      <w:r>
-        <w:t>________________________________________________________________</w:t>
-      </w:r>
-    </w:p>
-    <w:p>
-      <w:r>
-        <w:t>________________________________________________________________</w:t>
-      </w:r>
-    </w:p>
-    <w:p>
-      <w:pPr>
         <w:pStyle w:val="Heading1"/>
       </w:pPr>
       <w:r>
-        <w:t>21. Visual concept journey</w:t>
-      </w:r>
-    </w:p>
-    <w:p>
-      <w:r>
-        <w:t>Explain each Design the Decision Process picture from its labels, then record a relevant limit.</w:t>
-      </w:r>
-    </w:p>
-    <w:p>
-      <w:pPr>
-        <w:pStyle w:val="Heading3"/>
+        <w:t>21. Reference · Six-picture response sheets</w:t>
+      </w:r>
+    </w:p>
+    <w:p>
+      <w:r>
+        <w:t>Choose the image that helps rather than repeating all six.</w:t>
+      </w:r>
+    </w:p>
+    <w:p>
+      <w:pPr>
+        <w:pStyle w:val="Heading2"/>
       </w:pPr>
       <w:r>
         <w:t>01. Design the Decision Process: the case</w:t>
@@ -3073,7 +3054,6 @@
     <w:p>
       <w:pPr>
         <w:spacing w:line="336" w:lineRule="auto" w:after="180"/>
-        <w:shd w:fill="F5F1FB"/>
       </w:pPr>
       <w:r>
         <w:rPr>
@@ -3112,7 +3092,7 @@
     </w:p>
     <w:p>
       <w:pPr>
-        <w:pStyle w:val="Heading3"/>
+        <w:pStyle w:val="Heading2"/>
       </w:pPr>
       <w:r>
         <w:t>02. Follow the deciding steps</w:t>
@@ -3180,7 +3160,6 @@
     <w:p>
       <w:pPr>
         <w:spacing w:line="336" w:lineRule="auto" w:after="180"/>
-        <w:shd w:fill="F5F1FB"/>
       </w:pPr>
       <w:r>
         <w:rPr>
@@ -3231,7 +3210,7 @@
     </w:p>
     <w:p>
       <w:pPr>
-        <w:pStyle w:val="Heading3"/>
+        <w:pStyle w:val="Heading2"/>
       </w:pPr>
       <w:r>
         <w:t>03. Four paths through the recommender</w:t>
@@ -3340,7 +3319,6 @@
     <w:p>
       <w:pPr>
         <w:spacing w:line="336" w:lineRule="auto" w:after="180"/>
-        <w:shd w:fill="F5F1FB"/>
       </w:pPr>
       <w:r>
         <w:rPr>
@@ -3379,7 +3357,7 @@
     </w:p>
     <w:p>
       <w:pPr>
-        <w:pStyle w:val="Heading3"/>
+        <w:pStyle w:val="Heading2"/>
       </w:pPr>
       <w:r>
         <w:t>04. Change one thing. Trace what follows.</w:t>
@@ -3435,7 +3413,6 @@
     <w:p>
       <w:pPr>
         <w:spacing w:line="336" w:lineRule="auto" w:after="180"/>
-        <w:shd w:fill="F5F1FB"/>
       </w:pPr>
       <w:r>
         <w:rPr>
@@ -3474,7 +3451,7 @@
     </w:p>
     <w:p>
       <w:pPr>
-        <w:pStyle w:val="Heading3"/>
+        <w:pStyle w:val="Heading2"/>
       </w:pPr>
       <w:r>
         <w:t>05. Connect the explanation to its limit</w:t>
@@ -3564,7 +3541,6 @@
     <w:p>
       <w:pPr>
         <w:spacing w:line="336" w:lineRule="auto" w:after="180"/>
-        <w:shd w:fill="F5F1FB"/>
       </w:pPr>
       <w:r>
         <w:rPr>
@@ -3603,7 +3579,7 @@
     </w:p>
     <w:p>
       <w:pPr>
-        <w:pStyle w:val="Heading3"/>
+        <w:pStyle w:val="Heading2"/>
       </w:pPr>
       <w:r>
         <w:t>06. Make the idea visible in your project</w:t>
@@ -3718,7 +3694,6 @@
     <w:p>
       <w:pPr>
         <w:spacing w:line="336" w:lineRule="auto" w:after="180"/>
-        <w:shd w:fill="F5F1FB"/>
       </w:pPr>
       <w:r>
         <w:rPr>
@@ -3765,6 +3740,62 @@
     <w:p>
       <w:r>
         <w:t>________________________________________________________________</w:t>
+      </w:r>
+    </w:p>
+    <w:p>
+      <w:pPr>
+        <w:pStyle w:val="Heading2"/>
+      </w:pPr>
+      <w:r>
+        <w:t>Earlier wording, alternatives and picture transcripts · reference / check after trying</w:t>
+      </w:r>
+    </w:p>
+    <w:p>
+      <w:pPr>
+        <w:pStyle w:val="Heading3"/>
+      </w:pPr>
+      <w:r>
+        <w:t>01. Design the Decision Process: the case</w:t>
+      </w:r>
+    </w:p>
+    <w:p>
+      <w:pPr>
+        <w:pStyle w:val="Heading3"/>
+      </w:pPr>
+      <w:r>
+        <w:t>02. Follow the deciding steps</w:t>
+      </w:r>
+    </w:p>
+    <w:p>
+      <w:pPr>
+        <w:pStyle w:val="Heading3"/>
+      </w:pPr>
+      <w:r>
+        <w:t>03. Four paths through the recommender</w:t>
+      </w:r>
+    </w:p>
+    <w:p>
+      <w:pPr>
+        <w:pStyle w:val="Heading3"/>
+      </w:pPr>
+      <w:r>
+        <w:t>04. Change one thing. Trace what follows.</w:t>
+      </w:r>
+    </w:p>
+    <w:p>
+      <w:pPr>
+        <w:pStyle w:val="Heading3"/>
+      </w:pPr>
+      <w:r>
+        <w:t>05. Connect the explanation to its limit</w:t>
+      </w:r>
+    </w:p>
+    <w:p>
+      <w:pPr>
+        <w:pStyle w:val="Heading3"/>
+      </w:pPr>
+      <w:r>
+        <w:t>06. Make the idea visible in your project</w:t>
       </w:r>
     </w:p>
     <w:sectPr>
